--- a/Mam Maimoona Khilji - Computer Networks (Lab)/Lab Task 4/Task 04.docx
+++ b/Mam Maimoona Khilji - Computer Networks (Lab)/Lab Task 4/Task 04.docx
@@ -1,32 +1,26 @@
 
 <file path=word/document.xml><?xml version="1.0" encoding="utf-8"?>
-<w:document xmlns:mc="http://schemas.openxmlformats.org/markup-compatibility/2006" xmlns:o="urn:schemas-microsoft-com:office:office" xmlns:r="http://schemas.openxmlformats.org/officeDocument/2006/relationships" xmlns:m="http://schemas.openxmlformats.org/officeDocument/2006/math" xmlns:v="urn:schemas-microsoft-com:vml" xmlns:wp="http://schemas.openxmlformats.org/drawingml/2006/wordprocessingDrawing" xmlns:w10="urn:schemas-microsoft-com:office:word" xmlns:w="http://schemas.openxmlformats.org/wordprocessingml/2006/main" xmlns:wne="http://schemas.microsoft.com/office/word/2006/wordml" xmlns:sl="http://schemas.openxmlformats.org/schemaLibrary/2006/main" xmlns:a="http://schemas.openxmlformats.org/drawingml/2006/main" xmlns:pic="http://schemas.openxmlformats.org/drawingml/2006/picture" xmlns:c="http://schemas.openxmlformats.org/drawingml/2006/chart" xmlns:lc="http://schemas.openxmlformats.org/drawingml/2006/lockedCanvas" xmlns:dgm="http://schemas.openxmlformats.org/drawingml/2006/diagram" xmlns:wps="http://schemas.microsoft.com/office/word/2010/wordprocessingShape" xmlns:wpg="http://schemas.microsoft.com/office/word/2010/wordprocessingGroup" xmlns:w14="http://schemas.microsoft.com/office/word/2010/wordml" xmlns:w15="http://schemas.microsoft.com/office/word/2012/wordml" xmlns:w16="http://schemas.microsoft.com/office/word/2018/wordml" xmlns:w16cex="http://schemas.microsoft.com/office/word/2018/wordml/cex" xmlns:w16cid="http://schemas.microsoft.com/office/word/2016/wordml/cid" xmlns="http://schemas.microsoft.com/office/tasks/2019/documenttasks" xmlns:cr="http://schemas.microsoft.com/office/comments/2020/reactions">
+<w:document xmlns:wpc="http://schemas.microsoft.com/office/word/2010/wordprocessingCanvas" xmlns:cx="http://schemas.microsoft.com/office/drawing/2014/chartex" xmlns:cx1="http://schemas.microsoft.com/office/drawing/2015/9/8/chartex" xmlns:cx2="http://schemas.microsoft.com/office/drawing/2015/10/21/chartex" xmlns:cx3="http://schemas.microsoft.com/office/drawing/2016/5/9/chartex" xmlns:cx4="http://schemas.microsoft.com/office/drawing/2016/5/10/chartex" xmlns:cx5="http://schemas.microsoft.com/office/drawing/2016/5/11/chartex" xmlns:cx6="http://schemas.microsoft.com/office/drawing/2016/5/12/chartex" xmlns:cx7="http://schemas.microsoft.com/office/drawing/2016/5/13/chartex" xmlns:cx8="http://schemas.microsoft.com/office/drawing/2016/5/14/chartex" xmlns:mc="http://schemas.openxmlformats.org/markup-compatibility/2006" xmlns:aink="http://schemas.microsoft.com/office/drawing/2016/ink" xmlns:am3d="http://schemas.microsoft.com/office/drawing/2017/model3d" xmlns:o="urn:schemas-microsoft-com:office:office" xmlns:oel="http://schemas.microsoft.com/office/2019/extlst" xmlns:r="http://schemas.openxmlformats.org/officeDocument/2006/relationships" xmlns:m="http://schemas.openxmlformats.org/officeDocument/2006/math" xmlns:v="urn:schemas-microsoft-com:vml" xmlns:wp14="http://schemas.microsoft.com/office/word/2010/wordprocessingDrawing" xmlns:wp="http://schemas.openxmlformats.org/drawingml/2006/wordprocessingDrawing" xmlns:w10="urn:schemas-microsoft-com:office:word" xmlns:w="http://schemas.openxmlformats.org/wordprocessingml/2006/main" xmlns:w14="http://schemas.microsoft.com/office/word/2010/wordml" xmlns:w15="http://schemas.microsoft.com/office/word/2012/wordml" xmlns:w16cex="http://schemas.microsoft.com/office/word/2018/wordml/cex" xmlns:w16cid="http://schemas.microsoft.com/office/word/2016/wordml/cid" xmlns:w16="http://schemas.microsoft.com/office/word/2018/wordml" xmlns:w16du="http://schemas.microsoft.com/office/word/2023/wordml/word16du" xmlns:w16sdtdh="http://schemas.microsoft.com/office/word/2020/wordml/sdtdatahash" xmlns:w16sdtfl="http://schemas.microsoft.com/office/word/2024/wordml/sdtformatlock" xmlns:w16se="http://schemas.microsoft.com/office/word/2015/wordml/symex" xmlns:wpg="http://schemas.microsoft.com/office/word/2010/wordprocessingGroup" xmlns:wpi="http://schemas.microsoft.com/office/word/2010/wordprocessingInk" xmlns:wne="http://schemas.microsoft.com/office/word/2006/wordml" xmlns:wps="http://schemas.microsoft.com/office/word/2010/wordprocessingShape" mc:Ignorable="w14 w15 w16se w16cid w16 w16cex w16sdtdh w16sdtfl w16du wp14">
   <w:body>
     <w:p>
       <w:pPr>
         <w:pStyle w:val="Title"/>
         <w:jc w:val="center"/>
         <w:rPr>
-          <w:rFonts w:ascii="Times New Roman" w:cs="Times New Roman" w:eastAsia="Times New Roman" w:hAnsi="Times New Roman"/>
-          <w:sz w:val="26"/>
-          <w:szCs w:val="26"/>
-        </w:rPr>
-      </w:pPr>
-      <w:bookmarkStart w:colFirst="0" w:colLast="0" w:name="_56otaavkhiw" w:id="0"/>
+          <w:rFonts w:ascii="Times New Roman" w:eastAsia="Times New Roman" w:hAnsi="Times New Roman" w:cs="Times New Roman"/>
+          <w:sz w:val="26"/>
+          <w:szCs w:val="26"/>
+        </w:rPr>
+      </w:pPr>
+      <w:bookmarkStart w:id="0" w:name="_56otaavkhiw" w:colFirst="0" w:colLast="0"/>
       <w:bookmarkEnd w:id="0"/>
       <w:r>
         <w:rPr>
-          <w:rFonts w:ascii="Times New Roman" w:cs="Times New Roman" w:eastAsia="Times New Roman" w:hAnsi="Times New Roman"/>
+          <w:rFonts w:ascii="Times New Roman" w:eastAsia="Times New Roman" w:hAnsi="Times New Roman" w:cs="Times New Roman"/>
           <w:sz w:val="32"/>
           <w:szCs w:val="32"/>
-          <w:rtl w:val="0"/>
-        </w:rPr>
-        <w:t xml:space="preserve">Task 04</w:t>
-      </w:r>
-      <w:r>
-        <w:rPr>
-          <w:rtl w:val="0"/>
-        </w:rPr>
+        </w:rPr>
+        <w:t>Task 04</w:t>
       </w:r>
     </w:p>
     <w:p>
@@ -38,57 +32,45 @@
           <w:ilvl w:val="0"/>
           <w:numId w:val="2"/>
         </w:numPr>
-        <w:spacing w:after="80" w:before="360" w:lineRule="auto"/>
-        <w:ind w:left="720" w:hanging="360"/>
-        <w:rPr>
-          <w:rFonts w:ascii="Times New Roman" w:cs="Times New Roman" w:eastAsia="Times New Roman" w:hAnsi="Times New Roman"/>
-          <w:b w:val="1"/>
-          <w:bCs w:val="1"/>
+        <w:spacing w:before="360" w:after="80"/>
+        <w:rPr>
+          <w:rFonts w:ascii="Times New Roman" w:eastAsia="Times New Roman" w:hAnsi="Times New Roman" w:cs="Times New Roman"/>
+          <w:b/>
+          <w:bCs/>
           <w:color w:val="000000"/>
           <w:sz w:val="34"/>
           <w:szCs w:val="34"/>
-          <w:u w:val="none"/>
-        </w:rPr>
-      </w:pPr>
-      <w:bookmarkStart w:colFirst="0" w:colLast="0" w:name="_eyahej5t9gpn" w:id="1"/>
+        </w:rPr>
+      </w:pPr>
+      <w:bookmarkStart w:id="1" w:name="_eyahej5t9gpn" w:colFirst="0" w:colLast="0"/>
       <w:bookmarkEnd w:id="1"/>
       <w:r>
         <w:rPr>
-          <w:rFonts w:ascii="Times New Roman" w:cs="Times New Roman" w:eastAsia="Times New Roman" w:hAnsi="Times New Roman"/>
-          <w:b w:val="1"/>
-          <w:bCs w:val="1"/>
+          <w:rFonts w:ascii="Times New Roman" w:eastAsia="Times New Roman" w:hAnsi="Times New Roman" w:cs="Times New Roman"/>
+          <w:b/>
+          <w:bCs/>
           <w:color w:val="000000"/>
           <w:sz w:val="34"/>
           <w:szCs w:val="34"/>
-          <w:rtl w:val="0"/>
         </w:rPr>
         <w:t xml:space="preserve"> Create a small network and try broadcasting</w:t>
       </w:r>
-    </w:p>
-    <w:p>
-      <w:pPr>
-        <w:rPr/>
-      </w:pPr>
-      <w:r>
-        <w:rPr>
-          <w:rtl w:val="0"/>
-        </w:rPr>
-      </w:r>
-    </w:p>
-    <w:p>
-      <w:pPr>
-        <w:rPr/>
-      </w:pPr>
-      <w:r>
-        <w:rPr>
-          <w:rtl w:val="0"/>
-        </w:rPr>
-        <w:t xml:space="preserve">192.168.10.10</w:t>
-      </w:r>
-      <w:r>
-        <w:rPr>
-          <w:rtl w:val="0"/>
-        </w:rPr>
+      <w:r>
+        <w:rPr>
+          <w:rFonts w:ascii="Times New Roman" w:eastAsia="Times New Roman" w:hAnsi="Times New Roman" w:cs="Times New Roman"/>
+          <w:b/>
+          <w:bCs/>
+          <w:color w:val="000000"/>
+          <w:sz w:val="34"/>
+          <w:szCs w:val="34"/>
+        </w:rPr>
+        <w:t xml:space="preserve"> </w:t>
+      </w:r>
+    </w:p>
+    <w:p/>
+    <w:p>
+      <w:r>
+        <w:t>192.168.10.10</w:t>
       </w:r>
     </w:p>
     <w:p>
@@ -96,650 +78,602 @@
         <w:pStyle w:val="Heading3"/>
         <w:keepNext w:val="0"/>
         <w:keepLines w:val="0"/>
-        <w:spacing w:after="80" w:before="280" w:lineRule="auto"/>
-        <w:rPr>
-          <w:rFonts w:ascii="Times New Roman" w:cs="Times New Roman" w:eastAsia="Times New Roman" w:hAnsi="Times New Roman"/>
-          <w:b w:val="1"/>
-          <w:bCs w:val="1"/>
+        <w:spacing w:before="280" w:after="80"/>
+        <w:rPr>
+          <w:rFonts w:ascii="Times New Roman" w:eastAsia="Times New Roman" w:hAnsi="Times New Roman" w:cs="Times New Roman"/>
+          <w:b/>
+          <w:bCs/>
           <w:color w:val="000000"/>
         </w:rPr>
       </w:pPr>
-      <w:bookmarkStart w:colFirst="0" w:colLast="0" w:name="_rfan039fdgg" w:id="2"/>
+      <w:bookmarkStart w:id="2" w:name="_rfan039fdgg" w:colFirst="0" w:colLast="0"/>
       <w:bookmarkEnd w:id="2"/>
       <w:r>
         <w:rPr>
-          <w:rFonts w:ascii="Times New Roman" w:cs="Times New Roman" w:eastAsia="Times New Roman" w:hAnsi="Times New Roman"/>
-          <w:b w:val="1"/>
-          <w:bCs w:val="1"/>
+          <w:rFonts w:ascii="Times New Roman" w:eastAsia="Times New Roman" w:hAnsi="Times New Roman" w:cs="Times New Roman"/>
+          <w:b/>
+          <w:bCs/>
           <w:color w:val="000000"/>
-          <w:rtl w:val="0"/>
-        </w:rPr>
-        <w:t xml:space="preserve">IP Addressing</w:t>
+        </w:rPr>
+        <w:t>IP Addressing</w:t>
       </w:r>
     </w:p>
     <w:tbl>
       <w:tblPr>
-        <w:tblStyle w:val="Table1"/>
-        <w:tblW w:w="7230.0" w:type="dxa"/>
-        <w:jc w:val="left"/>
+        <w:tblStyle w:val="a"/>
+        <w:tblW w:w="7230" w:type="dxa"/>
+        <w:tblInd w:w="0" w:type="dxa"/>
         <w:tblBorders>
-          <w:top w:color="000000" w:space="0" w:sz="0" w:val="nil"/>
-          <w:left w:color="000000" w:space="0" w:sz="0" w:val="nil"/>
-          <w:bottom w:color="000000" w:space="0" w:sz="0" w:val="nil"/>
-          <w:right w:color="000000" w:space="0" w:sz="0" w:val="nil"/>
-          <w:insideH w:color="000000" w:space="0" w:sz="0" w:val="nil"/>
-          <w:insideV w:color="000000" w:space="0" w:sz="0" w:val="nil"/>
+          <w:top w:val="nil"/>
+          <w:left w:val="nil"/>
+          <w:bottom w:val="nil"/>
+          <w:right w:val="nil"/>
+          <w:insideH w:val="nil"/>
+          <w:insideV w:val="nil"/>
         </w:tblBorders>
         <w:tblLayout w:type="fixed"/>
-        <w:tblLook w:val="0600"/>
+        <w:tblLook w:val="0600" w:firstRow="0" w:lastRow="0" w:firstColumn="0" w:lastColumn="0" w:noHBand="1" w:noVBand="1"/>
       </w:tblPr>
       <w:tblGrid>
         <w:gridCol w:w="1845"/>
         <w:gridCol w:w="2385"/>
         <w:gridCol w:w="3000"/>
-        <w:tblGridChange w:id="0">
-          <w:tblGrid>
-            <w:gridCol w:w="1845"/>
-            <w:gridCol w:w="2385"/>
-            <w:gridCol w:w="3000"/>
-          </w:tblGrid>
-        </w:tblGridChange>
       </w:tblGrid>
       <w:tr>
         <w:trPr>
-          <w:cantSplit w:val="0"/>
-          <w:trHeight w:val="515" w:hRule="atLeast"/>
-          <w:tblHeader w:val="0"/>
+          <w:trHeight w:val="515"/>
         </w:trPr>
         <w:tc>
           <w:tcPr>
+            <w:tcW w:w="1845" w:type="dxa"/>
             <w:tcBorders>
-              <w:top w:color="000000" w:space="0" w:sz="8" w:val="single"/>
-              <w:left w:color="000000" w:space="0" w:sz="8" w:val="single"/>
-              <w:bottom w:color="000000" w:space="0" w:sz="8" w:val="single"/>
-              <w:right w:color="000000" w:space="0" w:sz="8" w:val="single"/>
+              <w:top w:val="single" w:sz="8" w:space="0" w:color="000000"/>
+              <w:left w:val="single" w:sz="8" w:space="0" w:color="000000"/>
+              <w:bottom w:val="single" w:sz="8" w:space="0" w:color="000000"/>
+              <w:right w:val="single" w:sz="8" w:space="0" w:color="000000"/>
             </w:tcBorders>
             <w:tcMar>
-              <w:top w:w="100.0" w:type="dxa"/>
-              <w:left w:w="100.0" w:type="dxa"/>
-              <w:bottom w:w="100.0" w:type="dxa"/>
-              <w:right w:w="100.0" w:type="dxa"/>
+              <w:top w:w="100" w:type="dxa"/>
+              <w:left w:w="100" w:type="dxa"/>
+              <w:bottom w:w="100" w:type="dxa"/>
+              <w:right w:w="100" w:type="dxa"/>
             </w:tcMar>
-            <w:vAlign w:val="top"/>
           </w:tcPr>
           <w:p>
             <w:pPr>
-              <w:spacing w:after="0" w:lineRule="auto"/>
+              <w:spacing w:after="0"/>
               <w:jc w:val="center"/>
               <w:rPr>
-                <w:rFonts w:ascii="Times New Roman" w:cs="Times New Roman" w:eastAsia="Times New Roman" w:hAnsi="Times New Roman"/>
+                <w:rFonts w:ascii="Times New Roman" w:eastAsia="Times New Roman" w:hAnsi="Times New Roman" w:cs="Times New Roman"/>
                 <w:sz w:val="24"/>
                 <w:szCs w:val="24"/>
               </w:rPr>
             </w:pPr>
             <w:r>
               <w:rPr>
-                <w:rFonts w:ascii="Times New Roman" w:cs="Times New Roman" w:eastAsia="Times New Roman" w:hAnsi="Times New Roman"/>
-                <w:b w:val="1"/>
-                <w:bCs w:val="1"/>
+                <w:rFonts w:ascii="Times New Roman" w:eastAsia="Times New Roman" w:hAnsi="Times New Roman" w:cs="Times New Roman"/>
+                <w:b/>
+                <w:bCs/>
                 <w:sz w:val="24"/>
                 <w:szCs w:val="24"/>
-                <w:rtl w:val="0"/>
-              </w:rPr>
-              <w:t xml:space="preserve">Device</w:t>
-            </w:r>
-            <w:r>
-              <w:rPr>
-                <w:rtl w:val="0"/>
-              </w:rPr>
+              </w:rPr>
+              <w:t>Device</w:t>
             </w:r>
           </w:p>
         </w:tc>
         <w:tc>
           <w:tcPr>
+            <w:tcW w:w="2385" w:type="dxa"/>
             <w:tcBorders>
-              <w:top w:color="000000" w:space="0" w:sz="8" w:val="single"/>
-              <w:left w:color="000000" w:space="0" w:sz="8" w:val="single"/>
-              <w:bottom w:color="000000" w:space="0" w:sz="8" w:val="single"/>
-              <w:right w:color="000000" w:space="0" w:sz="8" w:val="single"/>
+              <w:top w:val="single" w:sz="8" w:space="0" w:color="000000"/>
+              <w:left w:val="single" w:sz="8" w:space="0" w:color="000000"/>
+              <w:bottom w:val="single" w:sz="8" w:space="0" w:color="000000"/>
+              <w:right w:val="single" w:sz="8" w:space="0" w:color="000000"/>
             </w:tcBorders>
             <w:tcMar>
-              <w:top w:w="100.0" w:type="dxa"/>
-              <w:left w:w="100.0" w:type="dxa"/>
-              <w:bottom w:w="100.0" w:type="dxa"/>
-              <w:right w:w="100.0" w:type="dxa"/>
+              <w:top w:w="100" w:type="dxa"/>
+              <w:left w:w="100" w:type="dxa"/>
+              <w:bottom w:w="100" w:type="dxa"/>
+              <w:right w:w="100" w:type="dxa"/>
             </w:tcMar>
-            <w:vAlign w:val="top"/>
           </w:tcPr>
           <w:p>
             <w:pPr>
-              <w:spacing w:after="0" w:lineRule="auto"/>
+              <w:spacing w:after="0"/>
               <w:jc w:val="center"/>
               <w:rPr>
-                <w:rFonts w:ascii="Times New Roman" w:cs="Times New Roman" w:eastAsia="Times New Roman" w:hAnsi="Times New Roman"/>
+                <w:rFonts w:ascii="Times New Roman" w:eastAsia="Times New Roman" w:hAnsi="Times New Roman" w:cs="Times New Roman"/>
                 <w:sz w:val="24"/>
                 <w:szCs w:val="24"/>
               </w:rPr>
             </w:pPr>
             <w:r>
               <w:rPr>
-                <w:rFonts w:ascii="Times New Roman" w:cs="Times New Roman" w:eastAsia="Times New Roman" w:hAnsi="Times New Roman"/>
-                <w:b w:val="1"/>
-                <w:bCs w:val="1"/>
+                <w:rFonts w:ascii="Times New Roman" w:eastAsia="Times New Roman" w:hAnsi="Times New Roman" w:cs="Times New Roman"/>
+                <w:b/>
+                <w:bCs/>
                 <w:sz w:val="24"/>
                 <w:szCs w:val="24"/>
-                <w:rtl w:val="0"/>
-              </w:rPr>
-              <w:t xml:space="preserve">IP Address</w:t>
-            </w:r>
-            <w:r>
-              <w:rPr>
-                <w:rtl w:val="0"/>
-              </w:rPr>
+              </w:rPr>
+              <w:t>IP Address</w:t>
             </w:r>
           </w:p>
         </w:tc>
         <w:tc>
           <w:tcPr>
+            <w:tcW w:w="3000" w:type="dxa"/>
             <w:tcBorders>
-              <w:top w:color="000000" w:space="0" w:sz="8" w:val="single"/>
-              <w:left w:color="000000" w:space="0" w:sz="8" w:val="single"/>
-              <w:bottom w:color="000000" w:space="0" w:sz="8" w:val="single"/>
-              <w:right w:color="000000" w:space="0" w:sz="8" w:val="single"/>
+              <w:top w:val="single" w:sz="8" w:space="0" w:color="000000"/>
+              <w:left w:val="single" w:sz="8" w:space="0" w:color="000000"/>
+              <w:bottom w:val="single" w:sz="8" w:space="0" w:color="000000"/>
+              <w:right w:val="single" w:sz="8" w:space="0" w:color="000000"/>
             </w:tcBorders>
             <w:tcMar>
-              <w:top w:w="100.0" w:type="dxa"/>
-              <w:left w:w="100.0" w:type="dxa"/>
-              <w:bottom w:w="100.0" w:type="dxa"/>
-              <w:right w:w="100.0" w:type="dxa"/>
+              <w:top w:w="100" w:type="dxa"/>
+              <w:left w:w="100" w:type="dxa"/>
+              <w:bottom w:w="100" w:type="dxa"/>
+              <w:right w:w="100" w:type="dxa"/>
             </w:tcMar>
-            <w:vAlign w:val="top"/>
           </w:tcPr>
           <w:p>
             <w:pPr>
-              <w:spacing w:after="0" w:lineRule="auto"/>
+              <w:spacing w:after="0"/>
               <w:jc w:val="center"/>
               <w:rPr>
-                <w:rFonts w:ascii="Times New Roman" w:cs="Times New Roman" w:eastAsia="Times New Roman" w:hAnsi="Times New Roman"/>
+                <w:rFonts w:ascii="Times New Roman" w:eastAsia="Times New Roman" w:hAnsi="Times New Roman" w:cs="Times New Roman"/>
                 <w:sz w:val="24"/>
                 <w:szCs w:val="24"/>
               </w:rPr>
             </w:pPr>
             <w:r>
               <w:rPr>
-                <w:rFonts w:ascii="Times New Roman" w:cs="Times New Roman" w:eastAsia="Times New Roman" w:hAnsi="Times New Roman"/>
-                <w:b w:val="1"/>
-                <w:bCs w:val="1"/>
+                <w:rFonts w:ascii="Times New Roman" w:eastAsia="Times New Roman" w:hAnsi="Times New Roman" w:cs="Times New Roman"/>
+                <w:b/>
+                <w:bCs/>
                 <w:sz w:val="24"/>
                 <w:szCs w:val="24"/>
-                <w:rtl w:val="0"/>
-              </w:rPr>
-              <w:t xml:space="preserve">Subnet Mask</w:t>
-            </w:r>
-            <w:r>
-              <w:rPr>
-                <w:rtl w:val="0"/>
-              </w:rPr>
+              </w:rPr>
+              <w:t>Subnet Mask</w:t>
             </w:r>
           </w:p>
         </w:tc>
       </w:tr>
       <w:tr>
         <w:trPr>
-          <w:cantSplit w:val="0"/>
-          <w:trHeight w:val="515" w:hRule="atLeast"/>
-          <w:tblHeader w:val="0"/>
+          <w:trHeight w:val="515"/>
         </w:trPr>
         <w:tc>
           <w:tcPr>
+            <w:tcW w:w="1845" w:type="dxa"/>
             <w:tcBorders>
-              <w:top w:color="000000" w:space="0" w:sz="8" w:val="single"/>
-              <w:left w:color="000000" w:space="0" w:sz="8" w:val="single"/>
-              <w:bottom w:color="000000" w:space="0" w:sz="8" w:val="single"/>
-              <w:right w:color="000000" w:space="0" w:sz="8" w:val="single"/>
+              <w:top w:val="single" w:sz="8" w:space="0" w:color="000000"/>
+              <w:left w:val="single" w:sz="8" w:space="0" w:color="000000"/>
+              <w:bottom w:val="single" w:sz="8" w:space="0" w:color="000000"/>
+              <w:right w:val="single" w:sz="8" w:space="0" w:color="000000"/>
             </w:tcBorders>
             <w:tcMar>
-              <w:top w:w="100.0" w:type="dxa"/>
-              <w:left w:w="100.0" w:type="dxa"/>
-              <w:bottom w:w="100.0" w:type="dxa"/>
-              <w:right w:w="100.0" w:type="dxa"/>
+              <w:top w:w="100" w:type="dxa"/>
+              <w:left w:w="100" w:type="dxa"/>
+              <w:bottom w:w="100" w:type="dxa"/>
+              <w:right w:w="100" w:type="dxa"/>
             </w:tcMar>
-            <w:vAlign w:val="top"/>
           </w:tcPr>
           <w:p>
             <w:pPr>
-              <w:spacing w:after="0" w:lineRule="auto"/>
-              <w:rPr>
-                <w:rFonts w:ascii="Times New Roman" w:cs="Times New Roman" w:eastAsia="Times New Roman" w:hAnsi="Times New Roman"/>
+              <w:spacing w:after="0"/>
+              <w:rPr>
+                <w:rFonts w:ascii="Times New Roman" w:eastAsia="Times New Roman" w:hAnsi="Times New Roman" w:cs="Times New Roman"/>
                 <w:sz w:val="24"/>
                 <w:szCs w:val="24"/>
               </w:rPr>
             </w:pPr>
             <w:r>
               <w:rPr>
-                <w:rFonts w:ascii="Times New Roman" w:cs="Times New Roman" w:eastAsia="Times New Roman" w:hAnsi="Times New Roman"/>
+                <w:rFonts w:ascii="Times New Roman" w:eastAsia="Times New Roman" w:hAnsi="Times New Roman" w:cs="Times New Roman"/>
                 <w:sz w:val="24"/>
                 <w:szCs w:val="24"/>
-                <w:rtl w:val="0"/>
-              </w:rPr>
-              <w:t xml:space="preserve">PC-0</w:t>
+              </w:rPr>
+              <w:t>PC-0</w:t>
             </w:r>
           </w:p>
         </w:tc>
         <w:tc>
           <w:tcPr>
+            <w:tcW w:w="2385" w:type="dxa"/>
             <w:tcBorders>
-              <w:top w:color="000000" w:space="0" w:sz="8" w:val="single"/>
-              <w:left w:color="000000" w:space="0" w:sz="8" w:val="single"/>
-              <w:bottom w:color="000000" w:space="0" w:sz="8" w:val="single"/>
-              <w:right w:color="000000" w:space="0" w:sz="8" w:val="single"/>
+              <w:top w:val="single" w:sz="8" w:space="0" w:color="000000"/>
+              <w:left w:val="single" w:sz="8" w:space="0" w:color="000000"/>
+              <w:bottom w:val="single" w:sz="8" w:space="0" w:color="000000"/>
+              <w:right w:val="single" w:sz="8" w:space="0" w:color="000000"/>
             </w:tcBorders>
             <w:tcMar>
-              <w:top w:w="100.0" w:type="dxa"/>
-              <w:left w:w="100.0" w:type="dxa"/>
-              <w:bottom w:w="100.0" w:type="dxa"/>
-              <w:right w:w="100.0" w:type="dxa"/>
+              <w:top w:w="100" w:type="dxa"/>
+              <w:left w:w="100" w:type="dxa"/>
+              <w:bottom w:w="100" w:type="dxa"/>
+              <w:right w:w="100" w:type="dxa"/>
             </w:tcMar>
-            <w:vAlign w:val="top"/>
           </w:tcPr>
           <w:p>
             <w:pPr>
-              <w:spacing w:after="0" w:lineRule="auto"/>
-              <w:rPr>
-                <w:rFonts w:ascii="Times New Roman" w:cs="Times New Roman" w:eastAsia="Times New Roman" w:hAnsi="Times New Roman"/>
+              <w:spacing w:after="0"/>
+              <w:rPr>
+                <w:rFonts w:ascii="Times New Roman" w:eastAsia="Times New Roman" w:hAnsi="Times New Roman" w:cs="Times New Roman"/>
                 <w:sz w:val="24"/>
                 <w:szCs w:val="24"/>
               </w:rPr>
             </w:pPr>
             <w:r>
               <w:rPr>
-                <w:rFonts w:ascii="Times New Roman" w:cs="Times New Roman" w:eastAsia="Times New Roman" w:hAnsi="Times New Roman"/>
+                <w:rFonts w:ascii="Times New Roman" w:eastAsia="Times New Roman" w:hAnsi="Times New Roman" w:cs="Times New Roman"/>
                 <w:sz w:val="24"/>
                 <w:szCs w:val="24"/>
-                <w:rtl w:val="0"/>
-              </w:rPr>
-              <w:t xml:space="preserve">192.168.10.10</w:t>
+              </w:rPr>
+              <w:t>192.168.10.10</w:t>
             </w:r>
           </w:p>
         </w:tc>
         <w:tc>
           <w:tcPr>
+            <w:tcW w:w="3000" w:type="dxa"/>
             <w:tcBorders>
-              <w:top w:color="000000" w:space="0" w:sz="8" w:val="single"/>
-              <w:left w:color="000000" w:space="0" w:sz="8" w:val="single"/>
-              <w:bottom w:color="000000" w:space="0" w:sz="8" w:val="single"/>
-              <w:right w:color="000000" w:space="0" w:sz="8" w:val="single"/>
+              <w:top w:val="single" w:sz="8" w:space="0" w:color="000000"/>
+              <w:left w:val="single" w:sz="8" w:space="0" w:color="000000"/>
+              <w:bottom w:val="single" w:sz="8" w:space="0" w:color="000000"/>
+              <w:right w:val="single" w:sz="8" w:space="0" w:color="000000"/>
             </w:tcBorders>
             <w:tcMar>
-              <w:top w:w="100.0" w:type="dxa"/>
-              <w:left w:w="100.0" w:type="dxa"/>
-              <w:bottom w:w="100.0" w:type="dxa"/>
-              <w:right w:w="100.0" w:type="dxa"/>
+              <w:top w:w="100" w:type="dxa"/>
+              <w:left w:w="100" w:type="dxa"/>
+              <w:bottom w:w="100" w:type="dxa"/>
+              <w:right w:w="100" w:type="dxa"/>
             </w:tcMar>
-            <w:vAlign w:val="top"/>
           </w:tcPr>
           <w:p>
             <w:pPr>
-              <w:spacing w:after="0" w:lineRule="auto"/>
-              <w:rPr>
-                <w:rFonts w:ascii="Times New Roman" w:cs="Times New Roman" w:eastAsia="Times New Roman" w:hAnsi="Times New Roman"/>
+              <w:spacing w:after="0"/>
+              <w:rPr>
+                <w:rFonts w:ascii="Times New Roman" w:eastAsia="Times New Roman" w:hAnsi="Times New Roman" w:cs="Times New Roman"/>
                 <w:sz w:val="24"/>
                 <w:szCs w:val="24"/>
               </w:rPr>
             </w:pPr>
             <w:r>
               <w:rPr>
-                <w:rFonts w:ascii="Times New Roman" w:cs="Times New Roman" w:eastAsia="Times New Roman" w:hAnsi="Times New Roman"/>
+                <w:rFonts w:ascii="Times New Roman" w:eastAsia="Times New Roman" w:hAnsi="Times New Roman" w:cs="Times New Roman"/>
                 <w:sz w:val="24"/>
                 <w:szCs w:val="24"/>
-                <w:rtl w:val="0"/>
-              </w:rPr>
-              <w:t xml:space="preserve">255.255.255.0</w:t>
+              </w:rPr>
+              <w:t>255.255.255.0</w:t>
             </w:r>
           </w:p>
         </w:tc>
       </w:tr>
       <w:tr>
         <w:trPr>
-          <w:cantSplit w:val="0"/>
-          <w:trHeight w:val="515" w:hRule="atLeast"/>
-          <w:tblHeader w:val="0"/>
+          <w:trHeight w:val="515"/>
         </w:trPr>
         <w:tc>
           <w:tcPr>
+            <w:tcW w:w="1845" w:type="dxa"/>
             <w:tcBorders>
-              <w:top w:color="000000" w:space="0" w:sz="8" w:val="single"/>
-              <w:left w:color="000000" w:space="0" w:sz="8" w:val="single"/>
-              <w:bottom w:color="000000" w:space="0" w:sz="8" w:val="single"/>
-              <w:right w:color="000000" w:space="0" w:sz="8" w:val="single"/>
+              <w:top w:val="single" w:sz="8" w:space="0" w:color="000000"/>
+              <w:left w:val="single" w:sz="8" w:space="0" w:color="000000"/>
+              <w:bottom w:val="single" w:sz="8" w:space="0" w:color="000000"/>
+              <w:right w:val="single" w:sz="8" w:space="0" w:color="000000"/>
             </w:tcBorders>
             <w:tcMar>
-              <w:top w:w="100.0" w:type="dxa"/>
-              <w:left w:w="100.0" w:type="dxa"/>
-              <w:bottom w:w="100.0" w:type="dxa"/>
-              <w:right w:w="100.0" w:type="dxa"/>
+              <w:top w:w="100" w:type="dxa"/>
+              <w:left w:w="100" w:type="dxa"/>
+              <w:bottom w:w="100" w:type="dxa"/>
+              <w:right w:w="100" w:type="dxa"/>
             </w:tcMar>
-            <w:vAlign w:val="top"/>
           </w:tcPr>
           <w:p>
             <w:pPr>
-              <w:spacing w:after="0" w:lineRule="auto"/>
-              <w:rPr>
-                <w:rFonts w:ascii="Times New Roman" w:cs="Times New Roman" w:eastAsia="Times New Roman" w:hAnsi="Times New Roman"/>
+              <w:spacing w:after="0"/>
+              <w:rPr>
+                <w:rFonts w:ascii="Times New Roman" w:eastAsia="Times New Roman" w:hAnsi="Times New Roman" w:cs="Times New Roman"/>
                 <w:sz w:val="24"/>
                 <w:szCs w:val="24"/>
               </w:rPr>
             </w:pPr>
             <w:r>
               <w:rPr>
-                <w:rFonts w:ascii="Times New Roman" w:cs="Times New Roman" w:eastAsia="Times New Roman" w:hAnsi="Times New Roman"/>
+                <w:rFonts w:ascii="Times New Roman" w:eastAsia="Times New Roman" w:hAnsi="Times New Roman" w:cs="Times New Roman"/>
                 <w:sz w:val="24"/>
                 <w:szCs w:val="24"/>
-                <w:rtl w:val="0"/>
-              </w:rPr>
-              <w:t xml:space="preserve">PC-1</w:t>
+              </w:rPr>
+              <w:t>PC-1</w:t>
             </w:r>
           </w:p>
         </w:tc>
         <w:tc>
           <w:tcPr>
+            <w:tcW w:w="2385" w:type="dxa"/>
             <w:tcBorders>
-              <w:top w:color="000000" w:space="0" w:sz="8" w:val="single"/>
-              <w:left w:color="000000" w:space="0" w:sz="8" w:val="single"/>
-              <w:bottom w:color="000000" w:space="0" w:sz="8" w:val="single"/>
-              <w:right w:color="000000" w:space="0" w:sz="8" w:val="single"/>
+              <w:top w:val="single" w:sz="8" w:space="0" w:color="000000"/>
+              <w:left w:val="single" w:sz="8" w:space="0" w:color="000000"/>
+              <w:bottom w:val="single" w:sz="8" w:space="0" w:color="000000"/>
+              <w:right w:val="single" w:sz="8" w:space="0" w:color="000000"/>
             </w:tcBorders>
             <w:tcMar>
-              <w:top w:w="100.0" w:type="dxa"/>
-              <w:left w:w="100.0" w:type="dxa"/>
-              <w:bottom w:w="100.0" w:type="dxa"/>
-              <w:right w:w="100.0" w:type="dxa"/>
+              <w:top w:w="100" w:type="dxa"/>
+              <w:left w:w="100" w:type="dxa"/>
+              <w:bottom w:w="100" w:type="dxa"/>
+              <w:right w:w="100" w:type="dxa"/>
             </w:tcMar>
-            <w:vAlign w:val="top"/>
           </w:tcPr>
           <w:p>
             <w:pPr>
-              <w:spacing w:after="0" w:lineRule="auto"/>
-              <w:rPr>
-                <w:rFonts w:ascii="Times New Roman" w:cs="Times New Roman" w:eastAsia="Times New Roman" w:hAnsi="Times New Roman"/>
+              <w:spacing w:after="0"/>
+              <w:rPr>
+                <w:rFonts w:ascii="Times New Roman" w:eastAsia="Times New Roman" w:hAnsi="Times New Roman" w:cs="Times New Roman"/>
                 <w:sz w:val="24"/>
                 <w:szCs w:val="24"/>
               </w:rPr>
             </w:pPr>
             <w:r>
               <w:rPr>
-                <w:rFonts w:ascii="Times New Roman" w:cs="Times New Roman" w:eastAsia="Times New Roman" w:hAnsi="Times New Roman"/>
+                <w:rFonts w:ascii="Times New Roman" w:eastAsia="Times New Roman" w:hAnsi="Times New Roman" w:cs="Times New Roman"/>
                 <w:sz w:val="24"/>
                 <w:szCs w:val="24"/>
-                <w:rtl w:val="0"/>
-              </w:rPr>
-              <w:t xml:space="preserve">192.168.10.40</w:t>
+              </w:rPr>
+              <w:t>192.168.10.40</w:t>
             </w:r>
           </w:p>
         </w:tc>
         <w:tc>
           <w:tcPr>
+            <w:tcW w:w="3000" w:type="dxa"/>
             <w:tcBorders>
-              <w:top w:color="000000" w:space="0" w:sz="8" w:val="single"/>
-              <w:left w:color="000000" w:space="0" w:sz="8" w:val="single"/>
-              <w:bottom w:color="000000" w:space="0" w:sz="8" w:val="single"/>
-              <w:right w:color="000000" w:space="0" w:sz="8" w:val="single"/>
+              <w:top w:val="single" w:sz="8" w:space="0" w:color="000000"/>
+              <w:left w:val="single" w:sz="8" w:space="0" w:color="000000"/>
+              <w:bottom w:val="single" w:sz="8" w:space="0" w:color="000000"/>
+              <w:right w:val="single" w:sz="8" w:space="0" w:color="000000"/>
             </w:tcBorders>
             <w:tcMar>
-              <w:top w:w="100.0" w:type="dxa"/>
-              <w:left w:w="100.0" w:type="dxa"/>
-              <w:bottom w:w="100.0" w:type="dxa"/>
-              <w:right w:w="100.0" w:type="dxa"/>
+              <w:top w:w="100" w:type="dxa"/>
+              <w:left w:w="100" w:type="dxa"/>
+              <w:bottom w:w="100" w:type="dxa"/>
+              <w:right w:w="100" w:type="dxa"/>
             </w:tcMar>
-            <w:vAlign w:val="top"/>
           </w:tcPr>
           <w:p>
             <w:pPr>
-              <w:spacing w:after="0" w:lineRule="auto"/>
-              <w:rPr>
-                <w:rFonts w:ascii="Times New Roman" w:cs="Times New Roman" w:eastAsia="Times New Roman" w:hAnsi="Times New Roman"/>
+              <w:spacing w:after="0"/>
+              <w:rPr>
+                <w:rFonts w:ascii="Times New Roman" w:eastAsia="Times New Roman" w:hAnsi="Times New Roman" w:cs="Times New Roman"/>
                 <w:sz w:val="24"/>
                 <w:szCs w:val="24"/>
               </w:rPr>
             </w:pPr>
             <w:r>
               <w:rPr>
-                <w:rFonts w:ascii="Times New Roman" w:cs="Times New Roman" w:eastAsia="Times New Roman" w:hAnsi="Times New Roman"/>
+                <w:rFonts w:ascii="Times New Roman" w:eastAsia="Times New Roman" w:hAnsi="Times New Roman" w:cs="Times New Roman"/>
                 <w:sz w:val="24"/>
                 <w:szCs w:val="24"/>
-                <w:rtl w:val="0"/>
-              </w:rPr>
-              <w:t xml:space="preserve">255.255.255.0</w:t>
+              </w:rPr>
+              <w:t>255.255.255.0</w:t>
             </w:r>
           </w:p>
         </w:tc>
       </w:tr>
       <w:tr>
         <w:trPr>
-          <w:cantSplit w:val="0"/>
-          <w:trHeight w:val="515" w:hRule="atLeast"/>
-          <w:tblHeader w:val="0"/>
+          <w:trHeight w:val="515"/>
         </w:trPr>
         <w:tc>
           <w:tcPr>
+            <w:tcW w:w="1845" w:type="dxa"/>
             <w:tcBorders>
-              <w:top w:color="000000" w:space="0" w:sz="8" w:val="single"/>
-              <w:left w:color="000000" w:space="0" w:sz="8" w:val="single"/>
-              <w:bottom w:color="000000" w:space="0" w:sz="8" w:val="single"/>
-              <w:right w:color="000000" w:space="0" w:sz="8" w:val="single"/>
+              <w:top w:val="single" w:sz="8" w:space="0" w:color="000000"/>
+              <w:left w:val="single" w:sz="8" w:space="0" w:color="000000"/>
+              <w:bottom w:val="single" w:sz="8" w:space="0" w:color="000000"/>
+              <w:right w:val="single" w:sz="8" w:space="0" w:color="000000"/>
             </w:tcBorders>
             <w:tcMar>
-              <w:top w:w="100.0" w:type="dxa"/>
-              <w:left w:w="100.0" w:type="dxa"/>
-              <w:bottom w:w="100.0" w:type="dxa"/>
-              <w:right w:w="100.0" w:type="dxa"/>
+              <w:top w:w="100" w:type="dxa"/>
+              <w:left w:w="100" w:type="dxa"/>
+              <w:bottom w:w="100" w:type="dxa"/>
+              <w:right w:w="100" w:type="dxa"/>
             </w:tcMar>
-            <w:vAlign w:val="top"/>
           </w:tcPr>
           <w:p>
             <w:pPr>
-              <w:spacing w:after="0" w:lineRule="auto"/>
-              <w:rPr>
-                <w:rFonts w:ascii="Times New Roman" w:cs="Times New Roman" w:eastAsia="Times New Roman" w:hAnsi="Times New Roman"/>
+              <w:spacing w:after="0"/>
+              <w:rPr>
+                <w:rFonts w:ascii="Times New Roman" w:eastAsia="Times New Roman" w:hAnsi="Times New Roman" w:cs="Times New Roman"/>
                 <w:sz w:val="24"/>
                 <w:szCs w:val="24"/>
               </w:rPr>
             </w:pPr>
             <w:r>
               <w:rPr>
-                <w:rFonts w:ascii="Times New Roman" w:cs="Times New Roman" w:eastAsia="Times New Roman" w:hAnsi="Times New Roman"/>
+                <w:rFonts w:ascii="Times New Roman" w:eastAsia="Times New Roman" w:hAnsi="Times New Roman" w:cs="Times New Roman"/>
                 <w:sz w:val="24"/>
                 <w:szCs w:val="24"/>
-                <w:rtl w:val="0"/>
-              </w:rPr>
-              <w:t xml:space="preserve">PC-2</w:t>
+              </w:rPr>
+              <w:t>PC-2</w:t>
             </w:r>
           </w:p>
         </w:tc>
         <w:tc>
           <w:tcPr>
+            <w:tcW w:w="2385" w:type="dxa"/>
             <w:tcBorders>
-              <w:top w:color="000000" w:space="0" w:sz="8" w:val="single"/>
-              <w:left w:color="000000" w:space="0" w:sz="8" w:val="single"/>
-              <w:bottom w:color="000000" w:space="0" w:sz="8" w:val="single"/>
-              <w:right w:color="000000" w:space="0" w:sz="8" w:val="single"/>
+              <w:top w:val="single" w:sz="8" w:space="0" w:color="000000"/>
+              <w:left w:val="single" w:sz="8" w:space="0" w:color="000000"/>
+              <w:bottom w:val="single" w:sz="8" w:space="0" w:color="000000"/>
+              <w:right w:val="single" w:sz="8" w:space="0" w:color="000000"/>
             </w:tcBorders>
             <w:tcMar>
-              <w:top w:w="100.0" w:type="dxa"/>
-              <w:left w:w="100.0" w:type="dxa"/>
-              <w:bottom w:w="100.0" w:type="dxa"/>
-              <w:right w:w="100.0" w:type="dxa"/>
+              <w:top w:w="100" w:type="dxa"/>
+              <w:left w:w="100" w:type="dxa"/>
+              <w:bottom w:w="100" w:type="dxa"/>
+              <w:right w:w="100" w:type="dxa"/>
             </w:tcMar>
-            <w:vAlign w:val="top"/>
           </w:tcPr>
           <w:p>
             <w:pPr>
-              <w:spacing w:after="0" w:lineRule="auto"/>
-              <w:rPr>
-                <w:rFonts w:ascii="Times New Roman" w:cs="Times New Roman" w:eastAsia="Times New Roman" w:hAnsi="Times New Roman"/>
+              <w:spacing w:after="0"/>
+              <w:rPr>
+                <w:rFonts w:ascii="Times New Roman" w:eastAsia="Times New Roman" w:hAnsi="Times New Roman" w:cs="Times New Roman"/>
                 <w:sz w:val="24"/>
                 <w:szCs w:val="24"/>
               </w:rPr>
             </w:pPr>
             <w:r>
               <w:rPr>
-                <w:rFonts w:ascii="Times New Roman" w:cs="Times New Roman" w:eastAsia="Times New Roman" w:hAnsi="Times New Roman"/>
+                <w:rFonts w:ascii="Times New Roman" w:eastAsia="Times New Roman" w:hAnsi="Times New Roman" w:cs="Times New Roman"/>
                 <w:sz w:val="24"/>
                 <w:szCs w:val="24"/>
-                <w:rtl w:val="0"/>
-              </w:rPr>
-              <w:t xml:space="preserve">192.168.10.120</w:t>
+              </w:rPr>
+              <w:t>192.168.10.120</w:t>
             </w:r>
           </w:p>
         </w:tc>
         <w:tc>
           <w:tcPr>
+            <w:tcW w:w="3000" w:type="dxa"/>
             <w:tcBorders>
-              <w:top w:color="000000" w:space="0" w:sz="8" w:val="single"/>
-              <w:left w:color="000000" w:space="0" w:sz="8" w:val="single"/>
-              <w:bottom w:color="000000" w:space="0" w:sz="8" w:val="single"/>
-              <w:right w:color="000000" w:space="0" w:sz="8" w:val="single"/>
+              <w:top w:val="single" w:sz="8" w:space="0" w:color="000000"/>
+              <w:left w:val="single" w:sz="8" w:space="0" w:color="000000"/>
+              <w:bottom w:val="single" w:sz="8" w:space="0" w:color="000000"/>
+              <w:right w:val="single" w:sz="8" w:space="0" w:color="000000"/>
             </w:tcBorders>
             <w:tcMar>
-              <w:top w:w="100.0" w:type="dxa"/>
-              <w:left w:w="100.0" w:type="dxa"/>
-              <w:bottom w:w="100.0" w:type="dxa"/>
-              <w:right w:w="100.0" w:type="dxa"/>
+              <w:top w:w="100" w:type="dxa"/>
+              <w:left w:w="100" w:type="dxa"/>
+              <w:bottom w:w="100" w:type="dxa"/>
+              <w:right w:w="100" w:type="dxa"/>
             </w:tcMar>
-            <w:vAlign w:val="top"/>
           </w:tcPr>
           <w:p>
             <w:pPr>
-              <w:spacing w:after="0" w:lineRule="auto"/>
-              <w:rPr>
-                <w:rFonts w:ascii="Times New Roman" w:cs="Times New Roman" w:eastAsia="Times New Roman" w:hAnsi="Times New Roman"/>
+              <w:spacing w:after="0"/>
+              <w:rPr>
+                <w:rFonts w:ascii="Times New Roman" w:eastAsia="Times New Roman" w:hAnsi="Times New Roman" w:cs="Times New Roman"/>
                 <w:sz w:val="24"/>
                 <w:szCs w:val="24"/>
               </w:rPr>
             </w:pPr>
             <w:r>
               <w:rPr>
-                <w:rFonts w:ascii="Times New Roman" w:cs="Times New Roman" w:eastAsia="Times New Roman" w:hAnsi="Times New Roman"/>
+                <w:rFonts w:ascii="Times New Roman" w:eastAsia="Times New Roman" w:hAnsi="Times New Roman" w:cs="Times New Roman"/>
                 <w:sz w:val="24"/>
                 <w:szCs w:val="24"/>
-                <w:rtl w:val="0"/>
-              </w:rPr>
-              <w:t xml:space="preserve">255.255.255.0</w:t>
+              </w:rPr>
+              <w:t>255.255.255.0</w:t>
             </w:r>
           </w:p>
         </w:tc>
       </w:tr>
       <w:tr>
         <w:trPr>
-          <w:cantSplit w:val="0"/>
-          <w:trHeight w:val="515" w:hRule="atLeast"/>
-          <w:tblHeader w:val="0"/>
+          <w:trHeight w:val="515"/>
         </w:trPr>
         <w:tc>
           <w:tcPr>
+            <w:tcW w:w="1845" w:type="dxa"/>
             <w:tcBorders>
-              <w:top w:color="000000" w:space="0" w:sz="8" w:val="single"/>
-              <w:left w:color="000000" w:space="0" w:sz="8" w:val="single"/>
-              <w:bottom w:color="000000" w:space="0" w:sz="8" w:val="single"/>
-              <w:right w:color="000000" w:space="0" w:sz="8" w:val="single"/>
+              <w:top w:val="single" w:sz="8" w:space="0" w:color="000000"/>
+              <w:left w:val="single" w:sz="8" w:space="0" w:color="000000"/>
+              <w:bottom w:val="single" w:sz="8" w:space="0" w:color="000000"/>
+              <w:right w:val="single" w:sz="8" w:space="0" w:color="000000"/>
             </w:tcBorders>
             <w:tcMar>
-              <w:top w:w="100.0" w:type="dxa"/>
-              <w:left w:w="100.0" w:type="dxa"/>
-              <w:bottom w:w="100.0" w:type="dxa"/>
-              <w:right w:w="100.0" w:type="dxa"/>
+              <w:top w:w="100" w:type="dxa"/>
+              <w:left w:w="100" w:type="dxa"/>
+              <w:bottom w:w="100" w:type="dxa"/>
+              <w:right w:w="100" w:type="dxa"/>
             </w:tcMar>
-            <w:vAlign w:val="top"/>
           </w:tcPr>
           <w:p>
             <w:pPr>
-              <w:spacing w:after="0" w:lineRule="auto"/>
-              <w:rPr>
-                <w:rFonts w:ascii="Times New Roman" w:cs="Times New Roman" w:eastAsia="Times New Roman" w:hAnsi="Times New Roman"/>
+              <w:spacing w:after="0"/>
+              <w:rPr>
+                <w:rFonts w:ascii="Times New Roman" w:eastAsia="Times New Roman" w:hAnsi="Times New Roman" w:cs="Times New Roman"/>
                 <w:sz w:val="24"/>
                 <w:szCs w:val="24"/>
               </w:rPr>
             </w:pPr>
             <w:r>
               <w:rPr>
-                <w:rFonts w:ascii="Times New Roman" w:cs="Times New Roman" w:eastAsia="Times New Roman" w:hAnsi="Times New Roman"/>
+                <w:rFonts w:ascii="Times New Roman" w:eastAsia="Times New Roman" w:hAnsi="Times New Roman" w:cs="Times New Roman"/>
                 <w:sz w:val="24"/>
                 <w:szCs w:val="24"/>
-                <w:rtl w:val="0"/>
-              </w:rPr>
-              <w:t xml:space="preserve">PC-3</w:t>
+              </w:rPr>
+              <w:t>PC-3</w:t>
             </w:r>
           </w:p>
         </w:tc>
         <w:tc>
           <w:tcPr>
+            <w:tcW w:w="2385" w:type="dxa"/>
             <w:tcBorders>
-              <w:top w:color="000000" w:space="0" w:sz="8" w:val="single"/>
-              <w:left w:color="000000" w:space="0" w:sz="8" w:val="single"/>
-              <w:bottom w:color="000000" w:space="0" w:sz="8" w:val="single"/>
-              <w:right w:color="000000" w:space="0" w:sz="8" w:val="single"/>
+              <w:top w:val="single" w:sz="8" w:space="0" w:color="000000"/>
+              <w:left w:val="single" w:sz="8" w:space="0" w:color="000000"/>
+              <w:bottom w:val="single" w:sz="8" w:space="0" w:color="000000"/>
+              <w:right w:val="single" w:sz="8" w:space="0" w:color="000000"/>
             </w:tcBorders>
             <w:tcMar>
-              <w:top w:w="100.0" w:type="dxa"/>
-              <w:left w:w="100.0" w:type="dxa"/>
-              <w:bottom w:w="100.0" w:type="dxa"/>
-              <w:right w:w="100.0" w:type="dxa"/>
+              <w:top w:w="100" w:type="dxa"/>
+              <w:left w:w="100" w:type="dxa"/>
+              <w:bottom w:w="100" w:type="dxa"/>
+              <w:right w:w="100" w:type="dxa"/>
             </w:tcMar>
-            <w:vAlign w:val="top"/>
           </w:tcPr>
           <w:p>
             <w:pPr>
-              <w:spacing w:after="0" w:lineRule="auto"/>
-              <w:rPr>
-                <w:rFonts w:ascii="Times New Roman" w:cs="Times New Roman" w:eastAsia="Times New Roman" w:hAnsi="Times New Roman"/>
+              <w:spacing w:after="0"/>
+              <w:rPr>
+                <w:rFonts w:ascii="Times New Roman" w:eastAsia="Times New Roman" w:hAnsi="Times New Roman" w:cs="Times New Roman"/>
                 <w:sz w:val="24"/>
                 <w:szCs w:val="24"/>
               </w:rPr>
             </w:pPr>
             <w:r>
               <w:rPr>
-                <w:rFonts w:ascii="Times New Roman" w:cs="Times New Roman" w:eastAsia="Times New Roman" w:hAnsi="Times New Roman"/>
+                <w:rFonts w:ascii="Times New Roman" w:eastAsia="Times New Roman" w:hAnsi="Times New Roman" w:cs="Times New Roman"/>
                 <w:sz w:val="24"/>
                 <w:szCs w:val="24"/>
-                <w:rtl w:val="0"/>
-              </w:rPr>
-              <w:t xml:space="preserve">192.168.10.140</w:t>
+              </w:rPr>
+              <w:t>192.168.10.140</w:t>
             </w:r>
           </w:p>
         </w:tc>
         <w:tc>
           <w:tcPr>
+            <w:tcW w:w="3000" w:type="dxa"/>
             <w:tcBorders>
-              <w:top w:color="000000" w:space="0" w:sz="8" w:val="single"/>
-              <w:left w:color="000000" w:space="0" w:sz="8" w:val="single"/>
-              <w:bottom w:color="000000" w:space="0" w:sz="8" w:val="single"/>
-              <w:right w:color="000000" w:space="0" w:sz="8" w:val="single"/>
+              <w:top w:val="single" w:sz="8" w:space="0" w:color="000000"/>
+              <w:left w:val="single" w:sz="8" w:space="0" w:color="000000"/>
+              <w:bottom w:val="single" w:sz="8" w:space="0" w:color="000000"/>
+              <w:right w:val="single" w:sz="8" w:space="0" w:color="000000"/>
             </w:tcBorders>
             <w:tcMar>
-              <w:top w:w="100.0" w:type="dxa"/>
-              <w:left w:w="100.0" w:type="dxa"/>
-              <w:bottom w:w="100.0" w:type="dxa"/>
-              <w:right w:w="100.0" w:type="dxa"/>
+              <w:top w:w="100" w:type="dxa"/>
+              <w:left w:w="100" w:type="dxa"/>
+              <w:bottom w:w="100" w:type="dxa"/>
+              <w:right w:w="100" w:type="dxa"/>
             </w:tcMar>
-            <w:vAlign w:val="top"/>
           </w:tcPr>
           <w:p>
             <w:pPr>
-              <w:spacing w:after="0" w:lineRule="auto"/>
-              <w:rPr>
-                <w:rFonts w:ascii="Times New Roman" w:cs="Times New Roman" w:eastAsia="Times New Roman" w:hAnsi="Times New Roman"/>
+              <w:spacing w:after="0"/>
+              <w:rPr>
+                <w:rFonts w:ascii="Times New Roman" w:eastAsia="Times New Roman" w:hAnsi="Times New Roman" w:cs="Times New Roman"/>
                 <w:sz w:val="24"/>
                 <w:szCs w:val="24"/>
               </w:rPr>
             </w:pPr>
             <w:r>
               <w:rPr>
-                <w:rFonts w:ascii="Times New Roman" w:cs="Times New Roman" w:eastAsia="Times New Roman" w:hAnsi="Times New Roman"/>
+                <w:rFonts w:ascii="Times New Roman" w:eastAsia="Times New Roman" w:hAnsi="Times New Roman" w:cs="Times New Roman"/>
                 <w:sz w:val="24"/>
                 <w:szCs w:val="24"/>
-                <w:rtl w:val="0"/>
-              </w:rPr>
-              <w:t xml:space="preserve">255.255.255.0</w:t>
+              </w:rPr>
+              <w:t>255.255.255.0</w:t>
             </w:r>
           </w:p>
         </w:tc>
@@ -750,25 +684,24 @@
         <w:pStyle w:val="Heading3"/>
         <w:keepNext w:val="0"/>
         <w:keepLines w:val="0"/>
-        <w:spacing w:after="80" w:before="280" w:lineRule="auto"/>
-        <w:rPr>
-          <w:rFonts w:ascii="Times New Roman" w:cs="Times New Roman" w:eastAsia="Times New Roman" w:hAnsi="Times New Roman"/>
-          <w:b w:val="1"/>
-          <w:bCs w:val="1"/>
+        <w:spacing w:before="280" w:after="80"/>
+        <w:rPr>
+          <w:rFonts w:ascii="Times New Roman" w:eastAsia="Times New Roman" w:hAnsi="Times New Roman" w:cs="Times New Roman"/>
+          <w:b/>
+          <w:bCs/>
           <w:color w:val="000000"/>
         </w:rPr>
       </w:pPr>
-      <w:bookmarkStart w:colFirst="0" w:colLast="0" w:name="_gyn4vevuc6qu" w:id="3"/>
+      <w:bookmarkStart w:id="3" w:name="_gyn4vevuc6qu" w:colFirst="0" w:colLast="0"/>
       <w:bookmarkEnd w:id="3"/>
       <w:r>
         <w:rPr>
-          <w:rFonts w:ascii="Times New Roman" w:cs="Times New Roman" w:eastAsia="Times New Roman" w:hAnsi="Times New Roman"/>
-          <w:b w:val="1"/>
-          <w:bCs w:val="1"/>
+          <w:rFonts w:ascii="Times New Roman" w:eastAsia="Times New Roman" w:hAnsi="Times New Roman" w:cs="Times New Roman"/>
+          <w:b/>
+          <w:bCs/>
           <w:color w:val="000000"/>
-          <w:rtl w:val="0"/>
-        </w:rPr>
-        <w:t xml:space="preserve">Tasks</w:t>
+        </w:rPr>
+        <w:t>Tasks</w:t>
       </w:r>
     </w:p>
     <w:p>
@@ -777,10 +710,9 @@
           <w:ilvl w:val="0"/>
           <w:numId w:val="4"/>
         </w:numPr>
-        <w:spacing w:after="0" w:afterAutospacing="0" w:before="240" w:lineRule="auto"/>
-        <w:ind w:left="720" w:hanging="360"/>
-        <w:rPr>
-          <w:rFonts w:ascii="Times New Roman" w:cs="Times New Roman" w:eastAsia="Times New Roman" w:hAnsi="Times New Roman"/>
+        <w:spacing w:before="240" w:after="0"/>
+        <w:rPr>
+          <w:rFonts w:ascii="Times New Roman" w:eastAsia="Times New Roman" w:hAnsi="Times New Roman" w:cs="Times New Roman"/>
           <w:color w:val="000000"/>
           <w:sz w:val="24"/>
           <w:szCs w:val="24"/>
@@ -788,52 +720,47 @@
       </w:pPr>
       <w:r>
         <w:rPr>
-          <w:rFonts w:ascii="Times New Roman" w:cs="Times New Roman" w:eastAsia="Times New Roman" w:hAnsi="Times New Roman"/>
+          <w:rFonts w:ascii="Times New Roman" w:eastAsia="Times New Roman" w:hAnsi="Times New Roman" w:cs="Times New Roman"/>
           <w:sz w:val="24"/>
           <w:szCs w:val="24"/>
-          <w:rtl w:val="0"/>
         </w:rPr>
         <w:t xml:space="preserve">Add </w:t>
       </w:r>
       <w:r>
         <w:rPr>
-          <w:rFonts w:ascii="Times New Roman" w:cs="Times New Roman" w:eastAsia="Times New Roman" w:hAnsi="Times New Roman"/>
-          <w:b w:val="1"/>
-          <w:bCs w:val="1"/>
+          <w:rFonts w:ascii="Times New Roman" w:eastAsia="Times New Roman" w:hAnsi="Times New Roman" w:cs="Times New Roman"/>
+          <w:b/>
+          <w:bCs/>
           <w:sz w:val="24"/>
           <w:szCs w:val="24"/>
-          <w:rtl w:val="0"/>
-        </w:rPr>
-        <w:t xml:space="preserve">4 PCs</w:t>
-      </w:r>
-      <w:r>
-        <w:rPr>
-          <w:rFonts w:ascii="Times New Roman" w:cs="Times New Roman" w:eastAsia="Times New Roman" w:hAnsi="Times New Roman"/>
+        </w:rPr>
+        <w:t>4 PCs</w:t>
+      </w:r>
+      <w:r>
+        <w:rPr>
+          <w:rFonts w:ascii="Times New Roman" w:eastAsia="Times New Roman" w:hAnsi="Times New Roman" w:cs="Times New Roman"/>
           <w:sz w:val="24"/>
           <w:szCs w:val="24"/>
-          <w:rtl w:val="0"/>
         </w:rPr>
         <w:t xml:space="preserve"> and </w:t>
       </w:r>
       <w:r>
         <w:rPr>
-          <w:rFonts w:ascii="Times New Roman" w:cs="Times New Roman" w:eastAsia="Times New Roman" w:hAnsi="Times New Roman"/>
-          <w:b w:val="1"/>
-          <w:bCs w:val="1"/>
+          <w:rFonts w:ascii="Times New Roman" w:eastAsia="Times New Roman" w:hAnsi="Times New Roman" w:cs="Times New Roman"/>
+          <w:b/>
+          <w:bCs/>
           <w:sz w:val="24"/>
           <w:szCs w:val="24"/>
-          <w:rtl w:val="0"/>
-        </w:rPr>
-        <w:t xml:space="preserve">1 switch</w:t>
-      </w:r>
-      <w:r>
-        <w:rPr>
-          <w:rFonts w:ascii="Times New Roman" w:cs="Times New Roman" w:eastAsia="Times New Roman" w:hAnsi="Times New Roman"/>
+        </w:rPr>
+        <w:t>1 switch</w:t>
+      </w:r>
+      <w:r>
+        <w:rPr>
+          <w:rFonts w:ascii="Times New Roman" w:eastAsia="Times New Roman" w:hAnsi="Times New Roman" w:cs="Times New Roman"/>
           <w:sz w:val="24"/>
           <w:szCs w:val="24"/>
-          <w:rtl w:val="0"/>
-        </w:rPr>
-        <w:t xml:space="preserve">.</w:t>
+        </w:rPr>
+        <w:t>.</w:t>
       </w:r>
     </w:p>
     <w:p>
@@ -842,10 +769,9 @@
           <w:ilvl w:val="0"/>
           <w:numId w:val="4"/>
         </w:numPr>
-        <w:spacing w:after="0" w:afterAutospacing="0" w:before="0" w:beforeAutospacing="0" w:lineRule="auto"/>
-        <w:ind w:left="720" w:hanging="360"/>
-        <w:rPr>
-          <w:rFonts w:ascii="Times New Roman" w:cs="Times New Roman" w:eastAsia="Times New Roman" w:hAnsi="Times New Roman"/>
+        <w:spacing w:after="0"/>
+        <w:rPr>
+          <w:rFonts w:ascii="Times New Roman" w:eastAsia="Times New Roman" w:hAnsi="Times New Roman" w:cs="Times New Roman"/>
           <w:color w:val="000000"/>
           <w:sz w:val="24"/>
           <w:szCs w:val="24"/>
@@ -853,12 +779,11 @@
       </w:pPr>
       <w:r>
         <w:rPr>
-          <w:rFonts w:ascii="Times New Roman" w:cs="Times New Roman" w:eastAsia="Times New Roman" w:hAnsi="Times New Roman"/>
+          <w:rFonts w:ascii="Times New Roman" w:eastAsia="Times New Roman" w:hAnsi="Times New Roman" w:cs="Times New Roman"/>
           <w:sz w:val="24"/>
           <w:szCs w:val="24"/>
-          <w:rtl w:val="0"/>
-        </w:rPr>
-        <w:t xml:space="preserve">Connect all PCs to the switch.</w:t>
+        </w:rPr>
+        <w:t>Connect all PCs to the switch.</w:t>
       </w:r>
     </w:p>
     <w:p>
@@ -867,10 +792,9 @@
           <w:ilvl w:val="0"/>
           <w:numId w:val="4"/>
         </w:numPr>
-        <w:spacing w:after="0" w:afterAutospacing="0" w:before="0" w:beforeAutospacing="0" w:lineRule="auto"/>
-        <w:ind w:left="720" w:hanging="360"/>
-        <w:rPr>
-          <w:rFonts w:ascii="Times New Roman" w:cs="Times New Roman" w:eastAsia="Times New Roman" w:hAnsi="Times New Roman"/>
+        <w:spacing w:after="0"/>
+        <w:rPr>
+          <w:rFonts w:ascii="Times New Roman" w:eastAsia="Times New Roman" w:hAnsi="Times New Roman" w:cs="Times New Roman"/>
           <w:color w:val="000000"/>
           <w:sz w:val="24"/>
           <w:szCs w:val="24"/>
@@ -878,12 +802,11 @@
       </w:pPr>
       <w:r>
         <w:rPr>
-          <w:rFonts w:ascii="Times New Roman" w:cs="Times New Roman" w:eastAsia="Times New Roman" w:hAnsi="Times New Roman"/>
+          <w:rFonts w:ascii="Times New Roman" w:eastAsia="Times New Roman" w:hAnsi="Times New Roman" w:cs="Times New Roman"/>
           <w:sz w:val="24"/>
           <w:szCs w:val="24"/>
-          <w:rtl w:val="0"/>
-        </w:rPr>
-        <w:t xml:space="preserve">Configure the IP addresses.</w:t>
+        </w:rPr>
+        <w:t>Configure the IP addresses.</w:t>
       </w:r>
     </w:p>
     <w:p>
@@ -892,10 +815,9 @@
           <w:ilvl w:val="0"/>
           <w:numId w:val="4"/>
         </w:numPr>
-        <w:spacing w:after="0" w:afterAutospacing="0" w:before="0" w:beforeAutospacing="0" w:lineRule="auto"/>
-        <w:ind w:left="720" w:hanging="360"/>
-        <w:rPr>
-          <w:rFonts w:ascii="Times New Roman" w:cs="Times New Roman" w:eastAsia="Times New Roman" w:hAnsi="Times New Roman"/>
+        <w:spacing w:after="0"/>
+        <w:rPr>
+          <w:rFonts w:ascii="Times New Roman" w:eastAsia="Times New Roman" w:hAnsi="Times New Roman" w:cs="Times New Roman"/>
           <w:color w:val="000000"/>
           <w:sz w:val="24"/>
           <w:szCs w:val="24"/>
@@ -903,12 +825,11 @@
       </w:pPr>
       <w:r>
         <w:rPr>
-          <w:rFonts w:ascii="Times New Roman" w:cs="Times New Roman" w:eastAsia="Times New Roman" w:hAnsi="Times New Roman"/>
+          <w:rFonts w:ascii="Times New Roman" w:eastAsia="Times New Roman" w:hAnsi="Times New Roman" w:cs="Times New Roman"/>
           <w:sz w:val="24"/>
           <w:szCs w:val="24"/>
-          <w:rtl w:val="0"/>
-        </w:rPr>
-        <w:t xml:space="preserve">Configure the subnet mask.</w:t>
+        </w:rPr>
+        <w:t>Configure the subnet mask.</w:t>
       </w:r>
     </w:p>
     <w:p>
@@ -917,10 +838,9 @@
           <w:ilvl w:val="0"/>
           <w:numId w:val="4"/>
         </w:numPr>
-        <w:spacing w:after="0" w:afterAutospacing="0" w:before="0" w:beforeAutospacing="0" w:lineRule="auto"/>
-        <w:ind w:left="720" w:hanging="360"/>
-        <w:rPr>
-          <w:rFonts w:ascii="Times New Roman" w:cs="Times New Roman" w:eastAsia="Times New Roman" w:hAnsi="Times New Roman"/>
+        <w:spacing w:after="0"/>
+        <w:rPr>
+          <w:rFonts w:ascii="Times New Roman" w:eastAsia="Times New Roman" w:hAnsi="Times New Roman" w:cs="Times New Roman"/>
           <w:color w:val="000000"/>
           <w:sz w:val="24"/>
           <w:szCs w:val="24"/>
@@ -928,12 +848,11 @@
       </w:pPr>
       <w:r>
         <w:rPr>
-          <w:rFonts w:ascii="Times New Roman" w:cs="Times New Roman" w:eastAsia="Times New Roman" w:hAnsi="Times New Roman"/>
+          <w:rFonts w:ascii="Times New Roman" w:eastAsia="Times New Roman" w:hAnsi="Times New Roman" w:cs="Times New Roman"/>
           <w:sz w:val="24"/>
           <w:szCs w:val="24"/>
-          <w:rtl w:val="0"/>
-        </w:rPr>
-        <w:t xml:space="preserve">From PC-0, ping all PCs.</w:t>
+        </w:rPr>
+        <w:t>From PC-0, ping all PCs.</w:t>
       </w:r>
     </w:p>
     <w:p>
@@ -942,10 +861,9 @@
           <w:ilvl w:val="0"/>
           <w:numId w:val="4"/>
         </w:numPr>
-        <w:spacing w:after="240" w:before="0" w:beforeAutospacing="0" w:lineRule="auto"/>
-        <w:ind w:left="720" w:hanging="360"/>
-        <w:rPr>
-          <w:rFonts w:ascii="Times New Roman" w:cs="Times New Roman" w:eastAsia="Times New Roman" w:hAnsi="Times New Roman"/>
+        <w:spacing w:after="240"/>
+        <w:rPr>
+          <w:rFonts w:ascii="Times New Roman" w:eastAsia="Times New Roman" w:hAnsi="Times New Roman" w:cs="Times New Roman"/>
           <w:color w:val="000000"/>
           <w:sz w:val="24"/>
           <w:szCs w:val="24"/>
@@ -953,45 +871,24 @@
       </w:pPr>
       <w:r>
         <w:rPr>
-          <w:rFonts w:ascii="Times New Roman" w:cs="Times New Roman" w:eastAsia="Times New Roman" w:hAnsi="Times New Roman"/>
+          <w:rFonts w:ascii="Times New Roman" w:eastAsia="Times New Roman" w:hAnsi="Times New Roman" w:cs="Times New Roman"/>
           <w:sz w:val="24"/>
           <w:szCs w:val="24"/>
-          <w:rtl w:val="0"/>
-        </w:rPr>
-        <w:t xml:space="preserve">Record the results.</w:t>
-      </w:r>
-      <w:r>
-        <w:rPr>
-          <w:rtl w:val="0"/>
-        </w:rPr>
-      </w:r>
-    </w:p>
-    <w:p>
-      <w:pPr>
-        <w:spacing w:after="80" w:before="280" w:lineRule="auto"/>
-        <w:rPr/>
-      </w:pPr>
-      <w:r>
-        <w:pict>
-          <v:rect style="width:0.0pt;height:1.5pt" o:hr="t" o:hrstd="t" o:hralign="center" fillcolor="#A0A0A0" stroked="f"/>
+        </w:rPr>
+        <w:t>Record the results.</w:t>
+      </w:r>
+    </w:p>
+    <w:p>
+      <w:pPr>
+        <w:spacing w:before="280" w:after="80"/>
+      </w:pPr>
+      <w:r>
+        <w:pict w14:anchorId="0CFC6BCC">
+          <v:rect id="_x0000_i1025" style="width:0;height:1.5pt" o:hralign="center" o:hrstd="t" o:hr="t" fillcolor="#a0a0a0" stroked="f"/>
         </w:pict>
       </w:r>
-      <w:r>
-        <w:rPr>
-          <w:rtl w:val="0"/>
-        </w:rPr>
-      </w:r>
-    </w:p>
-    <w:p>
-      <w:pPr>
-        <w:rPr/>
-      </w:pPr>
-      <w:r>
-        <w:rPr>
-          <w:rtl w:val="0"/>
-        </w:rPr>
-      </w:r>
-    </w:p>
+    </w:p>
+    <w:p/>
     <w:p>
       <w:pPr>
         <w:pStyle w:val="Heading2"/>
@@ -1001,127 +898,119 @@
           <w:ilvl w:val="0"/>
           <w:numId w:val="2"/>
         </w:numPr>
-        <w:spacing w:after="80" w:before="360" w:lineRule="auto"/>
-        <w:ind w:left="720" w:hanging="360"/>
-        <w:rPr>
-          <w:rFonts w:ascii="Times New Roman" w:cs="Times New Roman" w:eastAsia="Times New Roman" w:hAnsi="Times New Roman"/>
-          <w:b w:val="1"/>
-          <w:bCs w:val="1"/>
+        <w:spacing w:before="360" w:after="80"/>
+        <w:rPr>
+          <w:rFonts w:ascii="Times New Roman" w:eastAsia="Times New Roman" w:hAnsi="Times New Roman" w:cs="Times New Roman"/>
+          <w:b/>
+          <w:bCs/>
           <w:color w:val="000000"/>
           <w:sz w:val="34"/>
           <w:szCs w:val="34"/>
-          <w:u w:val="none"/>
-        </w:rPr>
-      </w:pPr>
-      <w:bookmarkStart w:colFirst="0" w:colLast="0" w:name="_xk5sqlgsgczm" w:id="4"/>
+        </w:rPr>
+      </w:pPr>
+      <w:bookmarkStart w:id="4" w:name="_xk5sqlgsgczm" w:colFirst="0" w:colLast="0"/>
       <w:bookmarkEnd w:id="4"/>
       <w:r>
         <w:rPr>
-          <w:rFonts w:ascii="Times New Roman" w:cs="Times New Roman" w:eastAsia="Times New Roman" w:hAnsi="Times New Roman"/>
-          <w:b w:val="1"/>
-          <w:bCs w:val="1"/>
+          <w:rFonts w:ascii="Times New Roman" w:eastAsia="Times New Roman" w:hAnsi="Times New Roman" w:cs="Times New Roman"/>
+          <w:b/>
+          <w:bCs/>
           <w:color w:val="000000"/>
           <w:sz w:val="34"/>
           <w:szCs w:val="34"/>
-          <w:rtl w:val="0"/>
-        </w:rPr>
-        <w:t xml:space="preserve">Calculate Subnet Information and then implement it in Cisco Packet Tracer</w:t>
-      </w:r>
-    </w:p>
-    <w:p>
-      <w:pPr>
-        <w:spacing w:after="240" w:before="240" w:lineRule="auto"/>
-        <w:rPr>
-          <w:rFonts w:ascii="Times New Roman" w:cs="Times New Roman" w:eastAsia="Times New Roman" w:hAnsi="Times New Roman"/>
-          <w:sz w:val="26"/>
-          <w:szCs w:val="26"/>
-        </w:rPr>
-      </w:pPr>
-      <w:r>
-        <w:rPr>
-          <w:rFonts w:ascii="Times New Roman" w:cs="Times New Roman" w:eastAsia="Times New Roman" w:hAnsi="Times New Roman"/>
-          <w:sz w:val="26"/>
-          <w:szCs w:val="26"/>
-          <w:rtl w:val="0"/>
-        </w:rPr>
-        <w:t xml:space="preserve">Given:</w:t>
-      </w:r>
-    </w:p>
-    <w:p>
-      <w:pPr>
-        <w:spacing w:after="80" w:before="280" w:lineRule="auto"/>
-        <w:rPr>
-          <w:rFonts w:ascii="Times New Roman" w:cs="Times New Roman" w:eastAsia="Times New Roman" w:hAnsi="Times New Roman"/>
-          <w:sz w:val="26"/>
-          <w:szCs w:val="26"/>
-        </w:rPr>
-      </w:pPr>
-      <w:r>
-        <w:rPr>
-          <w:rFonts w:ascii="Times New Roman" w:cs="Times New Roman" w:eastAsia="Times New Roman" w:hAnsi="Times New Roman"/>
-          <w:sz w:val="26"/>
-          <w:szCs w:val="26"/>
-          <w:rtl w:val="0"/>
-        </w:rPr>
-        <w:t xml:space="preserve">192.168.30.0/24</w:t>
-      </w:r>
-    </w:p>
-    <w:p>
-      <w:pPr>
-        <w:spacing w:after="240" w:before="240" w:lineRule="auto"/>
-        <w:rPr>
-          <w:rFonts w:ascii="Times New Roman" w:cs="Times New Roman" w:eastAsia="Times New Roman" w:hAnsi="Times New Roman"/>
-          <w:sz w:val="26"/>
-          <w:szCs w:val="26"/>
-        </w:rPr>
-      </w:pPr>
-      <w:r>
-        <w:rPr>
-          <w:rFonts w:ascii="Times New Roman" w:cs="Times New Roman" w:eastAsia="Times New Roman" w:hAnsi="Times New Roman"/>
-          <w:sz w:val="26"/>
-          <w:szCs w:val="26"/>
-          <w:rtl w:val="0"/>
+        </w:rPr>
+        <w:t>Calculate Subnet Information and then implement it in Cisco Packet Tracer</w:t>
+      </w:r>
+    </w:p>
+    <w:p>
+      <w:pPr>
+        <w:spacing w:before="240" w:after="240"/>
+        <w:rPr>
+          <w:rFonts w:ascii="Times New Roman" w:eastAsia="Times New Roman" w:hAnsi="Times New Roman" w:cs="Times New Roman"/>
+          <w:sz w:val="26"/>
+          <w:szCs w:val="26"/>
+        </w:rPr>
+      </w:pPr>
+      <w:r>
+        <w:rPr>
+          <w:rFonts w:ascii="Times New Roman" w:eastAsia="Times New Roman" w:hAnsi="Times New Roman" w:cs="Times New Roman"/>
+          <w:sz w:val="26"/>
+          <w:szCs w:val="26"/>
+        </w:rPr>
+        <w:t>Given:</w:t>
+      </w:r>
+    </w:p>
+    <w:p>
+      <w:pPr>
+        <w:spacing w:before="280" w:after="80"/>
+        <w:rPr>
+          <w:rFonts w:ascii="Times New Roman" w:eastAsia="Times New Roman" w:hAnsi="Times New Roman" w:cs="Times New Roman"/>
+          <w:sz w:val="26"/>
+          <w:szCs w:val="26"/>
+        </w:rPr>
+      </w:pPr>
+      <w:r>
+        <w:rPr>
+          <w:rFonts w:ascii="Times New Roman" w:eastAsia="Times New Roman" w:hAnsi="Times New Roman" w:cs="Times New Roman"/>
+          <w:sz w:val="26"/>
+          <w:szCs w:val="26"/>
+        </w:rPr>
+        <w:lastRenderedPageBreak/>
+        <w:t>192.168.30.0/24</w:t>
+      </w:r>
+    </w:p>
+    <w:p>
+      <w:pPr>
+        <w:spacing w:before="240" w:after="240"/>
+        <w:rPr>
+          <w:rFonts w:ascii="Times New Roman" w:eastAsia="Times New Roman" w:hAnsi="Times New Roman" w:cs="Times New Roman"/>
+          <w:sz w:val="26"/>
+          <w:szCs w:val="26"/>
+        </w:rPr>
+      </w:pPr>
+      <w:r>
+        <w:rPr>
+          <w:rFonts w:ascii="Times New Roman" w:eastAsia="Times New Roman" w:hAnsi="Times New Roman" w:cs="Times New Roman"/>
+          <w:sz w:val="26"/>
+          <w:szCs w:val="26"/>
         </w:rPr>
         <w:t xml:space="preserve">Divide the network into </w:t>
       </w:r>
       <w:r>
         <w:rPr>
-          <w:rFonts w:ascii="Times New Roman" w:cs="Times New Roman" w:eastAsia="Times New Roman" w:hAnsi="Times New Roman"/>
-          <w:b w:val="1"/>
-          <w:bCs w:val="1"/>
-          <w:sz w:val="26"/>
-          <w:szCs w:val="26"/>
-          <w:rtl w:val="0"/>
-        </w:rPr>
-        <w:t xml:space="preserve">2 equal subnets</w:t>
-      </w:r>
-      <w:r>
-        <w:rPr>
-          <w:rFonts w:ascii="Times New Roman" w:cs="Times New Roman" w:eastAsia="Times New Roman" w:hAnsi="Times New Roman"/>
-          <w:sz w:val="26"/>
-          <w:szCs w:val="26"/>
-          <w:rtl w:val="0"/>
-        </w:rPr>
-        <w:t xml:space="preserve">.</w:t>
-      </w:r>
-    </w:p>
-    <w:p>
-      <w:pPr>
-        <w:spacing w:after="240" w:before="240" w:lineRule="auto"/>
-        <w:rPr>
-          <w:rFonts w:ascii="Times New Roman" w:cs="Times New Roman" w:eastAsia="Times New Roman" w:hAnsi="Times New Roman"/>
-          <w:sz w:val="26"/>
-          <w:szCs w:val="26"/>
-        </w:rPr>
-      </w:pPr>
-      <w:r>
-        <w:rPr>
-          <w:rFonts w:ascii="Times New Roman" w:cs="Times New Roman" w:eastAsia="Times New Roman" w:hAnsi="Times New Roman"/>
-          <w:sz w:val="26"/>
-          <w:szCs w:val="26"/>
-          <w:rtl w:val="0"/>
-        </w:rPr>
-        <w:t xml:space="preserve">Determine:</w:t>
+          <w:rFonts w:ascii="Times New Roman" w:eastAsia="Times New Roman" w:hAnsi="Times New Roman" w:cs="Times New Roman"/>
+          <w:b/>
+          <w:bCs/>
+          <w:sz w:val="26"/>
+          <w:szCs w:val="26"/>
+        </w:rPr>
+        <w:t>2 equal subnets</w:t>
+      </w:r>
+      <w:r>
+        <w:rPr>
+          <w:rFonts w:ascii="Times New Roman" w:eastAsia="Times New Roman" w:hAnsi="Times New Roman" w:cs="Times New Roman"/>
+          <w:sz w:val="26"/>
+          <w:szCs w:val="26"/>
+        </w:rPr>
+        <w:t>.</w:t>
+      </w:r>
+    </w:p>
+    <w:p>
+      <w:pPr>
+        <w:spacing w:before="240" w:after="240"/>
+        <w:rPr>
+          <w:rFonts w:ascii="Times New Roman" w:eastAsia="Times New Roman" w:hAnsi="Times New Roman" w:cs="Times New Roman"/>
+          <w:sz w:val="26"/>
+          <w:szCs w:val="26"/>
+        </w:rPr>
+      </w:pPr>
+      <w:r>
+        <w:rPr>
+          <w:rFonts w:ascii="Times New Roman" w:eastAsia="Times New Roman" w:hAnsi="Times New Roman" w:cs="Times New Roman"/>
+          <w:sz w:val="26"/>
+          <w:szCs w:val="26"/>
+        </w:rPr>
+        <w:t>Determine:</w:t>
       </w:r>
     </w:p>
     <w:p>
@@ -1130,22 +1019,20 @@
           <w:ilvl w:val="0"/>
           <w:numId w:val="3"/>
         </w:numPr>
-        <w:spacing w:after="0" w:afterAutospacing="0" w:before="240" w:lineRule="auto"/>
-        <w:ind w:left="720" w:hanging="360"/>
-        <w:rPr>
-          <w:rFonts w:ascii="Times New Roman" w:cs="Times New Roman" w:eastAsia="Times New Roman" w:hAnsi="Times New Roman"/>
-          <w:sz w:val="26"/>
-          <w:szCs w:val="26"/>
-        </w:rPr>
-      </w:pPr>
-      <w:r>
-        <w:rPr>
-          <w:rFonts w:ascii="Times New Roman" w:cs="Times New Roman" w:eastAsia="Times New Roman" w:hAnsi="Times New Roman"/>
-          <w:sz w:val="26"/>
-          <w:szCs w:val="26"/>
-          <w:rtl w:val="0"/>
-        </w:rPr>
-        <w:t xml:space="preserve">New prefix</w:t>
+        <w:spacing w:before="240" w:after="0"/>
+        <w:rPr>
+          <w:rFonts w:ascii="Times New Roman" w:eastAsia="Times New Roman" w:hAnsi="Times New Roman" w:cs="Times New Roman"/>
+          <w:sz w:val="26"/>
+          <w:szCs w:val="26"/>
+        </w:rPr>
+      </w:pPr>
+      <w:r>
+        <w:rPr>
+          <w:rFonts w:ascii="Times New Roman" w:eastAsia="Times New Roman" w:hAnsi="Times New Roman" w:cs="Times New Roman"/>
+          <w:sz w:val="26"/>
+          <w:szCs w:val="26"/>
+        </w:rPr>
+        <w:t>New prefix</w:t>
       </w:r>
     </w:p>
     <w:p>
@@ -1154,22 +1041,20 @@
           <w:ilvl w:val="0"/>
           <w:numId w:val="3"/>
         </w:numPr>
-        <w:spacing w:after="0" w:afterAutospacing="0" w:before="0" w:beforeAutospacing="0" w:lineRule="auto"/>
-        <w:ind w:left="720" w:hanging="360"/>
-        <w:rPr>
-          <w:rFonts w:ascii="Times New Roman" w:cs="Times New Roman" w:eastAsia="Times New Roman" w:hAnsi="Times New Roman"/>
-          <w:sz w:val="26"/>
-          <w:szCs w:val="26"/>
-        </w:rPr>
-      </w:pPr>
-      <w:r>
-        <w:rPr>
-          <w:rFonts w:ascii="Times New Roman" w:cs="Times New Roman" w:eastAsia="Times New Roman" w:hAnsi="Times New Roman"/>
-          <w:sz w:val="26"/>
-          <w:szCs w:val="26"/>
-          <w:rtl w:val="0"/>
-        </w:rPr>
-        <w:t xml:space="preserve">Subnet mask</w:t>
+        <w:spacing w:after="0"/>
+        <w:rPr>
+          <w:rFonts w:ascii="Times New Roman" w:eastAsia="Times New Roman" w:hAnsi="Times New Roman" w:cs="Times New Roman"/>
+          <w:sz w:val="26"/>
+          <w:szCs w:val="26"/>
+        </w:rPr>
+      </w:pPr>
+      <w:r>
+        <w:rPr>
+          <w:rFonts w:ascii="Times New Roman" w:eastAsia="Times New Roman" w:hAnsi="Times New Roman" w:cs="Times New Roman"/>
+          <w:sz w:val="26"/>
+          <w:szCs w:val="26"/>
+        </w:rPr>
+        <w:t>Subnet mask</w:t>
       </w:r>
     </w:p>
     <w:p>
@@ -1178,22 +1063,20 @@
           <w:ilvl w:val="0"/>
           <w:numId w:val="3"/>
         </w:numPr>
-        <w:spacing w:after="0" w:afterAutospacing="0" w:before="0" w:beforeAutospacing="0" w:lineRule="auto"/>
-        <w:ind w:left="720" w:hanging="360"/>
-        <w:rPr>
-          <w:rFonts w:ascii="Times New Roman" w:cs="Times New Roman" w:eastAsia="Times New Roman" w:hAnsi="Times New Roman"/>
-          <w:sz w:val="26"/>
-          <w:szCs w:val="26"/>
-        </w:rPr>
-      </w:pPr>
-      <w:r>
-        <w:rPr>
-          <w:rFonts w:ascii="Times New Roman" w:cs="Times New Roman" w:eastAsia="Times New Roman" w:hAnsi="Times New Roman"/>
-          <w:sz w:val="26"/>
-          <w:szCs w:val="26"/>
-          <w:rtl w:val="0"/>
-        </w:rPr>
-        <w:t xml:space="preserve">Number of subnets</w:t>
+        <w:spacing w:after="0"/>
+        <w:rPr>
+          <w:rFonts w:ascii="Times New Roman" w:eastAsia="Times New Roman" w:hAnsi="Times New Roman" w:cs="Times New Roman"/>
+          <w:sz w:val="26"/>
+          <w:szCs w:val="26"/>
+        </w:rPr>
+      </w:pPr>
+      <w:r>
+        <w:rPr>
+          <w:rFonts w:ascii="Times New Roman" w:eastAsia="Times New Roman" w:hAnsi="Times New Roman" w:cs="Times New Roman"/>
+          <w:sz w:val="26"/>
+          <w:szCs w:val="26"/>
+        </w:rPr>
+        <w:t>Number of subnets</w:t>
       </w:r>
     </w:p>
     <w:p>
@@ -1202,22 +1085,20 @@
           <w:ilvl w:val="0"/>
           <w:numId w:val="3"/>
         </w:numPr>
-        <w:spacing w:after="0" w:afterAutospacing="0" w:before="0" w:beforeAutospacing="0" w:lineRule="auto"/>
-        <w:ind w:left="720" w:hanging="360"/>
-        <w:rPr>
-          <w:rFonts w:ascii="Times New Roman" w:cs="Times New Roman" w:eastAsia="Times New Roman" w:hAnsi="Times New Roman"/>
-          <w:sz w:val="26"/>
-          <w:szCs w:val="26"/>
-        </w:rPr>
-      </w:pPr>
-      <w:r>
-        <w:rPr>
-          <w:rFonts w:ascii="Times New Roman" w:cs="Times New Roman" w:eastAsia="Times New Roman" w:hAnsi="Times New Roman"/>
-          <w:sz w:val="26"/>
-          <w:szCs w:val="26"/>
-          <w:rtl w:val="0"/>
-        </w:rPr>
-        <w:t xml:space="preserve">Usable hosts per subnet</w:t>
+        <w:spacing w:after="0"/>
+        <w:rPr>
+          <w:rFonts w:ascii="Times New Roman" w:eastAsia="Times New Roman" w:hAnsi="Times New Roman" w:cs="Times New Roman"/>
+          <w:sz w:val="26"/>
+          <w:szCs w:val="26"/>
+        </w:rPr>
+      </w:pPr>
+      <w:r>
+        <w:rPr>
+          <w:rFonts w:ascii="Times New Roman" w:eastAsia="Times New Roman" w:hAnsi="Times New Roman" w:cs="Times New Roman"/>
+          <w:sz w:val="26"/>
+          <w:szCs w:val="26"/>
+        </w:rPr>
+        <w:t>Usable hosts per subnet</w:t>
       </w:r>
     </w:p>
     <w:p>
@@ -1226,22 +1107,20 @@
           <w:ilvl w:val="0"/>
           <w:numId w:val="3"/>
         </w:numPr>
-        <w:spacing w:after="0" w:afterAutospacing="0" w:before="0" w:beforeAutospacing="0" w:lineRule="auto"/>
-        <w:ind w:left="720" w:hanging="360"/>
-        <w:rPr>
-          <w:rFonts w:ascii="Times New Roman" w:cs="Times New Roman" w:eastAsia="Times New Roman" w:hAnsi="Times New Roman"/>
-          <w:sz w:val="26"/>
-          <w:szCs w:val="26"/>
-        </w:rPr>
-      </w:pPr>
-      <w:r>
-        <w:rPr>
-          <w:rFonts w:ascii="Times New Roman" w:cs="Times New Roman" w:eastAsia="Times New Roman" w:hAnsi="Times New Roman"/>
-          <w:sz w:val="26"/>
-          <w:szCs w:val="26"/>
-          <w:rtl w:val="0"/>
-        </w:rPr>
-        <w:t xml:space="preserve">Network address</w:t>
+        <w:spacing w:after="0"/>
+        <w:rPr>
+          <w:rFonts w:ascii="Times New Roman" w:eastAsia="Times New Roman" w:hAnsi="Times New Roman" w:cs="Times New Roman"/>
+          <w:sz w:val="26"/>
+          <w:szCs w:val="26"/>
+        </w:rPr>
+      </w:pPr>
+      <w:r>
+        <w:rPr>
+          <w:rFonts w:ascii="Times New Roman" w:eastAsia="Times New Roman" w:hAnsi="Times New Roman" w:cs="Times New Roman"/>
+          <w:sz w:val="26"/>
+          <w:szCs w:val="26"/>
+        </w:rPr>
+        <w:t>Network address</w:t>
       </w:r>
     </w:p>
     <w:p>
@@ -1250,22 +1129,20 @@
           <w:ilvl w:val="0"/>
           <w:numId w:val="3"/>
         </w:numPr>
-        <w:spacing w:after="0" w:afterAutospacing="0" w:before="0" w:beforeAutospacing="0" w:lineRule="auto"/>
-        <w:ind w:left="720" w:hanging="360"/>
-        <w:rPr>
-          <w:rFonts w:ascii="Times New Roman" w:cs="Times New Roman" w:eastAsia="Times New Roman" w:hAnsi="Times New Roman"/>
-          <w:sz w:val="26"/>
-          <w:szCs w:val="26"/>
-        </w:rPr>
-      </w:pPr>
-      <w:r>
-        <w:rPr>
-          <w:rFonts w:ascii="Times New Roman" w:cs="Times New Roman" w:eastAsia="Times New Roman" w:hAnsi="Times New Roman"/>
-          <w:sz w:val="26"/>
-          <w:szCs w:val="26"/>
-          <w:rtl w:val="0"/>
-        </w:rPr>
-        <w:t xml:space="preserve">First host</w:t>
+        <w:spacing w:after="0"/>
+        <w:rPr>
+          <w:rFonts w:ascii="Times New Roman" w:eastAsia="Times New Roman" w:hAnsi="Times New Roman" w:cs="Times New Roman"/>
+          <w:sz w:val="26"/>
+          <w:szCs w:val="26"/>
+        </w:rPr>
+      </w:pPr>
+      <w:r>
+        <w:rPr>
+          <w:rFonts w:ascii="Times New Roman" w:eastAsia="Times New Roman" w:hAnsi="Times New Roman" w:cs="Times New Roman"/>
+          <w:sz w:val="26"/>
+          <w:szCs w:val="26"/>
+        </w:rPr>
+        <w:t>First host</w:t>
       </w:r>
     </w:p>
     <w:p>
@@ -1274,22 +1151,20 @@
           <w:ilvl w:val="0"/>
           <w:numId w:val="3"/>
         </w:numPr>
-        <w:spacing w:after="0" w:afterAutospacing="0" w:before="0" w:beforeAutospacing="0" w:lineRule="auto"/>
-        <w:ind w:left="720" w:hanging="360"/>
-        <w:rPr>
-          <w:rFonts w:ascii="Times New Roman" w:cs="Times New Roman" w:eastAsia="Times New Roman" w:hAnsi="Times New Roman"/>
-          <w:sz w:val="26"/>
-          <w:szCs w:val="26"/>
-        </w:rPr>
-      </w:pPr>
-      <w:r>
-        <w:rPr>
-          <w:rFonts w:ascii="Times New Roman" w:cs="Times New Roman" w:eastAsia="Times New Roman" w:hAnsi="Times New Roman"/>
-          <w:sz w:val="26"/>
-          <w:szCs w:val="26"/>
-          <w:rtl w:val="0"/>
-        </w:rPr>
-        <w:t xml:space="preserve">Last host</w:t>
+        <w:spacing w:after="0"/>
+        <w:rPr>
+          <w:rFonts w:ascii="Times New Roman" w:eastAsia="Times New Roman" w:hAnsi="Times New Roman" w:cs="Times New Roman"/>
+          <w:sz w:val="26"/>
+          <w:szCs w:val="26"/>
+        </w:rPr>
+      </w:pPr>
+      <w:r>
+        <w:rPr>
+          <w:rFonts w:ascii="Times New Roman" w:eastAsia="Times New Roman" w:hAnsi="Times New Roman" w:cs="Times New Roman"/>
+          <w:sz w:val="26"/>
+          <w:szCs w:val="26"/>
+        </w:rPr>
+        <w:t>Last host</w:t>
       </w:r>
     </w:p>
     <w:p>
@@ -1298,58 +1173,55 @@
           <w:ilvl w:val="0"/>
           <w:numId w:val="3"/>
         </w:numPr>
-        <w:spacing w:after="240" w:before="0" w:beforeAutospacing="0" w:lineRule="auto"/>
-        <w:ind w:left="720" w:hanging="360"/>
-        <w:rPr>
-          <w:rFonts w:ascii="Times New Roman" w:cs="Times New Roman" w:eastAsia="Times New Roman" w:hAnsi="Times New Roman"/>
-          <w:sz w:val="26"/>
-          <w:szCs w:val="26"/>
-        </w:rPr>
-      </w:pPr>
-      <w:r>
-        <w:rPr>
-          <w:rFonts w:ascii="Times New Roman" w:cs="Times New Roman" w:eastAsia="Times New Roman" w:hAnsi="Times New Roman"/>
-          <w:sz w:val="26"/>
-          <w:szCs w:val="26"/>
-          <w:rtl w:val="0"/>
-        </w:rPr>
-        <w:t xml:space="preserve">Broadcast address</w:t>
-      </w:r>
-    </w:p>
-    <w:p>
-      <w:pPr>
-        <w:spacing w:after="240" w:before="240" w:lineRule="auto"/>
-        <w:rPr>
-          <w:rFonts w:ascii="Times New Roman" w:cs="Times New Roman" w:eastAsia="Times New Roman" w:hAnsi="Times New Roman"/>
-          <w:sz w:val="26"/>
-          <w:szCs w:val="26"/>
-        </w:rPr>
-      </w:pPr>
-      <w:r>
-        <w:rPr>
-          <w:rFonts w:ascii="Times New Roman" w:cs="Times New Roman" w:eastAsia="Times New Roman" w:hAnsi="Times New Roman"/>
-          <w:sz w:val="26"/>
-          <w:szCs w:val="26"/>
-          <w:rtl w:val="0"/>
-        </w:rPr>
-        <w:t xml:space="preserve">Complete:</w:t>
+        <w:spacing w:after="240"/>
+        <w:rPr>
+          <w:rFonts w:ascii="Times New Roman" w:eastAsia="Times New Roman" w:hAnsi="Times New Roman" w:cs="Times New Roman"/>
+          <w:sz w:val="26"/>
+          <w:szCs w:val="26"/>
+        </w:rPr>
+      </w:pPr>
+      <w:r>
+        <w:rPr>
+          <w:rFonts w:ascii="Times New Roman" w:eastAsia="Times New Roman" w:hAnsi="Times New Roman" w:cs="Times New Roman"/>
+          <w:sz w:val="26"/>
+          <w:szCs w:val="26"/>
+        </w:rPr>
+        <w:t>Broadcast address</w:t>
+      </w:r>
+    </w:p>
+    <w:p>
+      <w:pPr>
+        <w:spacing w:before="240" w:after="240"/>
+        <w:rPr>
+          <w:rFonts w:ascii="Times New Roman" w:eastAsia="Times New Roman" w:hAnsi="Times New Roman" w:cs="Times New Roman"/>
+          <w:sz w:val="26"/>
+          <w:szCs w:val="26"/>
+        </w:rPr>
+      </w:pPr>
+      <w:r>
+        <w:rPr>
+          <w:rFonts w:ascii="Times New Roman" w:eastAsia="Times New Roman" w:hAnsi="Times New Roman" w:cs="Times New Roman"/>
+          <w:sz w:val="26"/>
+          <w:szCs w:val="26"/>
+        </w:rPr>
+        <w:t>Complete:</w:t>
       </w:r>
     </w:p>
     <w:tbl>
       <w:tblPr>
-        <w:tblStyle w:val="Table2"/>
-        <w:tblW w:w="9150.0" w:type="dxa"/>
-        <w:jc w:val="left"/>
+        <w:tblStyle w:val="a0"/>
+        <w:tblW w:w="9150" w:type="dxa"/>
+        <w:tblInd w:w="0" w:type="dxa"/>
         <w:tblBorders>
-          <w:top w:color="000000" w:space="0" w:sz="0" w:val="nil"/>
-          <w:left w:color="000000" w:space="0" w:sz="0" w:val="nil"/>
-          <w:bottom w:color="000000" w:space="0" w:sz="0" w:val="nil"/>
-          <w:right w:color="000000" w:space="0" w:sz="0" w:val="nil"/>
-          <w:insideH w:color="000000" w:space="0" w:sz="0" w:val="nil"/>
-          <w:insideV w:color="000000" w:space="0" w:sz="0" w:val="nil"/>
+          <w:top w:val="nil"/>
+          <w:left w:val="nil"/>
+          <w:bottom w:val="nil"/>
+          <w:right w:val="nil"/>
+          <w:insideH w:val="nil"/>
+          <w:insideV w:val="nil"/>
         </w:tblBorders>
         <w:tblLayout w:type="fixed"/>
-        <w:tblLook w:val="0600"/>
+        <w:tblLook w:val="0600" w:firstRow="0" w:lastRow="0" w:firstColumn="0" w:lastColumn="0" w:noHBand="1" w:noVBand="1"/>
       </w:tblPr>
       <w:tblGrid>
         <w:gridCol w:w="1230"/>
@@ -1357,613 +1229,614 @@
         <w:gridCol w:w="1995"/>
         <w:gridCol w:w="1920"/>
         <w:gridCol w:w="1980"/>
-        <w:tblGridChange w:id="0">
-          <w:tblGrid>
-            <w:gridCol w:w="1230"/>
-            <w:gridCol w:w="2025"/>
-            <w:gridCol w:w="1995"/>
-            <w:gridCol w:w="1920"/>
-            <w:gridCol w:w="1980"/>
-          </w:tblGrid>
-        </w:tblGridChange>
       </w:tblGrid>
       <w:tr>
         <w:trPr>
-          <w:cantSplit w:val="0"/>
-          <w:trHeight w:val="515" w:hRule="atLeast"/>
-          <w:tblHeader w:val="0"/>
+          <w:trHeight w:val="515"/>
         </w:trPr>
         <w:tc>
           <w:tcPr>
+            <w:tcW w:w="1230" w:type="dxa"/>
             <w:tcBorders>
-              <w:top w:color="000000" w:space="0" w:sz="8" w:val="single"/>
-              <w:left w:color="000000" w:space="0" w:sz="8" w:val="single"/>
-              <w:bottom w:color="000000" w:space="0" w:sz="8" w:val="single"/>
-              <w:right w:color="000000" w:space="0" w:sz="8" w:val="single"/>
+              <w:top w:val="single" w:sz="8" w:space="0" w:color="000000"/>
+              <w:left w:val="single" w:sz="8" w:space="0" w:color="000000"/>
+              <w:bottom w:val="single" w:sz="8" w:space="0" w:color="000000"/>
+              <w:right w:val="single" w:sz="8" w:space="0" w:color="000000"/>
             </w:tcBorders>
             <w:tcMar>
-              <w:top w:w="100.0" w:type="dxa"/>
-              <w:left w:w="100.0" w:type="dxa"/>
-              <w:bottom w:w="100.0" w:type="dxa"/>
-              <w:right w:w="100.0" w:type="dxa"/>
+              <w:top w:w="100" w:type="dxa"/>
+              <w:left w:w="100" w:type="dxa"/>
+              <w:bottom w:w="100" w:type="dxa"/>
+              <w:right w:w="100" w:type="dxa"/>
             </w:tcMar>
-            <w:vAlign w:val="top"/>
           </w:tcPr>
           <w:p>
             <w:pPr>
-              <w:spacing w:after="0" w:before="0" w:lineRule="auto"/>
+              <w:spacing w:after="0"/>
               <w:jc w:val="center"/>
               <w:rPr>
-                <w:rFonts w:ascii="Times New Roman" w:cs="Times New Roman" w:eastAsia="Times New Roman" w:hAnsi="Times New Roman"/>
+                <w:rFonts w:ascii="Times New Roman" w:eastAsia="Times New Roman" w:hAnsi="Times New Roman" w:cs="Times New Roman"/>
                 <w:sz w:val="26"/>
                 <w:szCs w:val="26"/>
               </w:rPr>
             </w:pPr>
             <w:r>
               <w:rPr>
-                <w:rFonts w:ascii="Times New Roman" w:cs="Times New Roman" w:eastAsia="Times New Roman" w:hAnsi="Times New Roman"/>
-                <w:b w:val="1"/>
-                <w:bCs w:val="1"/>
+                <w:rFonts w:ascii="Times New Roman" w:eastAsia="Times New Roman" w:hAnsi="Times New Roman" w:cs="Times New Roman"/>
+                <w:b/>
+                <w:bCs/>
                 <w:sz w:val="26"/>
                 <w:szCs w:val="26"/>
-                <w:rtl w:val="0"/>
-              </w:rPr>
-              <w:t xml:space="preserve">Subnet</w:t>
-            </w:r>
-            <w:r>
-              <w:rPr>
-                <w:rtl w:val="0"/>
-              </w:rPr>
+              </w:rPr>
+              <w:t>Subnet</w:t>
             </w:r>
           </w:p>
         </w:tc>
         <w:tc>
           <w:tcPr>
+            <w:tcW w:w="2025" w:type="dxa"/>
             <w:tcBorders>
-              <w:top w:color="000000" w:space="0" w:sz="8" w:val="single"/>
-              <w:left w:color="000000" w:space="0" w:sz="8" w:val="single"/>
-              <w:bottom w:color="000000" w:space="0" w:sz="8" w:val="single"/>
-              <w:right w:color="000000" w:space="0" w:sz="8" w:val="single"/>
+              <w:top w:val="single" w:sz="8" w:space="0" w:color="000000"/>
+              <w:left w:val="single" w:sz="8" w:space="0" w:color="000000"/>
+              <w:bottom w:val="single" w:sz="8" w:space="0" w:color="000000"/>
+              <w:right w:val="single" w:sz="8" w:space="0" w:color="000000"/>
             </w:tcBorders>
             <w:tcMar>
-              <w:top w:w="100.0" w:type="dxa"/>
-              <w:left w:w="100.0" w:type="dxa"/>
-              <w:bottom w:w="100.0" w:type="dxa"/>
-              <w:right w:w="100.0" w:type="dxa"/>
+              <w:top w:w="100" w:type="dxa"/>
+              <w:left w:w="100" w:type="dxa"/>
+              <w:bottom w:w="100" w:type="dxa"/>
+              <w:right w:w="100" w:type="dxa"/>
             </w:tcMar>
-            <w:vAlign w:val="top"/>
           </w:tcPr>
           <w:p>
             <w:pPr>
-              <w:spacing w:after="0" w:before="0" w:lineRule="auto"/>
+              <w:spacing w:after="0"/>
               <w:jc w:val="center"/>
               <w:rPr>
-                <w:rFonts w:ascii="Times New Roman" w:cs="Times New Roman" w:eastAsia="Times New Roman" w:hAnsi="Times New Roman"/>
+                <w:rFonts w:ascii="Times New Roman" w:eastAsia="Times New Roman" w:hAnsi="Times New Roman" w:cs="Times New Roman"/>
                 <w:sz w:val="26"/>
                 <w:szCs w:val="26"/>
               </w:rPr>
             </w:pPr>
             <w:r>
               <w:rPr>
-                <w:rFonts w:ascii="Times New Roman" w:cs="Times New Roman" w:eastAsia="Times New Roman" w:hAnsi="Times New Roman"/>
-                <w:b w:val="1"/>
-                <w:bCs w:val="1"/>
+                <w:rFonts w:ascii="Times New Roman" w:eastAsia="Times New Roman" w:hAnsi="Times New Roman" w:cs="Times New Roman"/>
+                <w:b/>
+                <w:bCs/>
                 <w:sz w:val="26"/>
                 <w:szCs w:val="26"/>
-                <w:rtl w:val="0"/>
-              </w:rPr>
-              <w:t xml:space="preserve">Network</w:t>
-            </w:r>
-            <w:r>
-              <w:rPr>
-                <w:rtl w:val="0"/>
-              </w:rPr>
+              </w:rPr>
+              <w:t>Network</w:t>
             </w:r>
           </w:p>
         </w:tc>
         <w:tc>
           <w:tcPr>
+            <w:tcW w:w="1995" w:type="dxa"/>
             <w:tcBorders>
-              <w:top w:color="000000" w:space="0" w:sz="8" w:val="single"/>
-              <w:left w:color="000000" w:space="0" w:sz="8" w:val="single"/>
-              <w:bottom w:color="000000" w:space="0" w:sz="8" w:val="single"/>
-              <w:right w:color="000000" w:space="0" w:sz="8" w:val="single"/>
+              <w:top w:val="single" w:sz="8" w:space="0" w:color="000000"/>
+              <w:left w:val="single" w:sz="8" w:space="0" w:color="000000"/>
+              <w:bottom w:val="single" w:sz="8" w:space="0" w:color="000000"/>
+              <w:right w:val="single" w:sz="8" w:space="0" w:color="000000"/>
             </w:tcBorders>
             <w:tcMar>
-              <w:top w:w="100.0" w:type="dxa"/>
-              <w:left w:w="100.0" w:type="dxa"/>
-              <w:bottom w:w="100.0" w:type="dxa"/>
-              <w:right w:w="100.0" w:type="dxa"/>
+              <w:top w:w="100" w:type="dxa"/>
+              <w:left w:w="100" w:type="dxa"/>
+              <w:bottom w:w="100" w:type="dxa"/>
+              <w:right w:w="100" w:type="dxa"/>
             </w:tcMar>
-            <w:vAlign w:val="top"/>
           </w:tcPr>
           <w:p>
             <w:pPr>
-              <w:spacing w:after="0" w:before="0" w:lineRule="auto"/>
+              <w:spacing w:after="0"/>
               <w:jc w:val="center"/>
               <w:rPr>
-                <w:rFonts w:ascii="Times New Roman" w:cs="Times New Roman" w:eastAsia="Times New Roman" w:hAnsi="Times New Roman"/>
+                <w:rFonts w:ascii="Times New Roman" w:eastAsia="Times New Roman" w:hAnsi="Times New Roman" w:cs="Times New Roman"/>
                 <w:sz w:val="26"/>
                 <w:szCs w:val="26"/>
               </w:rPr>
             </w:pPr>
             <w:r>
               <w:rPr>
-                <w:rFonts w:ascii="Times New Roman" w:cs="Times New Roman" w:eastAsia="Times New Roman" w:hAnsi="Times New Roman"/>
-                <w:b w:val="1"/>
-                <w:bCs w:val="1"/>
+                <w:rFonts w:ascii="Times New Roman" w:eastAsia="Times New Roman" w:hAnsi="Times New Roman" w:cs="Times New Roman"/>
+                <w:b/>
+                <w:bCs/>
                 <w:sz w:val="26"/>
                 <w:szCs w:val="26"/>
-                <w:rtl w:val="0"/>
-              </w:rPr>
-              <w:t xml:space="preserve">First Host</w:t>
-            </w:r>
-            <w:r>
-              <w:rPr>
-                <w:rtl w:val="0"/>
-              </w:rPr>
+              </w:rPr>
+              <w:t>First Host</w:t>
             </w:r>
           </w:p>
         </w:tc>
         <w:tc>
           <w:tcPr>
+            <w:tcW w:w="1920" w:type="dxa"/>
             <w:tcBorders>
-              <w:top w:color="000000" w:space="0" w:sz="8" w:val="single"/>
-              <w:left w:color="000000" w:space="0" w:sz="8" w:val="single"/>
-              <w:bottom w:color="000000" w:space="0" w:sz="8" w:val="single"/>
-              <w:right w:color="000000" w:space="0" w:sz="8" w:val="single"/>
+              <w:top w:val="single" w:sz="8" w:space="0" w:color="000000"/>
+              <w:left w:val="single" w:sz="8" w:space="0" w:color="000000"/>
+              <w:bottom w:val="single" w:sz="8" w:space="0" w:color="000000"/>
+              <w:right w:val="single" w:sz="8" w:space="0" w:color="000000"/>
             </w:tcBorders>
             <w:tcMar>
-              <w:top w:w="100.0" w:type="dxa"/>
-              <w:left w:w="100.0" w:type="dxa"/>
-              <w:bottom w:w="100.0" w:type="dxa"/>
-              <w:right w:w="100.0" w:type="dxa"/>
+              <w:top w:w="100" w:type="dxa"/>
+              <w:left w:w="100" w:type="dxa"/>
+              <w:bottom w:w="100" w:type="dxa"/>
+              <w:right w:w="100" w:type="dxa"/>
             </w:tcMar>
-            <w:vAlign w:val="top"/>
           </w:tcPr>
           <w:p>
             <w:pPr>
-              <w:spacing w:after="0" w:before="0" w:lineRule="auto"/>
+              <w:spacing w:after="0"/>
               <w:jc w:val="center"/>
               <w:rPr>
-                <w:rFonts w:ascii="Times New Roman" w:cs="Times New Roman" w:eastAsia="Times New Roman" w:hAnsi="Times New Roman"/>
+                <w:rFonts w:ascii="Times New Roman" w:eastAsia="Times New Roman" w:hAnsi="Times New Roman" w:cs="Times New Roman"/>
                 <w:sz w:val="26"/>
                 <w:szCs w:val="26"/>
               </w:rPr>
             </w:pPr>
             <w:r>
               <w:rPr>
-                <w:rFonts w:ascii="Times New Roman" w:cs="Times New Roman" w:eastAsia="Times New Roman" w:hAnsi="Times New Roman"/>
-                <w:b w:val="1"/>
-                <w:bCs w:val="1"/>
+                <w:rFonts w:ascii="Times New Roman" w:eastAsia="Times New Roman" w:hAnsi="Times New Roman" w:cs="Times New Roman"/>
+                <w:b/>
+                <w:bCs/>
                 <w:sz w:val="26"/>
                 <w:szCs w:val="26"/>
-                <w:rtl w:val="0"/>
-              </w:rPr>
-              <w:t xml:space="preserve">Last Host</w:t>
-            </w:r>
-            <w:r>
-              <w:rPr>
-                <w:rtl w:val="0"/>
-              </w:rPr>
+              </w:rPr>
+              <w:t>Last Host</w:t>
             </w:r>
           </w:p>
         </w:tc>
         <w:tc>
           <w:tcPr>
+            <w:tcW w:w="1980" w:type="dxa"/>
             <w:tcBorders>
-              <w:top w:color="000000" w:space="0" w:sz="8" w:val="single"/>
-              <w:left w:color="000000" w:space="0" w:sz="8" w:val="single"/>
-              <w:bottom w:color="000000" w:space="0" w:sz="8" w:val="single"/>
-              <w:right w:color="000000" w:space="0" w:sz="8" w:val="single"/>
+              <w:top w:val="single" w:sz="8" w:space="0" w:color="000000"/>
+              <w:left w:val="single" w:sz="8" w:space="0" w:color="000000"/>
+              <w:bottom w:val="single" w:sz="8" w:space="0" w:color="000000"/>
+              <w:right w:val="single" w:sz="8" w:space="0" w:color="000000"/>
             </w:tcBorders>
             <w:tcMar>
-              <w:top w:w="100.0" w:type="dxa"/>
-              <w:left w:w="100.0" w:type="dxa"/>
-              <w:bottom w:w="100.0" w:type="dxa"/>
-              <w:right w:w="100.0" w:type="dxa"/>
+              <w:top w:w="100" w:type="dxa"/>
+              <w:left w:w="100" w:type="dxa"/>
+              <w:bottom w:w="100" w:type="dxa"/>
+              <w:right w:w="100" w:type="dxa"/>
             </w:tcMar>
-            <w:vAlign w:val="top"/>
           </w:tcPr>
           <w:p>
             <w:pPr>
-              <w:spacing w:after="0" w:before="0" w:lineRule="auto"/>
+              <w:spacing w:after="0"/>
               <w:jc w:val="center"/>
               <w:rPr>
-                <w:rFonts w:ascii="Times New Roman" w:cs="Times New Roman" w:eastAsia="Times New Roman" w:hAnsi="Times New Roman"/>
+                <w:rFonts w:ascii="Times New Roman" w:eastAsia="Times New Roman" w:hAnsi="Times New Roman" w:cs="Times New Roman"/>
                 <w:sz w:val="26"/>
                 <w:szCs w:val="26"/>
               </w:rPr>
             </w:pPr>
             <w:r>
               <w:rPr>
-                <w:rFonts w:ascii="Times New Roman" w:cs="Times New Roman" w:eastAsia="Times New Roman" w:hAnsi="Times New Roman"/>
-                <w:b w:val="1"/>
-                <w:bCs w:val="1"/>
+                <w:rFonts w:ascii="Times New Roman" w:eastAsia="Times New Roman" w:hAnsi="Times New Roman" w:cs="Times New Roman"/>
+                <w:b/>
+                <w:bCs/>
                 <w:sz w:val="26"/>
                 <w:szCs w:val="26"/>
-                <w:rtl w:val="0"/>
-              </w:rPr>
-              <w:t xml:space="preserve">Broadcast</w:t>
-            </w:r>
-            <w:r>
-              <w:rPr>
-                <w:rtl w:val="0"/>
-              </w:rPr>
+              </w:rPr>
+              <w:t>Broadcast</w:t>
             </w:r>
           </w:p>
         </w:tc>
       </w:tr>
       <w:tr>
         <w:trPr>
-          <w:cantSplit w:val="0"/>
-          <w:trHeight w:val="515" w:hRule="atLeast"/>
-          <w:tblHeader w:val="0"/>
+          <w:trHeight w:val="515"/>
         </w:trPr>
         <w:tc>
           <w:tcPr>
+            <w:tcW w:w="1230" w:type="dxa"/>
             <w:tcBorders>
-              <w:top w:color="000000" w:space="0" w:sz="8" w:val="single"/>
-              <w:left w:color="000000" w:space="0" w:sz="8" w:val="single"/>
-              <w:bottom w:color="000000" w:space="0" w:sz="8" w:val="single"/>
-              <w:right w:color="000000" w:space="0" w:sz="8" w:val="single"/>
+              <w:top w:val="single" w:sz="8" w:space="0" w:color="000000"/>
+              <w:left w:val="single" w:sz="8" w:space="0" w:color="000000"/>
+              <w:bottom w:val="single" w:sz="8" w:space="0" w:color="000000"/>
+              <w:right w:val="single" w:sz="8" w:space="0" w:color="000000"/>
             </w:tcBorders>
             <w:tcMar>
-              <w:top w:w="100.0" w:type="dxa"/>
-              <w:left w:w="100.0" w:type="dxa"/>
-              <w:bottom w:w="100.0" w:type="dxa"/>
-              <w:right w:w="100.0" w:type="dxa"/>
+              <w:top w:w="100" w:type="dxa"/>
+              <w:left w:w="100" w:type="dxa"/>
+              <w:bottom w:w="100" w:type="dxa"/>
+              <w:right w:w="100" w:type="dxa"/>
             </w:tcMar>
-            <w:vAlign w:val="top"/>
           </w:tcPr>
           <w:p>
             <w:pPr>
-              <w:spacing w:after="0" w:before="0" w:lineRule="auto"/>
-              <w:rPr>
-                <w:rFonts w:ascii="Times New Roman" w:cs="Times New Roman" w:eastAsia="Times New Roman" w:hAnsi="Times New Roman"/>
+              <w:spacing w:after="0"/>
+              <w:rPr>
+                <w:rFonts w:ascii="Times New Roman" w:eastAsia="Times New Roman" w:hAnsi="Times New Roman" w:cs="Times New Roman"/>
                 <w:sz w:val="26"/>
                 <w:szCs w:val="26"/>
               </w:rPr>
             </w:pPr>
             <w:r>
               <w:rPr>
-                <w:rFonts w:ascii="Times New Roman" w:cs="Times New Roman" w:eastAsia="Times New Roman" w:hAnsi="Times New Roman"/>
+                <w:rFonts w:ascii="Times New Roman" w:eastAsia="Times New Roman" w:hAnsi="Times New Roman" w:cs="Times New Roman"/>
                 <w:sz w:val="26"/>
                 <w:szCs w:val="26"/>
-                <w:rtl w:val="0"/>
-              </w:rPr>
-              <w:t xml:space="preserve">1</w:t>
+              </w:rPr>
+              <w:t>1</w:t>
             </w:r>
           </w:p>
         </w:tc>
         <w:tc>
           <w:tcPr>
+            <w:tcW w:w="2025" w:type="dxa"/>
             <w:tcBorders>
-              <w:top w:color="000000" w:space="0" w:sz="8" w:val="single"/>
-              <w:left w:color="000000" w:space="0" w:sz="8" w:val="single"/>
-              <w:bottom w:color="000000" w:space="0" w:sz="8" w:val="single"/>
-              <w:right w:color="000000" w:space="0" w:sz="8" w:val="single"/>
+              <w:top w:val="single" w:sz="8" w:space="0" w:color="000000"/>
+              <w:left w:val="single" w:sz="8" w:space="0" w:color="000000"/>
+              <w:bottom w:val="single" w:sz="8" w:space="0" w:color="000000"/>
+              <w:right w:val="single" w:sz="8" w:space="0" w:color="000000"/>
             </w:tcBorders>
             <w:tcMar>
-              <w:top w:w="100.0" w:type="dxa"/>
-              <w:left w:w="100.0" w:type="dxa"/>
-              <w:bottom w:w="100.0" w:type="dxa"/>
-              <w:right w:w="100.0" w:type="dxa"/>
+              <w:top w:w="100" w:type="dxa"/>
+              <w:left w:w="100" w:type="dxa"/>
+              <w:bottom w:w="100" w:type="dxa"/>
+              <w:right w:w="100" w:type="dxa"/>
             </w:tcMar>
-            <w:vAlign w:val="top"/>
           </w:tcPr>
           <w:p>
             <w:pPr>
-              <w:spacing w:after="0" w:before="0" w:lineRule="auto"/>
-              <w:rPr>
-                <w:rFonts w:ascii="Times New Roman" w:cs="Times New Roman" w:eastAsia="Times New Roman" w:hAnsi="Times New Roman"/>
+              <w:spacing w:after="0"/>
+              <w:rPr>
+                <w:rFonts w:ascii="Times New Roman" w:eastAsia="Times New Roman" w:hAnsi="Times New Roman" w:cs="Times New Roman"/>
                 <w:sz w:val="26"/>
                 <w:szCs w:val="26"/>
               </w:rPr>
             </w:pPr>
             <w:r>
               <w:rPr>
-                <w:rFonts w:ascii="Times New Roman" w:cs="Times New Roman" w:eastAsia="Times New Roman" w:hAnsi="Times New Roman"/>
+                <w:rFonts w:ascii="Times New Roman" w:eastAsia="Times New Roman" w:hAnsi="Times New Roman" w:cs="Times New Roman"/>
                 <w:sz w:val="26"/>
                 <w:szCs w:val="26"/>
-                <w:rtl w:val="0"/>
-              </w:rPr>
-              <w:t xml:space="preserve">______</w:t>
+              </w:rPr>
+              <w:t>192.168.30.0</w:t>
             </w:r>
           </w:p>
         </w:tc>
         <w:tc>
           <w:tcPr>
+            <w:tcW w:w="1995" w:type="dxa"/>
             <w:tcBorders>
-              <w:top w:color="000000" w:space="0" w:sz="8" w:val="single"/>
-              <w:left w:color="000000" w:space="0" w:sz="8" w:val="single"/>
-              <w:bottom w:color="000000" w:space="0" w:sz="8" w:val="single"/>
-              <w:right w:color="000000" w:space="0" w:sz="8" w:val="single"/>
+              <w:top w:val="single" w:sz="8" w:space="0" w:color="000000"/>
+              <w:left w:val="single" w:sz="8" w:space="0" w:color="000000"/>
+              <w:bottom w:val="single" w:sz="8" w:space="0" w:color="000000"/>
+              <w:right w:val="single" w:sz="8" w:space="0" w:color="000000"/>
             </w:tcBorders>
             <w:tcMar>
-              <w:top w:w="100.0" w:type="dxa"/>
-              <w:left w:w="100.0" w:type="dxa"/>
-              <w:bottom w:w="100.0" w:type="dxa"/>
-              <w:right w:w="100.0" w:type="dxa"/>
+              <w:top w:w="100" w:type="dxa"/>
+              <w:left w:w="100" w:type="dxa"/>
+              <w:bottom w:w="100" w:type="dxa"/>
+              <w:right w:w="100" w:type="dxa"/>
             </w:tcMar>
-            <w:vAlign w:val="top"/>
           </w:tcPr>
           <w:p>
             <w:pPr>
-              <w:spacing w:after="0" w:before="0" w:lineRule="auto"/>
-              <w:rPr>
-                <w:rFonts w:ascii="Times New Roman" w:cs="Times New Roman" w:eastAsia="Times New Roman" w:hAnsi="Times New Roman"/>
+              <w:spacing w:after="0"/>
+              <w:rPr>
+                <w:rFonts w:ascii="Times New Roman" w:eastAsia="Times New Roman" w:hAnsi="Times New Roman" w:cs="Times New Roman"/>
                 <w:sz w:val="26"/>
                 <w:szCs w:val="26"/>
               </w:rPr>
             </w:pPr>
             <w:r>
               <w:rPr>
-                <w:rFonts w:ascii="Times New Roman" w:cs="Times New Roman" w:eastAsia="Times New Roman" w:hAnsi="Times New Roman"/>
+                <w:rFonts w:ascii="Times New Roman" w:eastAsia="Times New Roman" w:hAnsi="Times New Roman" w:cs="Times New Roman"/>
                 <w:sz w:val="26"/>
                 <w:szCs w:val="26"/>
-                <w:rtl w:val="0"/>
-              </w:rPr>
-              <w:t xml:space="preserve">______</w:t>
+              </w:rPr>
+              <w:t>192.168.30.</w:t>
+            </w:r>
+            <w:r>
+              <w:rPr>
+                <w:rFonts w:ascii="Times New Roman" w:eastAsia="Times New Roman" w:hAnsi="Times New Roman" w:cs="Times New Roman"/>
+                <w:sz w:val="26"/>
+                <w:szCs w:val="26"/>
+              </w:rPr>
+              <w:t>1</w:t>
             </w:r>
           </w:p>
         </w:tc>
         <w:tc>
           <w:tcPr>
+            <w:tcW w:w="1920" w:type="dxa"/>
             <w:tcBorders>
-              <w:top w:color="000000" w:space="0" w:sz="8" w:val="single"/>
-              <w:left w:color="000000" w:space="0" w:sz="8" w:val="single"/>
-              <w:bottom w:color="000000" w:space="0" w:sz="8" w:val="single"/>
-              <w:right w:color="000000" w:space="0" w:sz="8" w:val="single"/>
+              <w:top w:val="single" w:sz="8" w:space="0" w:color="000000"/>
+              <w:left w:val="single" w:sz="8" w:space="0" w:color="000000"/>
+              <w:bottom w:val="single" w:sz="8" w:space="0" w:color="000000"/>
+              <w:right w:val="single" w:sz="8" w:space="0" w:color="000000"/>
             </w:tcBorders>
             <w:tcMar>
-              <w:top w:w="100.0" w:type="dxa"/>
-              <w:left w:w="100.0" w:type="dxa"/>
-              <w:bottom w:w="100.0" w:type="dxa"/>
-              <w:right w:w="100.0" w:type="dxa"/>
+              <w:top w:w="100" w:type="dxa"/>
+              <w:left w:w="100" w:type="dxa"/>
+              <w:bottom w:w="100" w:type="dxa"/>
+              <w:right w:w="100" w:type="dxa"/>
             </w:tcMar>
-            <w:vAlign w:val="top"/>
           </w:tcPr>
           <w:p>
             <w:pPr>
-              <w:spacing w:after="0" w:before="0" w:lineRule="auto"/>
-              <w:rPr>
-                <w:rFonts w:ascii="Times New Roman" w:cs="Times New Roman" w:eastAsia="Times New Roman" w:hAnsi="Times New Roman"/>
+              <w:spacing w:after="0"/>
+              <w:rPr>
+                <w:rFonts w:ascii="Times New Roman" w:eastAsia="Times New Roman" w:hAnsi="Times New Roman" w:cs="Times New Roman"/>
                 <w:sz w:val="26"/>
                 <w:szCs w:val="26"/>
               </w:rPr>
             </w:pPr>
             <w:r>
               <w:rPr>
-                <w:rFonts w:ascii="Times New Roman" w:cs="Times New Roman" w:eastAsia="Times New Roman" w:hAnsi="Times New Roman"/>
+                <w:rFonts w:ascii="Times New Roman" w:eastAsia="Times New Roman" w:hAnsi="Times New Roman" w:cs="Times New Roman"/>
                 <w:sz w:val="26"/>
                 <w:szCs w:val="26"/>
-                <w:rtl w:val="0"/>
-              </w:rPr>
-              <w:t xml:space="preserve">______</w:t>
+              </w:rPr>
+              <w:t>192.168.30.</w:t>
+            </w:r>
+            <w:r>
+              <w:rPr>
+                <w:rFonts w:ascii="Times New Roman" w:eastAsia="Times New Roman" w:hAnsi="Times New Roman" w:cs="Times New Roman"/>
+                <w:sz w:val="26"/>
+                <w:szCs w:val="26"/>
+              </w:rPr>
+              <w:t>126</w:t>
             </w:r>
           </w:p>
         </w:tc>
         <w:tc>
           <w:tcPr>
+            <w:tcW w:w="1980" w:type="dxa"/>
             <w:tcBorders>
-              <w:top w:color="000000" w:space="0" w:sz="8" w:val="single"/>
-              <w:left w:color="000000" w:space="0" w:sz="8" w:val="single"/>
-              <w:bottom w:color="000000" w:space="0" w:sz="8" w:val="single"/>
-              <w:right w:color="000000" w:space="0" w:sz="8" w:val="single"/>
+              <w:top w:val="single" w:sz="8" w:space="0" w:color="000000"/>
+              <w:left w:val="single" w:sz="8" w:space="0" w:color="000000"/>
+              <w:bottom w:val="single" w:sz="8" w:space="0" w:color="000000"/>
+              <w:right w:val="single" w:sz="8" w:space="0" w:color="000000"/>
             </w:tcBorders>
             <w:tcMar>
-              <w:top w:w="100.0" w:type="dxa"/>
-              <w:left w:w="100.0" w:type="dxa"/>
-              <w:bottom w:w="100.0" w:type="dxa"/>
-              <w:right w:w="100.0" w:type="dxa"/>
+              <w:top w:w="100" w:type="dxa"/>
+              <w:left w:w="100" w:type="dxa"/>
+              <w:bottom w:w="100" w:type="dxa"/>
+              <w:right w:w="100" w:type="dxa"/>
             </w:tcMar>
-            <w:vAlign w:val="top"/>
           </w:tcPr>
           <w:p>
             <w:pPr>
-              <w:spacing w:after="0" w:before="0" w:lineRule="auto"/>
-              <w:rPr>
-                <w:rFonts w:ascii="Times New Roman" w:cs="Times New Roman" w:eastAsia="Times New Roman" w:hAnsi="Times New Roman"/>
+              <w:spacing w:after="0"/>
+              <w:rPr>
+                <w:rFonts w:ascii="Times New Roman" w:eastAsia="Times New Roman" w:hAnsi="Times New Roman" w:cs="Times New Roman"/>
                 <w:sz w:val="26"/>
                 <w:szCs w:val="26"/>
               </w:rPr>
             </w:pPr>
             <w:r>
               <w:rPr>
-                <w:rFonts w:ascii="Times New Roman" w:cs="Times New Roman" w:eastAsia="Times New Roman" w:hAnsi="Times New Roman"/>
+                <w:rFonts w:ascii="Times New Roman" w:eastAsia="Times New Roman" w:hAnsi="Times New Roman" w:cs="Times New Roman"/>
                 <w:sz w:val="26"/>
                 <w:szCs w:val="26"/>
-                <w:rtl w:val="0"/>
-              </w:rPr>
-              <w:t xml:space="preserve">______</w:t>
+              </w:rPr>
+              <w:t>192.168.30.</w:t>
+            </w:r>
+            <w:r>
+              <w:rPr>
+                <w:rFonts w:ascii="Times New Roman" w:eastAsia="Times New Roman" w:hAnsi="Times New Roman" w:cs="Times New Roman"/>
+                <w:sz w:val="26"/>
+                <w:szCs w:val="26"/>
+              </w:rPr>
+              <w:t>127</w:t>
             </w:r>
           </w:p>
         </w:tc>
       </w:tr>
       <w:tr>
         <w:trPr>
-          <w:cantSplit w:val="0"/>
-          <w:trHeight w:val="515" w:hRule="atLeast"/>
-          <w:tblHeader w:val="0"/>
+          <w:trHeight w:val="515"/>
         </w:trPr>
         <w:tc>
           <w:tcPr>
+            <w:tcW w:w="1230" w:type="dxa"/>
             <w:tcBorders>
-              <w:top w:color="000000" w:space="0" w:sz="8" w:val="single"/>
-              <w:left w:color="000000" w:space="0" w:sz="8" w:val="single"/>
-              <w:bottom w:color="000000" w:space="0" w:sz="8" w:val="single"/>
-              <w:right w:color="000000" w:space="0" w:sz="8" w:val="single"/>
+              <w:top w:val="single" w:sz="8" w:space="0" w:color="000000"/>
+              <w:left w:val="single" w:sz="8" w:space="0" w:color="000000"/>
+              <w:bottom w:val="single" w:sz="8" w:space="0" w:color="000000"/>
+              <w:right w:val="single" w:sz="8" w:space="0" w:color="000000"/>
             </w:tcBorders>
             <w:tcMar>
-              <w:top w:w="100.0" w:type="dxa"/>
-              <w:left w:w="100.0" w:type="dxa"/>
-              <w:bottom w:w="100.0" w:type="dxa"/>
-              <w:right w:w="100.0" w:type="dxa"/>
+              <w:top w:w="100" w:type="dxa"/>
+              <w:left w:w="100" w:type="dxa"/>
+              <w:bottom w:w="100" w:type="dxa"/>
+              <w:right w:w="100" w:type="dxa"/>
             </w:tcMar>
-            <w:vAlign w:val="top"/>
           </w:tcPr>
           <w:p>
             <w:pPr>
-              <w:spacing w:after="0" w:before="0" w:lineRule="auto"/>
-              <w:rPr>
-                <w:rFonts w:ascii="Times New Roman" w:cs="Times New Roman" w:eastAsia="Times New Roman" w:hAnsi="Times New Roman"/>
+              <w:spacing w:after="0"/>
+              <w:rPr>
+                <w:rFonts w:ascii="Times New Roman" w:eastAsia="Times New Roman" w:hAnsi="Times New Roman" w:cs="Times New Roman"/>
                 <w:sz w:val="26"/>
                 <w:szCs w:val="26"/>
               </w:rPr>
             </w:pPr>
             <w:r>
               <w:rPr>
-                <w:rFonts w:ascii="Times New Roman" w:cs="Times New Roman" w:eastAsia="Times New Roman" w:hAnsi="Times New Roman"/>
+                <w:rFonts w:ascii="Times New Roman" w:eastAsia="Times New Roman" w:hAnsi="Times New Roman" w:cs="Times New Roman"/>
                 <w:sz w:val="26"/>
                 <w:szCs w:val="26"/>
-                <w:rtl w:val="0"/>
-              </w:rPr>
-              <w:t xml:space="preserve">2</w:t>
+              </w:rPr>
+              <w:t>2</w:t>
             </w:r>
           </w:p>
         </w:tc>
         <w:tc>
           <w:tcPr>
+            <w:tcW w:w="2025" w:type="dxa"/>
             <w:tcBorders>
-              <w:top w:color="000000" w:space="0" w:sz="8" w:val="single"/>
-              <w:left w:color="000000" w:space="0" w:sz="8" w:val="single"/>
-              <w:bottom w:color="000000" w:space="0" w:sz="8" w:val="single"/>
-              <w:right w:color="000000" w:space="0" w:sz="8" w:val="single"/>
+              <w:top w:val="single" w:sz="8" w:space="0" w:color="000000"/>
+              <w:left w:val="single" w:sz="8" w:space="0" w:color="000000"/>
+              <w:bottom w:val="single" w:sz="8" w:space="0" w:color="000000"/>
+              <w:right w:val="single" w:sz="8" w:space="0" w:color="000000"/>
             </w:tcBorders>
             <w:tcMar>
-              <w:top w:w="100.0" w:type="dxa"/>
-              <w:left w:w="100.0" w:type="dxa"/>
-              <w:bottom w:w="100.0" w:type="dxa"/>
-              <w:right w:w="100.0" w:type="dxa"/>
+              <w:top w:w="100" w:type="dxa"/>
+              <w:left w:w="100" w:type="dxa"/>
+              <w:bottom w:w="100" w:type="dxa"/>
+              <w:right w:w="100" w:type="dxa"/>
             </w:tcMar>
-            <w:vAlign w:val="top"/>
           </w:tcPr>
           <w:p>
             <w:pPr>
-              <w:spacing w:after="0" w:before="0" w:lineRule="auto"/>
-              <w:rPr>
-                <w:rFonts w:ascii="Times New Roman" w:cs="Times New Roman" w:eastAsia="Times New Roman" w:hAnsi="Times New Roman"/>
+              <w:spacing w:after="0"/>
+              <w:rPr>
+                <w:rFonts w:ascii="Times New Roman" w:eastAsia="Times New Roman" w:hAnsi="Times New Roman" w:cs="Times New Roman"/>
                 <w:sz w:val="26"/>
                 <w:szCs w:val="26"/>
               </w:rPr>
             </w:pPr>
             <w:r>
               <w:rPr>
-                <w:rFonts w:ascii="Times New Roman" w:cs="Times New Roman" w:eastAsia="Times New Roman" w:hAnsi="Times New Roman"/>
+                <w:rFonts w:ascii="Times New Roman" w:eastAsia="Times New Roman" w:hAnsi="Times New Roman" w:cs="Times New Roman"/>
                 <w:sz w:val="26"/>
                 <w:szCs w:val="26"/>
-                <w:rtl w:val="0"/>
-              </w:rPr>
-              <w:t xml:space="preserve">______</w:t>
+              </w:rPr>
+              <w:t>192.168.30.</w:t>
+            </w:r>
+            <w:r>
+              <w:rPr>
+                <w:rFonts w:ascii="Times New Roman" w:eastAsia="Times New Roman" w:hAnsi="Times New Roman" w:cs="Times New Roman"/>
+                <w:sz w:val="26"/>
+                <w:szCs w:val="26"/>
+              </w:rPr>
+              <w:t>128</w:t>
             </w:r>
           </w:p>
         </w:tc>
         <w:tc>
           <w:tcPr>
+            <w:tcW w:w="1995" w:type="dxa"/>
             <w:tcBorders>
-              <w:top w:color="000000" w:space="0" w:sz="8" w:val="single"/>
-              <w:left w:color="000000" w:space="0" w:sz="8" w:val="single"/>
-              <w:bottom w:color="000000" w:space="0" w:sz="8" w:val="single"/>
-              <w:right w:color="000000" w:space="0" w:sz="8" w:val="single"/>
+              <w:top w:val="single" w:sz="8" w:space="0" w:color="000000"/>
+              <w:left w:val="single" w:sz="8" w:space="0" w:color="000000"/>
+              <w:bottom w:val="single" w:sz="8" w:space="0" w:color="000000"/>
+              <w:right w:val="single" w:sz="8" w:space="0" w:color="000000"/>
             </w:tcBorders>
             <w:tcMar>
-              <w:top w:w="100.0" w:type="dxa"/>
-              <w:left w:w="100.0" w:type="dxa"/>
-              <w:bottom w:w="100.0" w:type="dxa"/>
-              <w:right w:w="100.0" w:type="dxa"/>
+              <w:top w:w="100" w:type="dxa"/>
+              <w:left w:w="100" w:type="dxa"/>
+              <w:bottom w:w="100" w:type="dxa"/>
+              <w:right w:w="100" w:type="dxa"/>
             </w:tcMar>
-            <w:vAlign w:val="top"/>
           </w:tcPr>
           <w:p>
             <w:pPr>
-              <w:spacing w:after="0" w:before="0" w:lineRule="auto"/>
-              <w:rPr>
-                <w:rFonts w:ascii="Times New Roman" w:cs="Times New Roman" w:eastAsia="Times New Roman" w:hAnsi="Times New Roman"/>
+              <w:spacing w:after="0"/>
+              <w:rPr>
+                <w:rFonts w:ascii="Times New Roman" w:eastAsia="Times New Roman" w:hAnsi="Times New Roman" w:cs="Times New Roman"/>
                 <w:sz w:val="26"/>
                 <w:szCs w:val="26"/>
               </w:rPr>
             </w:pPr>
             <w:r>
               <w:rPr>
-                <w:rFonts w:ascii="Times New Roman" w:cs="Times New Roman" w:eastAsia="Times New Roman" w:hAnsi="Times New Roman"/>
+                <w:rFonts w:ascii="Times New Roman" w:eastAsia="Times New Roman" w:hAnsi="Times New Roman" w:cs="Times New Roman"/>
                 <w:sz w:val="26"/>
                 <w:szCs w:val="26"/>
-                <w:rtl w:val="0"/>
-              </w:rPr>
-              <w:t xml:space="preserve">______</w:t>
+              </w:rPr>
+              <w:t>192.168.30.</w:t>
+            </w:r>
+            <w:r>
+              <w:rPr>
+                <w:rFonts w:ascii="Times New Roman" w:eastAsia="Times New Roman" w:hAnsi="Times New Roman" w:cs="Times New Roman"/>
+                <w:sz w:val="26"/>
+                <w:szCs w:val="26"/>
+              </w:rPr>
+              <w:t>129</w:t>
             </w:r>
           </w:p>
         </w:tc>
         <w:tc>
           <w:tcPr>
+            <w:tcW w:w="1920" w:type="dxa"/>
             <w:tcBorders>
-              <w:top w:color="000000" w:space="0" w:sz="8" w:val="single"/>
-              <w:left w:color="000000" w:space="0" w:sz="8" w:val="single"/>
-              <w:bottom w:color="000000" w:space="0" w:sz="8" w:val="single"/>
-              <w:right w:color="000000" w:space="0" w:sz="8" w:val="single"/>
+              <w:top w:val="single" w:sz="8" w:space="0" w:color="000000"/>
+              <w:left w:val="single" w:sz="8" w:space="0" w:color="000000"/>
+              <w:bottom w:val="single" w:sz="8" w:space="0" w:color="000000"/>
+              <w:right w:val="single" w:sz="8" w:space="0" w:color="000000"/>
             </w:tcBorders>
             <w:tcMar>
-              <w:top w:w="100.0" w:type="dxa"/>
-              <w:left w:w="100.0" w:type="dxa"/>
-              <w:bottom w:w="100.0" w:type="dxa"/>
-              <w:right w:w="100.0" w:type="dxa"/>
+              <w:top w:w="100" w:type="dxa"/>
+              <w:left w:w="100" w:type="dxa"/>
+              <w:bottom w:w="100" w:type="dxa"/>
+              <w:right w:w="100" w:type="dxa"/>
             </w:tcMar>
-            <w:vAlign w:val="top"/>
           </w:tcPr>
           <w:p>
             <w:pPr>
-              <w:spacing w:after="0" w:before="0" w:lineRule="auto"/>
-              <w:rPr>
-                <w:rFonts w:ascii="Times New Roman" w:cs="Times New Roman" w:eastAsia="Times New Roman" w:hAnsi="Times New Roman"/>
+              <w:spacing w:after="0"/>
+              <w:rPr>
+                <w:rFonts w:ascii="Times New Roman" w:eastAsia="Times New Roman" w:hAnsi="Times New Roman" w:cs="Times New Roman"/>
                 <w:sz w:val="26"/>
                 <w:szCs w:val="26"/>
               </w:rPr>
             </w:pPr>
             <w:r>
               <w:rPr>
-                <w:rFonts w:ascii="Times New Roman" w:cs="Times New Roman" w:eastAsia="Times New Roman" w:hAnsi="Times New Roman"/>
+                <w:rFonts w:ascii="Times New Roman" w:eastAsia="Times New Roman" w:hAnsi="Times New Roman" w:cs="Times New Roman"/>
                 <w:sz w:val="26"/>
                 <w:szCs w:val="26"/>
-                <w:rtl w:val="0"/>
-              </w:rPr>
-              <w:t xml:space="preserve">______</w:t>
+              </w:rPr>
+              <w:t>192.168.30.</w:t>
+            </w:r>
+            <w:r>
+              <w:rPr>
+                <w:rFonts w:ascii="Times New Roman" w:eastAsia="Times New Roman" w:hAnsi="Times New Roman" w:cs="Times New Roman"/>
+                <w:sz w:val="26"/>
+                <w:szCs w:val="26"/>
+              </w:rPr>
+              <w:t>254</w:t>
             </w:r>
           </w:p>
         </w:tc>
         <w:tc>
           <w:tcPr>
+            <w:tcW w:w="1980" w:type="dxa"/>
             <w:tcBorders>
-              <w:top w:color="000000" w:space="0" w:sz="8" w:val="single"/>
-              <w:left w:color="000000" w:space="0" w:sz="8" w:val="single"/>
-              <w:bottom w:color="000000" w:space="0" w:sz="8" w:val="single"/>
-              <w:right w:color="000000" w:space="0" w:sz="8" w:val="single"/>
+              <w:top w:val="single" w:sz="8" w:space="0" w:color="000000"/>
+              <w:left w:val="single" w:sz="8" w:space="0" w:color="000000"/>
+              <w:bottom w:val="single" w:sz="8" w:space="0" w:color="000000"/>
+              <w:right w:val="single" w:sz="8" w:space="0" w:color="000000"/>
             </w:tcBorders>
             <w:tcMar>
-              <w:top w:w="100.0" w:type="dxa"/>
-              <w:left w:w="100.0" w:type="dxa"/>
-              <w:bottom w:w="100.0" w:type="dxa"/>
-              <w:right w:w="100.0" w:type="dxa"/>
+              <w:top w:w="100" w:type="dxa"/>
+              <w:left w:w="100" w:type="dxa"/>
+              <w:bottom w:w="100" w:type="dxa"/>
+              <w:right w:w="100" w:type="dxa"/>
             </w:tcMar>
-            <w:vAlign w:val="top"/>
           </w:tcPr>
           <w:p>
             <w:pPr>
-              <w:spacing w:after="0" w:before="0" w:lineRule="auto"/>
-              <w:rPr>
-                <w:rFonts w:ascii="Times New Roman" w:cs="Times New Roman" w:eastAsia="Times New Roman" w:hAnsi="Times New Roman"/>
+              <w:spacing w:after="0"/>
+              <w:rPr>
+                <w:rFonts w:ascii="Times New Roman" w:eastAsia="Times New Roman" w:hAnsi="Times New Roman" w:cs="Times New Roman"/>
                 <w:sz w:val="26"/>
                 <w:szCs w:val="26"/>
               </w:rPr>
             </w:pPr>
             <w:r>
               <w:rPr>
-                <w:rFonts w:ascii="Times New Roman" w:cs="Times New Roman" w:eastAsia="Times New Roman" w:hAnsi="Times New Roman"/>
+                <w:rFonts w:ascii="Times New Roman" w:eastAsia="Times New Roman" w:hAnsi="Times New Roman" w:cs="Times New Roman"/>
                 <w:sz w:val="26"/>
                 <w:szCs w:val="26"/>
-                <w:rtl w:val="0"/>
-              </w:rPr>
-              <w:t xml:space="preserve">______</w:t>
+              </w:rPr>
+              <w:t>192.168.30.</w:t>
+            </w:r>
+            <w:r>
+              <w:rPr>
+                <w:rFonts w:ascii="Times New Roman" w:eastAsia="Times New Roman" w:hAnsi="Times New Roman" w:cs="Times New Roman"/>
+                <w:sz w:val="26"/>
+                <w:szCs w:val="26"/>
+              </w:rPr>
+              <w:t>255</w:t>
             </w:r>
           </w:p>
         </w:tc>
@@ -1971,43 +1844,37 @@
     </w:tbl>
     <w:p>
       <w:pPr>
-        <w:spacing w:after="80" w:before="280" w:lineRule="auto"/>
-        <w:rPr>
-          <w:rFonts w:ascii="Times New Roman" w:cs="Times New Roman" w:eastAsia="Times New Roman" w:hAnsi="Times New Roman"/>
-          <w:sz w:val="26"/>
-          <w:szCs w:val="26"/>
-        </w:rPr>
-      </w:pPr>
-      <w:r>
-        <w:rPr>
-          <w:rtl w:val="0"/>
-        </w:rPr>
-      </w:r>
+        <w:spacing w:before="280" w:after="80"/>
+        <w:rPr>
+          <w:rFonts w:ascii="Times New Roman" w:eastAsia="Times New Roman" w:hAnsi="Times New Roman" w:cs="Times New Roman"/>
+          <w:sz w:val="26"/>
+          <w:szCs w:val="26"/>
+        </w:rPr>
+      </w:pPr>
     </w:p>
     <w:p>
       <w:pPr>
         <w:pStyle w:val="Heading3"/>
         <w:keepNext w:val="0"/>
         <w:keepLines w:val="0"/>
-        <w:spacing w:after="80" w:before="280" w:lineRule="auto"/>
-        <w:rPr>
-          <w:rFonts w:ascii="Times New Roman" w:cs="Times New Roman" w:eastAsia="Times New Roman" w:hAnsi="Times New Roman"/>
-          <w:b w:val="1"/>
-          <w:bCs w:val="1"/>
+        <w:spacing w:before="280" w:after="80"/>
+        <w:rPr>
+          <w:rFonts w:ascii="Times New Roman" w:eastAsia="Times New Roman" w:hAnsi="Times New Roman" w:cs="Times New Roman"/>
+          <w:b/>
+          <w:bCs/>
           <w:color w:val="000000"/>
         </w:rPr>
       </w:pPr>
-      <w:bookmarkStart w:colFirst="0" w:colLast="0" w:name="_yc77oppyvdj4" w:id="5"/>
+      <w:bookmarkStart w:id="5" w:name="_yc77oppyvdj4" w:colFirst="0" w:colLast="0"/>
       <w:bookmarkEnd w:id="5"/>
       <w:r>
         <w:rPr>
-          <w:rFonts w:ascii="Times New Roman" w:cs="Times New Roman" w:eastAsia="Times New Roman" w:hAnsi="Times New Roman"/>
-          <w:b w:val="1"/>
-          <w:bCs w:val="1"/>
+          <w:rFonts w:ascii="Times New Roman" w:eastAsia="Times New Roman" w:hAnsi="Times New Roman" w:cs="Times New Roman"/>
+          <w:b/>
+          <w:bCs/>
           <w:color w:val="000000"/>
-          <w:rtl w:val="0"/>
-        </w:rPr>
-        <w:t xml:space="preserve">Tasks</w:t>
+        </w:rPr>
+        <w:t>Tasks</w:t>
       </w:r>
     </w:p>
     <w:p>
@@ -2016,60 +1883,54 @@
           <w:ilvl w:val="0"/>
           <w:numId w:val="1"/>
         </w:numPr>
-        <w:spacing w:after="0" w:afterAutospacing="0" w:before="240" w:lineRule="auto"/>
-        <w:ind w:left="720" w:hanging="360"/>
-        <w:rPr>
-          <w:rFonts w:ascii="Times New Roman" w:cs="Times New Roman" w:eastAsia="Times New Roman" w:hAnsi="Times New Roman"/>
+        <w:spacing w:before="240" w:after="0"/>
+        <w:rPr>
+          <w:rFonts w:ascii="Times New Roman" w:eastAsia="Times New Roman" w:hAnsi="Times New Roman" w:cs="Times New Roman"/>
           <w:sz w:val="24"/>
           <w:szCs w:val="24"/>
         </w:rPr>
       </w:pPr>
       <w:r>
         <w:rPr>
-          <w:rFonts w:ascii="Times New Roman" w:cs="Times New Roman" w:eastAsia="Times New Roman" w:hAnsi="Times New Roman"/>
+          <w:rFonts w:ascii="Times New Roman" w:eastAsia="Times New Roman" w:hAnsi="Times New Roman" w:cs="Times New Roman"/>
           <w:sz w:val="24"/>
           <w:szCs w:val="24"/>
-          <w:rtl w:val="0"/>
         </w:rPr>
         <w:t xml:space="preserve">Add </w:t>
       </w:r>
       <w:r>
         <w:rPr>
-          <w:rFonts w:ascii="Times New Roman" w:cs="Times New Roman" w:eastAsia="Times New Roman" w:hAnsi="Times New Roman"/>
-          <w:b w:val="1"/>
-          <w:bCs w:val="1"/>
+          <w:rFonts w:ascii="Times New Roman" w:eastAsia="Times New Roman" w:hAnsi="Times New Roman" w:cs="Times New Roman"/>
+          <w:b/>
+          <w:bCs/>
           <w:sz w:val="24"/>
           <w:szCs w:val="24"/>
-          <w:rtl w:val="0"/>
-        </w:rPr>
-        <w:t xml:space="preserve">4 PCs</w:t>
-      </w:r>
-      <w:r>
-        <w:rPr>
-          <w:rFonts w:ascii="Times New Roman" w:cs="Times New Roman" w:eastAsia="Times New Roman" w:hAnsi="Times New Roman"/>
+        </w:rPr>
+        <w:t>4 PCs</w:t>
+      </w:r>
+      <w:r>
+        <w:rPr>
+          <w:rFonts w:ascii="Times New Roman" w:eastAsia="Times New Roman" w:hAnsi="Times New Roman" w:cs="Times New Roman"/>
           <w:sz w:val="24"/>
           <w:szCs w:val="24"/>
-          <w:rtl w:val="0"/>
         </w:rPr>
         <w:t xml:space="preserve"> and </w:t>
       </w:r>
       <w:r>
         <w:rPr>
-          <w:rFonts w:ascii="Times New Roman" w:cs="Times New Roman" w:eastAsia="Times New Roman" w:hAnsi="Times New Roman"/>
-          <w:b w:val="1"/>
-          <w:bCs w:val="1"/>
+          <w:rFonts w:ascii="Times New Roman" w:eastAsia="Times New Roman" w:hAnsi="Times New Roman" w:cs="Times New Roman"/>
+          <w:b/>
+          <w:bCs/>
           <w:sz w:val="24"/>
           <w:szCs w:val="24"/>
-          <w:rtl w:val="0"/>
-        </w:rPr>
-        <w:t xml:space="preserve">1 switch in each subnet</w:t>
-      </w:r>
-      <w:r>
-        <w:rPr>
-          <w:rFonts w:ascii="Times New Roman" w:cs="Times New Roman" w:eastAsia="Times New Roman" w:hAnsi="Times New Roman"/>
+        </w:rPr>
+        <w:t>1 switch in each subnet</w:t>
+      </w:r>
+      <w:r>
+        <w:rPr>
+          <w:rFonts w:ascii="Times New Roman" w:eastAsia="Times New Roman" w:hAnsi="Times New Roman" w:cs="Times New Roman"/>
           <w:sz w:val="24"/>
           <w:szCs w:val="24"/>
-          <w:rtl w:val="0"/>
         </w:rPr>
         <w:t xml:space="preserve">. </w:t>
       </w:r>
@@ -2080,22 +1941,20 @@
           <w:ilvl w:val="0"/>
           <w:numId w:val="1"/>
         </w:numPr>
-        <w:spacing w:after="0" w:afterAutospacing="0" w:before="0" w:beforeAutospacing="0" w:lineRule="auto"/>
-        <w:ind w:left="720" w:hanging="360"/>
-        <w:rPr>
-          <w:rFonts w:ascii="Times New Roman" w:cs="Times New Roman" w:eastAsia="Times New Roman" w:hAnsi="Times New Roman"/>
-          <w:sz w:val="26"/>
-          <w:szCs w:val="26"/>
-        </w:rPr>
-      </w:pPr>
-      <w:r>
-        <w:rPr>
-          <w:rFonts w:ascii="Times New Roman" w:cs="Times New Roman" w:eastAsia="Times New Roman" w:hAnsi="Times New Roman"/>
-          <w:sz w:val="26"/>
-          <w:szCs w:val="26"/>
-          <w:rtl w:val="0"/>
-        </w:rPr>
-        <w:t xml:space="preserve">Connect both switches to one router.</w:t>
+        <w:spacing w:after="0"/>
+        <w:rPr>
+          <w:rFonts w:ascii="Times New Roman" w:eastAsia="Times New Roman" w:hAnsi="Times New Roman" w:cs="Times New Roman"/>
+          <w:sz w:val="26"/>
+          <w:szCs w:val="26"/>
+        </w:rPr>
+      </w:pPr>
+      <w:r>
+        <w:rPr>
+          <w:rFonts w:ascii="Times New Roman" w:eastAsia="Times New Roman" w:hAnsi="Times New Roman" w:cs="Times New Roman"/>
+          <w:sz w:val="26"/>
+          <w:szCs w:val="26"/>
+        </w:rPr>
+        <w:t>Connect both switches to one router.</w:t>
       </w:r>
     </w:p>
     <w:p>
@@ -2104,22 +1963,20 @@
           <w:ilvl w:val="0"/>
           <w:numId w:val="1"/>
         </w:numPr>
-        <w:spacing w:after="0" w:afterAutospacing="0" w:before="0" w:beforeAutospacing="0" w:lineRule="auto"/>
-        <w:ind w:left="720" w:hanging="360"/>
-        <w:rPr>
-          <w:rFonts w:ascii="Times New Roman" w:cs="Times New Roman" w:eastAsia="Times New Roman" w:hAnsi="Times New Roman"/>
-          <w:sz w:val="26"/>
-          <w:szCs w:val="26"/>
-        </w:rPr>
-      </w:pPr>
-      <w:r>
-        <w:rPr>
-          <w:rFonts w:ascii="Times New Roman" w:cs="Times New Roman" w:eastAsia="Times New Roman" w:hAnsi="Times New Roman"/>
-          <w:sz w:val="26"/>
-          <w:szCs w:val="26"/>
-          <w:rtl w:val="0"/>
-        </w:rPr>
-        <w:t xml:space="preserve">Configure the IP address and subnets.</w:t>
+        <w:spacing w:after="0"/>
+        <w:rPr>
+          <w:rFonts w:ascii="Times New Roman" w:eastAsia="Times New Roman" w:hAnsi="Times New Roman" w:cs="Times New Roman"/>
+          <w:sz w:val="26"/>
+          <w:szCs w:val="26"/>
+        </w:rPr>
+      </w:pPr>
+      <w:r>
+        <w:rPr>
+          <w:rFonts w:ascii="Times New Roman" w:eastAsia="Times New Roman" w:hAnsi="Times New Roman" w:cs="Times New Roman"/>
+          <w:sz w:val="26"/>
+          <w:szCs w:val="26"/>
+        </w:rPr>
+        <w:t>Configure the IP address and subnets.</w:t>
       </w:r>
     </w:p>
     <w:p>
@@ -2128,22 +1985,20 @@
           <w:ilvl w:val="0"/>
           <w:numId w:val="1"/>
         </w:numPr>
-        <w:spacing w:after="0" w:afterAutospacing="0" w:before="0" w:beforeAutospacing="0" w:lineRule="auto"/>
-        <w:ind w:left="720" w:hanging="360"/>
-        <w:rPr>
-          <w:rFonts w:ascii="Times New Roman" w:cs="Times New Roman" w:eastAsia="Times New Roman" w:hAnsi="Times New Roman"/>
-          <w:sz w:val="26"/>
-          <w:szCs w:val="26"/>
-        </w:rPr>
-      </w:pPr>
-      <w:r>
-        <w:rPr>
-          <w:rFonts w:ascii="Times New Roman" w:cs="Times New Roman" w:eastAsia="Times New Roman" w:hAnsi="Times New Roman"/>
-          <w:sz w:val="26"/>
-          <w:szCs w:val="26"/>
-          <w:rtl w:val="0"/>
-        </w:rPr>
-        <w:t xml:space="preserve">Activate both interfaces using no shutdown.</w:t>
+        <w:spacing w:after="0"/>
+        <w:rPr>
+          <w:rFonts w:ascii="Times New Roman" w:eastAsia="Times New Roman" w:hAnsi="Times New Roman" w:cs="Times New Roman"/>
+          <w:sz w:val="26"/>
+          <w:szCs w:val="26"/>
+        </w:rPr>
+      </w:pPr>
+      <w:r>
+        <w:rPr>
+          <w:rFonts w:ascii="Times New Roman" w:eastAsia="Times New Roman" w:hAnsi="Times New Roman" w:cs="Times New Roman"/>
+          <w:sz w:val="26"/>
+          <w:szCs w:val="26"/>
+        </w:rPr>
+        <w:t>Activate both interfaces using no shutdown.</w:t>
       </w:r>
     </w:p>
     <w:p>
@@ -2152,22 +2007,20 @@
           <w:ilvl w:val="0"/>
           <w:numId w:val="1"/>
         </w:numPr>
-        <w:spacing w:after="0" w:afterAutospacing="0" w:before="0" w:beforeAutospacing="0" w:lineRule="auto"/>
-        <w:ind w:left="720" w:hanging="360"/>
-        <w:rPr>
-          <w:rFonts w:ascii="Times New Roman" w:cs="Times New Roman" w:eastAsia="Times New Roman" w:hAnsi="Times New Roman"/>
-          <w:sz w:val="26"/>
-          <w:szCs w:val="26"/>
-        </w:rPr>
-      </w:pPr>
-      <w:r>
-        <w:rPr>
-          <w:rFonts w:ascii="Times New Roman" w:cs="Times New Roman" w:eastAsia="Times New Roman" w:hAnsi="Times New Roman"/>
-          <w:sz w:val="26"/>
-          <w:szCs w:val="26"/>
-          <w:rtl w:val="0"/>
-        </w:rPr>
-        <w:t xml:space="preserve">Verify the interfaces.</w:t>
+        <w:spacing w:after="0"/>
+        <w:rPr>
+          <w:rFonts w:ascii="Times New Roman" w:eastAsia="Times New Roman" w:hAnsi="Times New Roman" w:cs="Times New Roman"/>
+          <w:sz w:val="26"/>
+          <w:szCs w:val="26"/>
+        </w:rPr>
+      </w:pPr>
+      <w:r>
+        <w:rPr>
+          <w:rFonts w:ascii="Times New Roman" w:eastAsia="Times New Roman" w:hAnsi="Times New Roman" w:cs="Times New Roman"/>
+          <w:sz w:val="26"/>
+          <w:szCs w:val="26"/>
+        </w:rPr>
+        <w:t>Verify the interfaces.</w:t>
       </w:r>
     </w:p>
     <w:p>
@@ -2176,23 +2029,20 @@
           <w:ilvl w:val="0"/>
           <w:numId w:val="1"/>
         </w:numPr>
-        <w:spacing w:after="0" w:afterAutospacing="0" w:before="0" w:beforeAutospacing="0" w:lineRule="auto"/>
-        <w:ind w:left="720" w:hanging="360"/>
-        <w:rPr>
-          <w:rFonts w:ascii="Times New Roman" w:cs="Times New Roman" w:eastAsia="Times New Roman" w:hAnsi="Times New Roman"/>
-          <w:sz w:val="26"/>
-          <w:szCs w:val="26"/>
-          <w:u w:val="none"/>
-        </w:rPr>
-      </w:pPr>
-      <w:r>
-        <w:rPr>
-          <w:rFonts w:ascii="Times New Roman" w:cs="Times New Roman" w:eastAsia="Times New Roman" w:hAnsi="Times New Roman"/>
-          <w:sz w:val="26"/>
-          <w:szCs w:val="26"/>
-          <w:rtl w:val="0"/>
-        </w:rPr>
-        <w:t xml:space="preserve">Ping between PCs in the same network.</w:t>
+        <w:spacing w:after="0"/>
+        <w:rPr>
+          <w:rFonts w:ascii="Times New Roman" w:eastAsia="Times New Roman" w:hAnsi="Times New Roman" w:cs="Times New Roman"/>
+          <w:sz w:val="26"/>
+          <w:szCs w:val="26"/>
+        </w:rPr>
+      </w:pPr>
+      <w:r>
+        <w:rPr>
+          <w:rFonts w:ascii="Times New Roman" w:eastAsia="Times New Roman" w:hAnsi="Times New Roman" w:cs="Times New Roman"/>
+          <w:sz w:val="26"/>
+          <w:szCs w:val="26"/>
+        </w:rPr>
+        <w:t>Ping between PCs in the same network.</w:t>
       </w:r>
     </w:p>
     <w:p>
@@ -2201,22 +2051,20 @@
           <w:ilvl w:val="0"/>
           <w:numId w:val="1"/>
         </w:numPr>
-        <w:spacing w:after="0" w:afterAutospacing="0" w:before="0" w:beforeAutospacing="0" w:lineRule="auto"/>
-        <w:ind w:left="720" w:hanging="360"/>
-        <w:rPr>
-          <w:rFonts w:ascii="Times New Roman" w:cs="Times New Roman" w:eastAsia="Times New Roman" w:hAnsi="Times New Roman"/>
-          <w:sz w:val="26"/>
-          <w:szCs w:val="26"/>
-        </w:rPr>
-      </w:pPr>
-      <w:r>
-        <w:rPr>
-          <w:rFonts w:ascii="Times New Roman" w:cs="Times New Roman" w:eastAsia="Times New Roman" w:hAnsi="Times New Roman"/>
-          <w:sz w:val="26"/>
-          <w:szCs w:val="26"/>
-          <w:rtl w:val="0"/>
-        </w:rPr>
-        <w:t xml:space="preserve">Broadcast in Network A and then in Network B.</w:t>
+        <w:spacing w:after="0"/>
+        <w:rPr>
+          <w:rFonts w:ascii="Times New Roman" w:eastAsia="Times New Roman" w:hAnsi="Times New Roman" w:cs="Times New Roman"/>
+          <w:sz w:val="26"/>
+          <w:szCs w:val="26"/>
+        </w:rPr>
+      </w:pPr>
+      <w:r>
+        <w:rPr>
+          <w:rFonts w:ascii="Times New Roman" w:eastAsia="Times New Roman" w:hAnsi="Times New Roman" w:cs="Times New Roman"/>
+          <w:sz w:val="26"/>
+          <w:szCs w:val="26"/>
+        </w:rPr>
+        <w:t>Broadcast in Network A and then in Network B.</w:t>
       </w:r>
     </w:p>
     <w:p>
@@ -2225,23 +2073,20 @@
           <w:ilvl w:val="0"/>
           <w:numId w:val="1"/>
         </w:numPr>
-        <w:spacing w:after="0" w:afterAutospacing="0" w:before="0" w:beforeAutospacing="0" w:lineRule="auto"/>
-        <w:ind w:left="720" w:hanging="360"/>
-        <w:rPr>
-          <w:rFonts w:ascii="Times New Roman" w:cs="Times New Roman" w:eastAsia="Times New Roman" w:hAnsi="Times New Roman"/>
-          <w:sz w:val="26"/>
-          <w:szCs w:val="26"/>
-          <w:u w:val="none"/>
-        </w:rPr>
-      </w:pPr>
-      <w:r>
-        <w:rPr>
-          <w:rFonts w:ascii="Times New Roman" w:cs="Times New Roman" w:eastAsia="Times New Roman" w:hAnsi="Times New Roman"/>
-          <w:sz w:val="26"/>
-          <w:szCs w:val="26"/>
-          <w:rtl w:val="0"/>
-        </w:rPr>
-        <w:t xml:space="preserve">Ping from Network A and B.</w:t>
+        <w:spacing w:after="0"/>
+        <w:rPr>
+          <w:rFonts w:ascii="Times New Roman" w:eastAsia="Times New Roman" w:hAnsi="Times New Roman" w:cs="Times New Roman"/>
+          <w:sz w:val="26"/>
+          <w:szCs w:val="26"/>
+        </w:rPr>
+      </w:pPr>
+      <w:r>
+        <w:rPr>
+          <w:rFonts w:ascii="Times New Roman" w:eastAsia="Times New Roman" w:hAnsi="Times New Roman" w:cs="Times New Roman"/>
+          <w:sz w:val="26"/>
+          <w:szCs w:val="26"/>
+        </w:rPr>
+        <w:t>Ping from Network A and B.</w:t>
       </w:r>
     </w:p>
     <w:p>
@@ -2250,185 +2095,175 @@
           <w:ilvl w:val="0"/>
           <w:numId w:val="1"/>
         </w:numPr>
-        <w:spacing w:after="240" w:before="0" w:beforeAutospacing="0" w:lineRule="auto"/>
-        <w:ind w:left="720" w:hanging="360"/>
-        <w:rPr>
-          <w:rFonts w:ascii="Times New Roman" w:cs="Times New Roman" w:eastAsia="Times New Roman" w:hAnsi="Times New Roman"/>
+        <w:spacing w:after="240"/>
+        <w:rPr>
+          <w:rFonts w:ascii="Times New Roman" w:eastAsia="Times New Roman" w:hAnsi="Times New Roman" w:cs="Times New Roman"/>
           <w:sz w:val="24"/>
           <w:szCs w:val="24"/>
         </w:rPr>
       </w:pPr>
       <w:r>
         <w:rPr>
-          <w:rFonts w:ascii="Times New Roman" w:cs="Times New Roman" w:eastAsia="Times New Roman" w:hAnsi="Times New Roman"/>
+          <w:rFonts w:ascii="Times New Roman" w:eastAsia="Times New Roman" w:hAnsi="Times New Roman" w:cs="Times New Roman"/>
           <w:sz w:val="24"/>
           <w:szCs w:val="24"/>
-          <w:rtl w:val="0"/>
-        </w:rPr>
-        <w:t xml:space="preserve">Record the results.</w:t>
-      </w:r>
-    </w:p>
-    <w:p>
-      <w:pPr>
-        <w:spacing w:after="240" w:before="240" w:lineRule="auto"/>
-        <w:rPr>
-          <w:rFonts w:ascii="Times New Roman" w:cs="Times New Roman" w:eastAsia="Times New Roman" w:hAnsi="Times New Roman"/>
+        </w:rPr>
+        <w:t>Record the results.</w:t>
+      </w:r>
+    </w:p>
+    <w:p>
+      <w:pPr>
+        <w:spacing w:before="240" w:after="240"/>
+        <w:rPr>
+          <w:rFonts w:ascii="Times New Roman" w:eastAsia="Times New Roman" w:hAnsi="Times New Roman" w:cs="Times New Roman"/>
           <w:sz w:val="24"/>
           <w:szCs w:val="24"/>
         </w:rPr>
       </w:pPr>
-      <w:r>
-        <w:rPr>
-          <w:rtl w:val="0"/>
-        </w:rPr>
-      </w:r>
-    </w:p>
-    <w:p>
-      <w:pPr>
-        <w:spacing w:after="80" w:before="280" w:lineRule="auto"/>
-        <w:rPr>
-          <w:rFonts w:ascii="Times New Roman" w:cs="Times New Roman" w:eastAsia="Times New Roman" w:hAnsi="Times New Roman"/>
-          <w:sz w:val="26"/>
-          <w:szCs w:val="26"/>
-        </w:rPr>
-      </w:pPr>
-      <w:r>
-        <w:rPr>
-          <w:rtl w:val="0"/>
-        </w:rPr>
-      </w:r>
-    </w:p>
-    <w:p>
-      <w:pPr>
-        <w:spacing w:after="80" w:before="280" w:lineRule="auto"/>
-        <w:rPr>
-          <w:rFonts w:ascii="Times New Roman" w:cs="Times New Roman" w:eastAsia="Times New Roman" w:hAnsi="Times New Roman"/>
+    </w:p>
+    <w:p>
+      <w:pPr>
+        <w:spacing w:before="280" w:after="80"/>
+        <w:rPr>
+          <w:rFonts w:ascii="Times New Roman" w:eastAsia="Times New Roman" w:hAnsi="Times New Roman" w:cs="Times New Roman"/>
+          <w:sz w:val="26"/>
+          <w:szCs w:val="26"/>
+        </w:rPr>
+      </w:pPr>
+    </w:p>
+    <w:p>
+      <w:pPr>
+        <w:spacing w:before="280" w:after="80"/>
+        <w:rPr>
+          <w:rFonts w:ascii="Times New Roman" w:eastAsia="Times New Roman" w:hAnsi="Times New Roman" w:cs="Times New Roman"/>
           <w:sz w:val="24"/>
           <w:szCs w:val="24"/>
         </w:rPr>
       </w:pPr>
       <w:r>
-        <w:pict>
-          <v:rect style="width:0.0pt;height:1.5pt" o:hr="t" o:hrstd="t" o:hralign="center" fillcolor="#A0A0A0" stroked="f"/>
+        <w:pict w14:anchorId="4AC02EED">
+          <v:rect id="_x0000_i1026" style="width:0;height:1.5pt" o:hralign="center" o:hrstd="t" o:hr="t" fillcolor="#a0a0a0" stroked="f"/>
         </w:pict>
       </w:r>
-      <w:r>
-        <w:rPr>
-          <w:rtl w:val="0"/>
-        </w:rPr>
-      </w:r>
     </w:p>
     <w:sectPr>
-      <w:headerReference r:id="rId6" w:type="default"/>
-      <w:headerReference r:id="rId7" w:type="first"/>
-      <w:footerReference r:id="rId8" w:type="default"/>
-      <w:footerReference r:id="rId9" w:type="first"/>
-      <w:pgSz w:h="15840" w:w="12240" w:orient="portrait"/>
-      <w:pgMar w:bottom="1440" w:top="1440" w:left="1440" w:right="1440" w:header="720" w:footer="720"/>
+      <w:headerReference w:type="default" r:id="rId7"/>
+      <w:footerReference w:type="default" r:id="rId8"/>
+      <w:headerReference w:type="first" r:id="rId9"/>
+      <w:footerReference w:type="first" r:id="rId10"/>
+      <w:pgSz w:w="12240" w:h="15840"/>
+      <w:pgMar w:top="1440" w:right="1440" w:bottom="1440" w:left="1440" w:header="720" w:footer="720" w:gutter="0"/>
       <w:pgNumType w:start="1"/>
-      <w:titlePg w:val="1"/>
+      <w:cols w:space="720"/>
+      <w:titlePg/>
     </w:sectPr>
   </w:body>
 </w:document>
 </file>
 
+<file path=word/endnotes.xml><?xml version="1.0" encoding="utf-8"?>
+<w:endnotes xmlns:wpc="http://schemas.microsoft.com/office/word/2010/wordprocessingCanvas" xmlns:cx="http://schemas.microsoft.com/office/drawing/2014/chartex" xmlns:cx1="http://schemas.microsoft.com/office/drawing/2015/9/8/chartex" xmlns:cx2="http://schemas.microsoft.com/office/drawing/2015/10/21/chartex" xmlns:cx3="http://schemas.microsoft.com/office/drawing/2016/5/9/chartex" xmlns:cx4="http://schemas.microsoft.com/office/drawing/2016/5/10/chartex" xmlns:cx5="http://schemas.microsoft.com/office/drawing/2016/5/11/chartex" xmlns:cx6="http://schemas.microsoft.com/office/drawing/2016/5/12/chartex" xmlns:cx7="http://schemas.microsoft.com/office/drawing/2016/5/13/chartex" xmlns:cx8="http://schemas.microsoft.com/office/drawing/2016/5/14/chartex" xmlns:mc="http://schemas.openxmlformats.org/markup-compatibility/2006" xmlns:aink="http://schemas.microsoft.com/office/drawing/2016/ink" xmlns:am3d="http://schemas.microsoft.com/office/drawing/2017/model3d" xmlns:o="urn:schemas-microsoft-com:office:office" xmlns:oel="http://schemas.microsoft.com/office/2019/extlst" xmlns:r="http://schemas.openxmlformats.org/officeDocument/2006/relationships" xmlns:m="http://schemas.openxmlformats.org/officeDocument/2006/math" xmlns:v="urn:schemas-microsoft-com:vml" xmlns:wp14="http://schemas.microsoft.com/office/word/2010/wordprocessingDrawing" xmlns:wp="http://schemas.openxmlformats.org/drawingml/2006/wordprocessingDrawing" xmlns:w10="urn:schemas-microsoft-com:office:word" xmlns:w="http://schemas.openxmlformats.org/wordprocessingml/2006/main" xmlns:w14="http://schemas.microsoft.com/office/word/2010/wordml" xmlns:w15="http://schemas.microsoft.com/office/word/2012/wordml" xmlns:w16cex="http://schemas.microsoft.com/office/word/2018/wordml/cex" xmlns:w16cid="http://schemas.microsoft.com/office/word/2016/wordml/cid" xmlns:w16="http://schemas.microsoft.com/office/word/2018/wordml" xmlns:w16du="http://schemas.microsoft.com/office/word/2023/wordml/word16du" xmlns:w16sdtdh="http://schemas.microsoft.com/office/word/2020/wordml/sdtdatahash" xmlns:w16sdtfl="http://schemas.microsoft.com/office/word/2024/wordml/sdtformatlock" xmlns:w16se="http://schemas.microsoft.com/office/word/2015/wordml/symex" xmlns:wpg="http://schemas.microsoft.com/office/word/2010/wordprocessingGroup" xmlns:wpi="http://schemas.microsoft.com/office/word/2010/wordprocessingInk" xmlns:wne="http://schemas.microsoft.com/office/word/2006/wordml" xmlns:wps="http://schemas.microsoft.com/office/word/2010/wordprocessingShape" mc:Ignorable="w14 w15 w16se w16cid w16 w16cex w16sdtdh w16sdtfl w16du wp14">
+  <w:endnote w:type="separator" w:id="-1">
+    <w:p>
+      <w:pPr>
+        <w:spacing w:after="0" w:line="240" w:lineRule="auto"/>
+      </w:pPr>
+      <w:r>
+        <w:separator/>
+      </w:r>
+    </w:p>
+  </w:endnote>
+  <w:endnote w:type="continuationSeparator" w:id="0">
+    <w:p>
+      <w:pPr>
+        <w:spacing w:after="0" w:line="240" w:lineRule="auto"/>
+      </w:pPr>
+      <w:r>
+        <w:continuationSeparator/>
+      </w:r>
+    </w:p>
+  </w:endnote>
+</w:endnotes>
+</file>
+
 <file path=word/footer1.xml><?xml version="1.0" encoding="utf-8"?>
-<w:ftr xmlns:mc="http://schemas.openxmlformats.org/markup-compatibility/2006" xmlns:o="urn:schemas-microsoft-com:office:office" xmlns:r="http://schemas.openxmlformats.org/officeDocument/2006/relationships" xmlns:m="http://schemas.openxmlformats.org/officeDocument/2006/math" xmlns:v="urn:schemas-microsoft-com:vml" xmlns:wp="http://schemas.openxmlformats.org/drawingml/2006/wordprocessingDrawing" xmlns:w10="urn:schemas-microsoft-com:office:word" xmlns:w="http://schemas.openxmlformats.org/wordprocessingml/2006/main" xmlns:wne="http://schemas.microsoft.com/office/word/2006/wordml" xmlns:sl="http://schemas.openxmlformats.org/schemaLibrary/2006/main" xmlns:a="http://schemas.openxmlformats.org/drawingml/2006/main" xmlns:pic="http://schemas.openxmlformats.org/drawingml/2006/picture" xmlns:c="http://schemas.openxmlformats.org/drawingml/2006/chart" xmlns:lc="http://schemas.openxmlformats.org/drawingml/2006/lockedCanvas" xmlns:dgm="http://schemas.openxmlformats.org/drawingml/2006/diagram" xmlns:wps="http://schemas.microsoft.com/office/word/2010/wordprocessingShape" xmlns:wpg="http://schemas.microsoft.com/office/word/2010/wordprocessingGroup" xmlns:w14="http://schemas.microsoft.com/office/word/2010/wordml" xmlns:w15="http://schemas.microsoft.com/office/word/2012/wordml" xmlns:w16="http://schemas.microsoft.com/office/word/2018/wordml" xmlns:w16cex="http://schemas.microsoft.com/office/word/2018/wordml/cex" xmlns:w16cid="http://schemas.microsoft.com/office/word/2016/wordml/cid" xmlns="http://schemas.microsoft.com/office/tasks/2019/documenttasks" xmlns:cr="http://schemas.microsoft.com/office/comments/2020/reactions">
+<w:ftr xmlns:wpc="http://schemas.microsoft.com/office/word/2010/wordprocessingCanvas" xmlns:cx="http://schemas.microsoft.com/office/drawing/2014/chartex" xmlns:cx1="http://schemas.microsoft.com/office/drawing/2015/9/8/chartex" xmlns:cx2="http://schemas.microsoft.com/office/drawing/2015/10/21/chartex" xmlns:cx3="http://schemas.microsoft.com/office/drawing/2016/5/9/chartex" xmlns:cx4="http://schemas.microsoft.com/office/drawing/2016/5/10/chartex" xmlns:cx5="http://schemas.microsoft.com/office/drawing/2016/5/11/chartex" xmlns:cx6="http://schemas.microsoft.com/office/drawing/2016/5/12/chartex" xmlns:cx7="http://schemas.microsoft.com/office/drawing/2016/5/13/chartex" xmlns:cx8="http://schemas.microsoft.com/office/drawing/2016/5/14/chartex" xmlns:mc="http://schemas.openxmlformats.org/markup-compatibility/2006" xmlns:aink="http://schemas.microsoft.com/office/drawing/2016/ink" xmlns:am3d="http://schemas.microsoft.com/office/drawing/2017/model3d" xmlns:o="urn:schemas-microsoft-com:office:office" xmlns:oel="http://schemas.microsoft.com/office/2019/extlst" xmlns:r="http://schemas.openxmlformats.org/officeDocument/2006/relationships" xmlns:m="http://schemas.openxmlformats.org/officeDocument/2006/math" xmlns:v="urn:schemas-microsoft-com:vml" xmlns:wp14="http://schemas.microsoft.com/office/word/2010/wordprocessingDrawing" xmlns:wp="http://schemas.openxmlformats.org/drawingml/2006/wordprocessingDrawing" xmlns:w10="urn:schemas-microsoft-com:office:word" xmlns:w="http://schemas.openxmlformats.org/wordprocessingml/2006/main" xmlns:w14="http://schemas.microsoft.com/office/word/2010/wordml" xmlns:w15="http://schemas.microsoft.com/office/word/2012/wordml" xmlns:w16cex="http://schemas.microsoft.com/office/word/2018/wordml/cex" xmlns:w16cid="http://schemas.microsoft.com/office/word/2016/wordml/cid" xmlns:w16="http://schemas.microsoft.com/office/word/2018/wordml" xmlns:w16du="http://schemas.microsoft.com/office/word/2023/wordml/word16du" xmlns:w16sdtdh="http://schemas.microsoft.com/office/word/2020/wordml/sdtdatahash" xmlns:w16sdtfl="http://schemas.microsoft.com/office/word/2024/wordml/sdtformatlock" xmlns:w16se="http://schemas.microsoft.com/office/word/2015/wordml/symex" xmlns:wpg="http://schemas.microsoft.com/office/word/2010/wordprocessingGroup" xmlns:wpi="http://schemas.microsoft.com/office/word/2010/wordprocessingInk" xmlns:wne="http://schemas.microsoft.com/office/word/2006/wordml" xmlns:wps="http://schemas.microsoft.com/office/word/2010/wordprocessingShape" mc:Ignorable="w14 w15 w16se w16cid w16 w16cex w16sdtdh w16sdtfl w16du wp14">
+  <w:p/>
+</w:ftr>
+</file>
+
+<file path=word/footer2.xml><?xml version="1.0" encoding="utf-8"?>
+<w:ftr xmlns:wpc="http://schemas.microsoft.com/office/word/2010/wordprocessingCanvas" xmlns:cx="http://schemas.microsoft.com/office/drawing/2014/chartex" xmlns:cx1="http://schemas.microsoft.com/office/drawing/2015/9/8/chartex" xmlns:cx2="http://schemas.microsoft.com/office/drawing/2015/10/21/chartex" xmlns:cx3="http://schemas.microsoft.com/office/drawing/2016/5/9/chartex" xmlns:cx4="http://schemas.microsoft.com/office/drawing/2016/5/10/chartex" xmlns:cx5="http://schemas.microsoft.com/office/drawing/2016/5/11/chartex" xmlns:cx6="http://schemas.microsoft.com/office/drawing/2016/5/12/chartex" xmlns:cx7="http://schemas.microsoft.com/office/drawing/2016/5/13/chartex" xmlns:cx8="http://schemas.microsoft.com/office/drawing/2016/5/14/chartex" xmlns:mc="http://schemas.openxmlformats.org/markup-compatibility/2006" xmlns:aink="http://schemas.microsoft.com/office/drawing/2016/ink" xmlns:am3d="http://schemas.microsoft.com/office/drawing/2017/model3d" xmlns:o="urn:schemas-microsoft-com:office:office" xmlns:oel="http://schemas.microsoft.com/office/2019/extlst" xmlns:r="http://schemas.openxmlformats.org/officeDocument/2006/relationships" xmlns:m="http://schemas.openxmlformats.org/officeDocument/2006/math" xmlns:v="urn:schemas-microsoft-com:vml" xmlns:wp14="http://schemas.microsoft.com/office/word/2010/wordprocessingDrawing" xmlns:wp="http://schemas.openxmlformats.org/drawingml/2006/wordprocessingDrawing" xmlns:w10="urn:schemas-microsoft-com:office:word" xmlns:w="http://schemas.openxmlformats.org/wordprocessingml/2006/main" xmlns:w14="http://schemas.microsoft.com/office/word/2010/wordml" xmlns:w15="http://schemas.microsoft.com/office/word/2012/wordml" xmlns:w16cex="http://schemas.microsoft.com/office/word/2018/wordml/cex" xmlns:w16cid="http://schemas.microsoft.com/office/word/2016/wordml/cid" xmlns:w16="http://schemas.microsoft.com/office/word/2018/wordml" xmlns:w16du="http://schemas.microsoft.com/office/word/2023/wordml/word16du" xmlns:w16sdtdh="http://schemas.microsoft.com/office/word/2020/wordml/sdtdatahash" xmlns:w16sdtfl="http://schemas.microsoft.com/office/word/2024/wordml/sdtformatlock" xmlns:w16se="http://schemas.microsoft.com/office/word/2015/wordml/symex" xmlns:wpg="http://schemas.microsoft.com/office/word/2010/wordprocessingGroup" xmlns:wpi="http://schemas.microsoft.com/office/word/2010/wordprocessingInk" xmlns:wne="http://schemas.microsoft.com/office/word/2006/wordml" xmlns:wps="http://schemas.microsoft.com/office/word/2010/wordprocessingShape" mc:Ignorable="w14 w15 w16se w16cid w16 w16cex w16sdtdh w16sdtfl w16du wp14">
   <w:p>
     <w:pPr>
-      <w:rPr/>
+      <w:jc w:val="center"/>
     </w:pPr>
-    <w:r>
-      <w:rPr>
-        <w:rtl w:val="0"/>
-      </w:rPr>
-    </w:r>
   </w:p>
 </w:ftr>
 </file>
 
-<file path=word/footer2.xml><?xml version="1.0" encoding="utf-8"?>
-<w:ftr xmlns:mc="http://schemas.openxmlformats.org/markup-compatibility/2006" xmlns:o="urn:schemas-microsoft-com:office:office" xmlns:r="http://schemas.openxmlformats.org/officeDocument/2006/relationships" xmlns:m="http://schemas.openxmlformats.org/officeDocument/2006/math" xmlns:v="urn:schemas-microsoft-com:vml" xmlns:wp="http://schemas.openxmlformats.org/drawingml/2006/wordprocessingDrawing" xmlns:w10="urn:schemas-microsoft-com:office:word" xmlns:w="http://schemas.openxmlformats.org/wordprocessingml/2006/main" xmlns:wne="http://schemas.microsoft.com/office/word/2006/wordml" xmlns:sl="http://schemas.openxmlformats.org/schemaLibrary/2006/main" xmlns:a="http://schemas.openxmlformats.org/drawingml/2006/main" xmlns:pic="http://schemas.openxmlformats.org/drawingml/2006/picture" xmlns:c="http://schemas.openxmlformats.org/drawingml/2006/chart" xmlns:lc="http://schemas.openxmlformats.org/drawingml/2006/lockedCanvas" xmlns:dgm="http://schemas.openxmlformats.org/drawingml/2006/diagram" xmlns:wps="http://schemas.microsoft.com/office/word/2010/wordprocessingShape" xmlns:wpg="http://schemas.microsoft.com/office/word/2010/wordprocessingGroup" xmlns:w14="http://schemas.microsoft.com/office/word/2010/wordml" xmlns:w15="http://schemas.microsoft.com/office/word/2012/wordml" xmlns:w16="http://schemas.microsoft.com/office/word/2018/wordml" xmlns:w16cex="http://schemas.microsoft.com/office/word/2018/wordml/cex" xmlns:w16cid="http://schemas.microsoft.com/office/word/2016/wordml/cid" xmlns="http://schemas.microsoft.com/office/tasks/2019/documenttasks" xmlns:cr="http://schemas.microsoft.com/office/comments/2020/reactions">
-  <w:p>
-    <w:pPr>
-      <w:jc w:val="center"/>
-      <w:rPr/>
-    </w:pPr>
-    <w:r>
-      <w:rPr>
-        <w:rtl w:val="0"/>
-      </w:rPr>
-    </w:r>
-  </w:p>
-</w:ftr>
+<file path=word/footnotes.xml><?xml version="1.0" encoding="utf-8"?>
+<w:footnotes xmlns:wpc="http://schemas.microsoft.com/office/word/2010/wordprocessingCanvas" xmlns:cx="http://schemas.microsoft.com/office/drawing/2014/chartex" xmlns:cx1="http://schemas.microsoft.com/office/drawing/2015/9/8/chartex" xmlns:cx2="http://schemas.microsoft.com/office/drawing/2015/10/21/chartex" xmlns:cx3="http://schemas.microsoft.com/office/drawing/2016/5/9/chartex" xmlns:cx4="http://schemas.microsoft.com/office/drawing/2016/5/10/chartex" xmlns:cx5="http://schemas.microsoft.com/office/drawing/2016/5/11/chartex" xmlns:cx6="http://schemas.microsoft.com/office/drawing/2016/5/12/chartex" xmlns:cx7="http://schemas.microsoft.com/office/drawing/2016/5/13/chartex" xmlns:cx8="http://schemas.microsoft.com/office/drawing/2016/5/14/chartex" xmlns:mc="http://schemas.openxmlformats.org/markup-compatibility/2006" xmlns:aink="http://schemas.microsoft.com/office/drawing/2016/ink" xmlns:am3d="http://schemas.microsoft.com/office/drawing/2017/model3d" xmlns:o="urn:schemas-microsoft-com:office:office" xmlns:oel="http://schemas.microsoft.com/office/2019/extlst" xmlns:r="http://schemas.openxmlformats.org/officeDocument/2006/relationships" xmlns:m="http://schemas.openxmlformats.org/officeDocument/2006/math" xmlns:v="urn:schemas-microsoft-com:vml" xmlns:wp14="http://schemas.microsoft.com/office/word/2010/wordprocessingDrawing" xmlns:wp="http://schemas.openxmlformats.org/drawingml/2006/wordprocessingDrawing" xmlns:w10="urn:schemas-microsoft-com:office:word" xmlns:w="http://schemas.openxmlformats.org/wordprocessingml/2006/main" xmlns:w14="http://schemas.microsoft.com/office/word/2010/wordml" xmlns:w15="http://schemas.microsoft.com/office/word/2012/wordml" xmlns:w16cex="http://schemas.microsoft.com/office/word/2018/wordml/cex" xmlns:w16cid="http://schemas.microsoft.com/office/word/2016/wordml/cid" xmlns:w16="http://schemas.microsoft.com/office/word/2018/wordml" xmlns:w16du="http://schemas.microsoft.com/office/word/2023/wordml/word16du" xmlns:w16sdtdh="http://schemas.microsoft.com/office/word/2020/wordml/sdtdatahash" xmlns:w16sdtfl="http://schemas.microsoft.com/office/word/2024/wordml/sdtformatlock" xmlns:w16se="http://schemas.microsoft.com/office/word/2015/wordml/symex" xmlns:wpg="http://schemas.microsoft.com/office/word/2010/wordprocessingGroup" xmlns:wpi="http://schemas.microsoft.com/office/word/2010/wordprocessingInk" xmlns:wne="http://schemas.microsoft.com/office/word/2006/wordml" xmlns:wps="http://schemas.microsoft.com/office/word/2010/wordprocessingShape" mc:Ignorable="w14 w15 w16se w16cid w16 w16cex w16sdtdh w16sdtfl w16du wp14">
+  <w:footnote w:type="separator" w:id="-1">
+    <w:p>
+      <w:pPr>
+        <w:spacing w:after="0" w:line="240" w:lineRule="auto"/>
+      </w:pPr>
+      <w:r>
+        <w:separator/>
+      </w:r>
+    </w:p>
+  </w:footnote>
+  <w:footnote w:type="continuationSeparator" w:id="0">
+    <w:p>
+      <w:pPr>
+        <w:spacing w:after="0" w:line="240" w:lineRule="auto"/>
+      </w:pPr>
+      <w:r>
+        <w:continuationSeparator/>
+      </w:r>
+    </w:p>
+  </w:footnote>
+</w:footnotes>
 </file>
 
 <file path=word/header1.xml><?xml version="1.0" encoding="utf-8"?>
-<w:hdr xmlns:mc="http://schemas.openxmlformats.org/markup-compatibility/2006" xmlns:o="urn:schemas-microsoft-com:office:office" xmlns:r="http://schemas.openxmlformats.org/officeDocument/2006/relationships" xmlns:m="http://schemas.openxmlformats.org/officeDocument/2006/math" xmlns:v="urn:schemas-microsoft-com:vml" xmlns:wp="http://schemas.openxmlformats.org/drawingml/2006/wordprocessingDrawing" xmlns:w10="urn:schemas-microsoft-com:office:word" xmlns:w="http://schemas.openxmlformats.org/wordprocessingml/2006/main" xmlns:wne="http://schemas.microsoft.com/office/word/2006/wordml" xmlns:sl="http://schemas.openxmlformats.org/schemaLibrary/2006/main" xmlns:a="http://schemas.openxmlformats.org/drawingml/2006/main" xmlns:pic="http://schemas.openxmlformats.org/drawingml/2006/picture" xmlns:c="http://schemas.openxmlformats.org/drawingml/2006/chart" xmlns:lc="http://schemas.openxmlformats.org/drawingml/2006/lockedCanvas" xmlns:dgm="http://schemas.openxmlformats.org/drawingml/2006/diagram" xmlns:wps="http://schemas.microsoft.com/office/word/2010/wordprocessingShape" xmlns:wpg="http://schemas.microsoft.com/office/word/2010/wordprocessingGroup" xmlns:w14="http://schemas.microsoft.com/office/word/2010/wordml" xmlns:w15="http://schemas.microsoft.com/office/word/2012/wordml" xmlns:w16="http://schemas.microsoft.com/office/word/2018/wordml" xmlns:w16cex="http://schemas.microsoft.com/office/word/2018/wordml/cex" xmlns:w16cid="http://schemas.microsoft.com/office/word/2016/wordml/cid" xmlns="http://schemas.microsoft.com/office/tasks/2019/documenttasks" xmlns:cr="http://schemas.microsoft.com/office/comments/2020/reactions">
+<w:hdr xmlns:wpc="http://schemas.microsoft.com/office/word/2010/wordprocessingCanvas" xmlns:cx="http://schemas.microsoft.com/office/drawing/2014/chartex" xmlns:cx1="http://schemas.microsoft.com/office/drawing/2015/9/8/chartex" xmlns:cx2="http://schemas.microsoft.com/office/drawing/2015/10/21/chartex" xmlns:cx3="http://schemas.microsoft.com/office/drawing/2016/5/9/chartex" xmlns:cx4="http://schemas.microsoft.com/office/drawing/2016/5/10/chartex" xmlns:cx5="http://schemas.microsoft.com/office/drawing/2016/5/11/chartex" xmlns:cx6="http://schemas.microsoft.com/office/drawing/2016/5/12/chartex" xmlns:cx7="http://schemas.microsoft.com/office/drawing/2016/5/13/chartex" xmlns:cx8="http://schemas.microsoft.com/office/drawing/2016/5/14/chartex" xmlns:mc="http://schemas.openxmlformats.org/markup-compatibility/2006" xmlns:aink="http://schemas.microsoft.com/office/drawing/2016/ink" xmlns:am3d="http://schemas.microsoft.com/office/drawing/2017/model3d" xmlns:o="urn:schemas-microsoft-com:office:office" xmlns:oel="http://schemas.microsoft.com/office/2019/extlst" xmlns:r="http://schemas.openxmlformats.org/officeDocument/2006/relationships" xmlns:m="http://schemas.openxmlformats.org/officeDocument/2006/math" xmlns:v="urn:schemas-microsoft-com:vml" xmlns:wp14="http://schemas.microsoft.com/office/word/2010/wordprocessingDrawing" xmlns:wp="http://schemas.openxmlformats.org/drawingml/2006/wordprocessingDrawing" xmlns:w10="urn:schemas-microsoft-com:office:word" xmlns:w="http://schemas.openxmlformats.org/wordprocessingml/2006/main" xmlns:w14="http://schemas.microsoft.com/office/word/2010/wordml" xmlns:w15="http://schemas.microsoft.com/office/word/2012/wordml" xmlns:w16cex="http://schemas.microsoft.com/office/word/2018/wordml/cex" xmlns:w16cid="http://schemas.microsoft.com/office/word/2016/wordml/cid" xmlns:w16="http://schemas.microsoft.com/office/word/2018/wordml" xmlns:w16du="http://schemas.microsoft.com/office/word/2023/wordml/word16du" xmlns:w16sdtdh="http://schemas.microsoft.com/office/word/2020/wordml/sdtdatahash" xmlns:w16sdtfl="http://schemas.microsoft.com/office/word/2024/wordml/sdtformatlock" xmlns:w16se="http://schemas.microsoft.com/office/word/2015/wordml/symex" xmlns:wpg="http://schemas.microsoft.com/office/word/2010/wordprocessingGroup" xmlns:wpi="http://schemas.microsoft.com/office/word/2010/wordprocessingInk" xmlns:wne="http://schemas.microsoft.com/office/word/2006/wordml" xmlns:wps="http://schemas.microsoft.com/office/word/2010/wordprocessingShape" mc:Ignorable="w14 w15 w16se w16cid w16 w16cex w16sdtdh w16sdtfl w16du wp14">
   <w:p>
     <w:pPr>
-      <w:keepNext w:val="0"/>
-      <w:keepLines w:val="0"/>
-      <w:pageBreakBefore w:val="0"/>
-      <w:widowControl w:val="1"/>
       <w:pBdr>
-        <w:top w:space="0" w:sz="0" w:val="nil"/>
-        <w:left w:space="0" w:sz="0" w:val="nil"/>
-        <w:bottom w:space="0" w:sz="0" w:val="nil"/>
-        <w:right w:space="0" w:sz="0" w:val="nil"/>
-        <w:between w:space="0" w:sz="0" w:val="nil"/>
+        <w:top w:val="nil"/>
+        <w:left w:val="nil"/>
+        <w:bottom w:val="nil"/>
+        <w:right w:val="nil"/>
+        <w:between w:val="nil"/>
       </w:pBdr>
-      <w:shd w:fill="auto" w:val="clear"/>
       <w:tabs>
-        <w:tab w:val="center" w:leader="none" w:pos="4680"/>
-        <w:tab w:val="right" w:leader="none" w:pos="9360"/>
+        <w:tab w:val="center" w:pos="4680"/>
+        <w:tab w:val="right" w:pos="9360"/>
       </w:tabs>
-      <w:spacing w:after="0" w:before="0" w:line="240" w:lineRule="auto"/>
-      <w:ind w:left="0" w:right="0" w:firstLine="0"/>
+      <w:spacing w:after="0" w:line="240" w:lineRule="auto"/>
       <w:jc w:val="center"/>
       <w:rPr>
-        <w:rFonts w:ascii="Calibri" w:cs="Calibri" w:eastAsia="Calibri" w:hAnsi="Calibri"/>
-        <w:b w:val="0"/>
-        <w:bCs w:val="0"/>
-        <w:i w:val="0"/>
-        <w:iCs w:val="0"/>
-        <w:smallCaps w:val="0"/>
-        <w:strike w:val="0"/>
         <w:color w:val="000000"/>
-        <w:sz w:val="22"/>
-        <w:szCs w:val="22"/>
-        <w:u w:val="none"/>
-        <w:shd w:fill="auto" w:val="clear"/>
-        <w:vertAlign w:val="baseline"/>
       </w:rPr>
     </w:pPr>
-    <w:r>
-      <w:rPr>
-        <w:rtl w:val="0"/>
-      </w:rPr>
-    </w:r>
   </w:p>
 </w:hdr>
 </file>
 
 <file path=word/header2.xml><?xml version="1.0" encoding="utf-8"?>
-<w:hdr xmlns:mc="http://schemas.openxmlformats.org/markup-compatibility/2006" xmlns:o="urn:schemas-microsoft-com:office:office" xmlns:r="http://schemas.openxmlformats.org/officeDocument/2006/relationships" xmlns:m="http://schemas.openxmlformats.org/officeDocument/2006/math" xmlns:v="urn:schemas-microsoft-com:vml" xmlns:wp="http://schemas.openxmlformats.org/drawingml/2006/wordprocessingDrawing" xmlns:w10="urn:schemas-microsoft-com:office:word" xmlns:w="http://schemas.openxmlformats.org/wordprocessingml/2006/main" xmlns:wne="http://schemas.microsoft.com/office/word/2006/wordml" xmlns:sl="http://schemas.openxmlformats.org/schemaLibrary/2006/main" xmlns:a="http://schemas.openxmlformats.org/drawingml/2006/main" xmlns:pic="http://schemas.openxmlformats.org/drawingml/2006/picture" xmlns:c="http://schemas.openxmlformats.org/drawingml/2006/chart" xmlns:lc="http://schemas.openxmlformats.org/drawingml/2006/lockedCanvas" xmlns:dgm="http://schemas.openxmlformats.org/drawingml/2006/diagram" xmlns:wps="http://schemas.microsoft.com/office/word/2010/wordprocessingShape" xmlns:wpg="http://schemas.microsoft.com/office/word/2010/wordprocessingGroup" xmlns:w14="http://schemas.microsoft.com/office/word/2010/wordml" xmlns:w15="http://schemas.microsoft.com/office/word/2012/wordml" xmlns:w16="http://schemas.microsoft.com/office/word/2018/wordml" xmlns:w16cex="http://schemas.microsoft.com/office/word/2018/wordml/cex" xmlns:w16cid="http://schemas.microsoft.com/office/word/2016/wordml/cid" xmlns="http://schemas.microsoft.com/office/tasks/2019/documenttasks" xmlns:cr="http://schemas.microsoft.com/office/comments/2020/reactions">
-  <w:p>
-    <w:pPr>
-      <w:rPr/>
-    </w:pPr>
-    <w:r>
-      <w:rPr>
-        <w:rtl w:val="0"/>
-      </w:rPr>
-    </w:r>
-  </w:p>
+<w:hdr xmlns:wpc="http://schemas.microsoft.com/office/word/2010/wordprocessingCanvas" xmlns:cx="http://schemas.microsoft.com/office/drawing/2014/chartex" xmlns:cx1="http://schemas.microsoft.com/office/drawing/2015/9/8/chartex" xmlns:cx2="http://schemas.microsoft.com/office/drawing/2015/10/21/chartex" xmlns:cx3="http://schemas.microsoft.com/office/drawing/2016/5/9/chartex" xmlns:cx4="http://schemas.microsoft.com/office/drawing/2016/5/10/chartex" xmlns:cx5="http://schemas.microsoft.com/office/drawing/2016/5/11/chartex" xmlns:cx6="http://schemas.microsoft.com/office/drawing/2016/5/12/chartex" xmlns:cx7="http://schemas.microsoft.com/office/drawing/2016/5/13/chartex" xmlns:cx8="http://schemas.microsoft.com/office/drawing/2016/5/14/chartex" xmlns:mc="http://schemas.openxmlformats.org/markup-compatibility/2006" xmlns:aink="http://schemas.microsoft.com/office/drawing/2016/ink" xmlns:am3d="http://schemas.microsoft.com/office/drawing/2017/model3d" xmlns:o="urn:schemas-microsoft-com:office:office" xmlns:oel="http://schemas.microsoft.com/office/2019/extlst" xmlns:r="http://schemas.openxmlformats.org/officeDocument/2006/relationships" xmlns:m="http://schemas.openxmlformats.org/officeDocument/2006/math" xmlns:v="urn:schemas-microsoft-com:vml" xmlns:wp14="http://schemas.microsoft.com/office/word/2010/wordprocessingDrawing" xmlns:wp="http://schemas.openxmlformats.org/drawingml/2006/wordprocessingDrawing" xmlns:w10="urn:schemas-microsoft-com:office:word" xmlns:w="http://schemas.openxmlformats.org/wordprocessingml/2006/main" xmlns:w14="http://schemas.microsoft.com/office/word/2010/wordml" xmlns:w15="http://schemas.microsoft.com/office/word/2012/wordml" xmlns:w16cex="http://schemas.microsoft.com/office/word/2018/wordml/cex" xmlns:w16cid="http://schemas.microsoft.com/office/word/2016/wordml/cid" xmlns:w16="http://schemas.microsoft.com/office/word/2018/wordml" xmlns:w16du="http://schemas.microsoft.com/office/word/2023/wordml/word16du" xmlns:w16sdtdh="http://schemas.microsoft.com/office/word/2020/wordml/sdtdatahash" xmlns:w16sdtfl="http://schemas.microsoft.com/office/word/2024/wordml/sdtformatlock" xmlns:w16se="http://schemas.microsoft.com/office/word/2015/wordml/symex" xmlns:wpg="http://schemas.microsoft.com/office/word/2010/wordprocessingGroup" xmlns:wpi="http://schemas.microsoft.com/office/word/2010/wordprocessingInk" xmlns:wne="http://schemas.microsoft.com/office/word/2006/wordml" xmlns:wps="http://schemas.microsoft.com/office/word/2010/wordprocessingShape" mc:Ignorable="w14 w15 w16se w16cid w16 w16cex w16sdtdh w16sdtfl w16du wp14">
+  <w:p/>
 </w:hdr>
 </file>
 
 <file path=word/numbering.xml><?xml version="1.0" encoding="utf-8"?>
-<w:numbering xmlns:mc="http://schemas.openxmlformats.org/markup-compatibility/2006" xmlns:o="urn:schemas-microsoft-com:office:office" xmlns:r="http://schemas.openxmlformats.org/officeDocument/2006/relationships" xmlns:m="http://schemas.openxmlformats.org/officeDocument/2006/math" xmlns:v="urn:schemas-microsoft-com:vml" xmlns:wp="http://schemas.openxmlformats.org/drawingml/2006/wordprocessingDrawing" xmlns:w10="urn:schemas-microsoft-com:office:word" xmlns:w="http://schemas.openxmlformats.org/wordprocessingml/2006/main" xmlns:wne="http://schemas.microsoft.com/office/word/2006/wordml" xmlns:sl="http://schemas.openxmlformats.org/schemaLibrary/2006/main" xmlns:a="http://schemas.openxmlformats.org/drawingml/2006/main" xmlns:pic="http://schemas.openxmlformats.org/drawingml/2006/picture" xmlns:c="http://schemas.openxmlformats.org/drawingml/2006/chart" xmlns:lc="http://schemas.openxmlformats.org/drawingml/2006/lockedCanvas" xmlns:dgm="http://schemas.openxmlformats.org/drawingml/2006/diagram" xmlns:wps="http://schemas.microsoft.com/office/word/2010/wordprocessingShape" xmlns:wpg="http://schemas.microsoft.com/office/word/2010/wordprocessingGroup" xmlns:w14="http://schemas.microsoft.com/office/word/2010/wordml" xmlns:w15="http://schemas.microsoft.com/office/word/2012/wordml" xmlns:w16="http://schemas.microsoft.com/office/word/2018/wordml" xmlns:w16cex="http://schemas.microsoft.com/office/word/2018/wordml/cex" xmlns:w16cid="http://schemas.microsoft.com/office/word/2016/wordml/cid" xmlns="http://schemas.microsoft.com/office/tasks/2019/documenttasks" xmlns:cr="http://schemas.microsoft.com/office/comments/2020/reactions">
-  <w:abstractNum w:abstractNumId="1">
+<w:numbering xmlns:wpc="http://schemas.microsoft.com/office/word/2010/wordprocessingCanvas" xmlns:cx="http://schemas.microsoft.com/office/drawing/2014/chartex" xmlns:cx1="http://schemas.microsoft.com/office/drawing/2015/9/8/chartex" xmlns:cx2="http://schemas.microsoft.com/office/drawing/2015/10/21/chartex" xmlns:cx3="http://schemas.microsoft.com/office/drawing/2016/5/9/chartex" xmlns:cx4="http://schemas.microsoft.com/office/drawing/2016/5/10/chartex" xmlns:cx5="http://schemas.microsoft.com/office/drawing/2016/5/11/chartex" xmlns:cx6="http://schemas.microsoft.com/office/drawing/2016/5/12/chartex" xmlns:cx7="http://schemas.microsoft.com/office/drawing/2016/5/13/chartex" xmlns:cx8="http://schemas.microsoft.com/office/drawing/2016/5/14/chartex" xmlns:mc="http://schemas.openxmlformats.org/markup-compatibility/2006" xmlns:aink="http://schemas.microsoft.com/office/drawing/2016/ink" xmlns:am3d="http://schemas.microsoft.com/office/drawing/2017/model3d" xmlns:o="urn:schemas-microsoft-com:office:office" xmlns:oel="http://schemas.microsoft.com/office/2019/extlst" xmlns:r="http://schemas.openxmlformats.org/officeDocument/2006/relationships" xmlns:m="http://schemas.openxmlformats.org/officeDocument/2006/math" xmlns:v="urn:schemas-microsoft-com:vml" xmlns:wp14="http://schemas.microsoft.com/office/word/2010/wordprocessingDrawing" xmlns:wp="http://schemas.openxmlformats.org/drawingml/2006/wordprocessingDrawing" xmlns:w10="urn:schemas-microsoft-com:office:word" xmlns:w="http://schemas.openxmlformats.org/wordprocessingml/2006/main" xmlns:w14="http://schemas.microsoft.com/office/word/2010/wordml" xmlns:w15="http://schemas.microsoft.com/office/word/2012/wordml" xmlns:w16cex="http://schemas.microsoft.com/office/word/2018/wordml/cex" xmlns:w16cid="http://schemas.microsoft.com/office/word/2016/wordml/cid" xmlns:w16="http://schemas.microsoft.com/office/word/2018/wordml" xmlns:w16du="http://schemas.microsoft.com/office/word/2023/wordml/word16du" xmlns:w16sdtdh="http://schemas.microsoft.com/office/word/2020/wordml/sdtdatahash" xmlns:w16sdtfl="http://schemas.microsoft.com/office/word/2024/wordml/sdtformatlock" xmlns:w16se="http://schemas.microsoft.com/office/word/2015/wordml/symex" xmlns:wpg="http://schemas.microsoft.com/office/word/2010/wordprocessingGroup" xmlns:wpi="http://schemas.microsoft.com/office/word/2010/wordprocessingInk" xmlns:wne="http://schemas.microsoft.com/office/word/2006/wordml" xmlns:wps="http://schemas.microsoft.com/office/word/2010/wordprocessingShape" mc:Ignorable="w14 w15 w16se w16cid w16 w16cex w16sdtdh w16sdtfl w16du wp14">
+  <w:abstractNum w:abstractNumId="0" w15:restartNumberingAfterBreak="0">
+    <w:nsid w:val="18344B46"/>
+    <w:multiLevelType w:val="multilevel"/>
+    <w:tmpl w:val="E4E2594A"/>
     <w:lvl w:ilvl="0">
       <w:start w:val="1"/>
       <w:numFmt w:val="decimal"/>
@@ -2457,7 +2292,7 @@
       <w:start w:val="1"/>
       <w:numFmt w:val="lowerRoman"/>
       <w:lvlText w:val="%3."/>
-      <w:lvlJc w:val="left"/>
+      <w:lvlJc w:val="right"/>
       <w:pPr>
         <w:ind w:left="2160" w:hanging="360"/>
       </w:pPr>
@@ -2493,7 +2328,7 @@
       <w:start w:val="1"/>
       <w:numFmt w:val="lowerRoman"/>
       <w:lvlText w:val="%6."/>
-      <w:lvlJc w:val="left"/>
+      <w:lvlJc w:val="right"/>
       <w:pPr>
         <w:ind w:left="4320" w:hanging="360"/>
       </w:pPr>
@@ -2529,7 +2364,7 @@
       <w:start w:val="1"/>
       <w:numFmt w:val="lowerRoman"/>
       <w:lvlText w:val="%9."/>
-      <w:lvlJc w:val="left"/>
+      <w:lvlJc w:val="right"/>
       <w:pPr>
         <w:ind w:left="6480" w:hanging="360"/>
       </w:pPr>
@@ -2538,7 +2373,10 @@
       </w:rPr>
     </w:lvl>
   </w:abstractNum>
-  <w:abstractNum w:abstractNumId="2">
+  <w:abstractNum w:abstractNumId="1" w15:restartNumberingAfterBreak="0">
+    <w:nsid w:val="1E2E0BA4"/>
+    <w:multiLevelType w:val="multilevel"/>
+    <w:tmpl w:val="87368988"/>
     <w:lvl w:ilvl="0">
       <w:start w:val="1"/>
       <w:numFmt w:val="decimal"/>
@@ -2567,7 +2405,7 @@
       <w:start w:val="1"/>
       <w:numFmt w:val="lowerRoman"/>
       <w:lvlText w:val="%3."/>
-      <w:lvlJc w:val="right"/>
+      <w:lvlJc w:val="left"/>
       <w:pPr>
         <w:ind w:left="2160" w:hanging="360"/>
       </w:pPr>
@@ -2603,7 +2441,7 @@
       <w:start w:val="1"/>
       <w:numFmt w:val="lowerRoman"/>
       <w:lvlText w:val="%6."/>
-      <w:lvlJc w:val="right"/>
+      <w:lvlJc w:val="left"/>
       <w:pPr>
         <w:ind w:left="4320" w:hanging="360"/>
       </w:pPr>
@@ -2639,7 +2477,7 @@
       <w:start w:val="1"/>
       <w:numFmt w:val="lowerRoman"/>
       <w:lvlText w:val="%9."/>
-      <w:lvlJc w:val="right"/>
+      <w:lvlJc w:val="left"/>
       <w:pPr>
         <w:ind w:left="6480" w:hanging="360"/>
       </w:pPr>
@@ -2648,7 +2486,10 @@
       </w:rPr>
     </w:lvl>
   </w:abstractNum>
-  <w:abstractNum w:abstractNumId="3">
+  <w:abstractNum w:abstractNumId="2" w15:restartNumberingAfterBreak="0">
+    <w:nsid w:val="36896E81"/>
+    <w:multiLevelType w:val="multilevel"/>
+    <w:tmpl w:val="59962E8A"/>
     <w:lvl w:ilvl="0">
       <w:start w:val="1"/>
       <w:numFmt w:val="bullet"/>
@@ -2758,7 +2599,10 @@
       </w:rPr>
     </w:lvl>
   </w:abstractNum>
-  <w:abstractNum w:abstractNumId="4">
+  <w:abstractNum w:abstractNumId="3" w15:restartNumberingAfterBreak="0">
+    <w:nsid w:val="6335225B"/>
+    <w:multiLevelType w:val="multilevel"/>
+    <w:tmpl w:val="910E5BE6"/>
     <w:lvl w:ilvl="0">
       <w:start w:val="1"/>
       <w:numFmt w:val="decimal"/>
@@ -2868,30 +2712,30 @@
       </w:rPr>
     </w:lvl>
   </w:abstractNum>
-  <w:num w:numId="1">
+  <w:num w:numId="1" w16cid:durableId="526138688">
     <w:abstractNumId w:val="1"/>
   </w:num>
-  <w:num w:numId="2">
+  <w:num w:numId="2" w16cid:durableId="1929387392">
+    <w:abstractNumId w:val="0"/>
+  </w:num>
+  <w:num w:numId="3" w16cid:durableId="1915703609">
     <w:abstractNumId w:val="2"/>
   </w:num>
-  <w:num w:numId="3">
+  <w:num w:numId="4" w16cid:durableId="1178276670">
     <w:abstractNumId w:val="3"/>
-  </w:num>
-  <w:num w:numId="4">
-    <w:abstractNumId w:val="4"/>
   </w:num>
 </w:numbering>
 </file>
 
 <file path=word/styles.xml><?xml version="1.0" encoding="utf-8"?>
-<w:styles xmlns:mc="http://schemas.openxmlformats.org/markup-compatibility/2006" xmlns:o="urn:schemas-microsoft-com:office:office" xmlns:r="http://schemas.openxmlformats.org/officeDocument/2006/relationships" xmlns:m="http://schemas.openxmlformats.org/officeDocument/2006/math" xmlns:v="urn:schemas-microsoft-com:vml" xmlns:wp="http://schemas.openxmlformats.org/drawingml/2006/wordprocessingDrawing" xmlns:w10="urn:schemas-microsoft-com:office:word" xmlns:w="http://schemas.openxmlformats.org/wordprocessingml/2006/main" xmlns:wne="http://schemas.microsoft.com/office/word/2006/wordml" xmlns:sl="http://schemas.openxmlformats.org/schemaLibrary/2006/main" xmlns:a="http://schemas.openxmlformats.org/drawingml/2006/main" xmlns:pic="http://schemas.openxmlformats.org/drawingml/2006/picture" xmlns:c="http://schemas.openxmlformats.org/drawingml/2006/chart" xmlns:lc="http://schemas.openxmlformats.org/drawingml/2006/lockedCanvas" xmlns:dgm="http://schemas.openxmlformats.org/drawingml/2006/diagram" xmlns:wps="http://schemas.microsoft.com/office/word/2010/wordprocessingShape" xmlns:wpg="http://schemas.microsoft.com/office/word/2010/wordprocessingGroup" xmlns:w14="http://schemas.microsoft.com/office/word/2010/wordml" xmlns:w15="http://schemas.microsoft.com/office/word/2012/wordml" xmlns:w16="http://schemas.microsoft.com/office/word/2018/wordml" xmlns:w16cex="http://schemas.microsoft.com/office/word/2018/wordml/cex" xmlns:w16cid="http://schemas.microsoft.com/office/word/2016/wordml/cid" xmlns="http://schemas.microsoft.com/office/tasks/2019/documenttasks" xmlns:cr="http://schemas.microsoft.com/office/comments/2020/reactions">
+<w:styles xmlns:mc="http://schemas.openxmlformats.org/markup-compatibility/2006" xmlns:r="http://schemas.openxmlformats.org/officeDocument/2006/relationships" xmlns:w="http://schemas.openxmlformats.org/wordprocessingml/2006/main" xmlns:w14="http://schemas.microsoft.com/office/word/2010/wordml" xmlns:w15="http://schemas.microsoft.com/office/word/2012/wordml" xmlns:w16cex="http://schemas.microsoft.com/office/word/2018/wordml/cex" xmlns:w16cid="http://schemas.microsoft.com/office/word/2016/wordml/cid" xmlns:w16="http://schemas.microsoft.com/office/word/2018/wordml" xmlns:w16du="http://schemas.microsoft.com/office/word/2023/wordml/word16du" xmlns:w16sdtdh="http://schemas.microsoft.com/office/word/2020/wordml/sdtdatahash" xmlns:w16sdtfl="http://schemas.microsoft.com/office/word/2024/wordml/sdtformatlock" xmlns:w16se="http://schemas.microsoft.com/office/word/2015/wordml/symex" mc:Ignorable="w14 w15 w16se w16cid w16 w16cex w16sdtdh w16sdtfl w16du">
   <w:docDefaults>
     <w:rPrDefault>
       <w:rPr>
-        <w:rFonts w:ascii="Calibri" w:cs="Calibri" w:eastAsia="Calibri" w:hAnsi="Calibri"/>
+        <w:rFonts w:ascii="Calibri" w:eastAsia="Calibri" w:hAnsi="Calibri" w:cs="Calibri"/>
         <w:sz w:val="22"/>
         <w:szCs w:val="22"/>
-        <w:lang w:val="en-US"/>
+        <w:lang w:val="en-US" w:eastAsia="en-US" w:bidi="ar-SA"/>
       </w:rPr>
     </w:rPrDefault>
     <w:pPrDefault>
@@ -2900,32 +2744,402 @@
       </w:pPr>
     </w:pPrDefault>
   </w:docDefaults>
-  <w:style w:type="table" w:styleId="TableNormal" w:default="1">
-    <w:name w:val="TableNormal"/>
-    <w:tblPr>
-      <w:tblCellMar>
-        <w:top w:w="100.0" w:type="dxa"/>
-        <w:left w:w="100.0" w:type="dxa"/>
-        <w:bottom w:w="100.0" w:type="dxa"/>
-        <w:right w:w="100.0" w:type="dxa"/>
-      </w:tblCellMar>
-    </w:tblPr>
-  </w:style>
-  <w:style w:type="paragraph" w:styleId="Normal" w:default="1">
-    <w:name w:val="normal"/>
+  <w:latentStyles w:defLockedState="0" w:defUIPriority="99" w:defSemiHidden="0" w:defUnhideWhenUsed="0" w:defQFormat="0" w:count="376">
+    <w:lsdException w:name="Normal" w:uiPriority="0" w:qFormat="1"/>
+    <w:lsdException w:name="heading 1" w:uiPriority="9" w:qFormat="1"/>
+    <w:lsdException w:name="heading 2" w:semiHidden="1" w:uiPriority="9" w:unhideWhenUsed="1" w:qFormat="1"/>
+    <w:lsdException w:name="heading 3" w:semiHidden="1" w:uiPriority="9" w:unhideWhenUsed="1" w:qFormat="1"/>
+    <w:lsdException w:name="heading 4" w:semiHidden="1" w:uiPriority="9" w:unhideWhenUsed="1" w:qFormat="1"/>
+    <w:lsdException w:name="heading 5" w:semiHidden="1" w:uiPriority="9" w:unhideWhenUsed="1" w:qFormat="1"/>
+    <w:lsdException w:name="heading 6" w:semiHidden="1" w:uiPriority="9" w:unhideWhenUsed="1" w:qFormat="1"/>
+    <w:lsdException w:name="heading 7" w:semiHidden="1" w:uiPriority="9" w:unhideWhenUsed="1" w:qFormat="1"/>
+    <w:lsdException w:name="heading 8" w:semiHidden="1" w:uiPriority="9" w:unhideWhenUsed="1" w:qFormat="1"/>
+    <w:lsdException w:name="heading 9" w:semiHidden="1" w:uiPriority="9" w:unhideWhenUsed="1" w:qFormat="1"/>
+    <w:lsdException w:name="index 1" w:semiHidden="1" w:unhideWhenUsed="1"/>
+    <w:lsdException w:name="index 2" w:semiHidden="1" w:unhideWhenUsed="1"/>
+    <w:lsdException w:name="index 3" w:semiHidden="1" w:unhideWhenUsed="1"/>
+    <w:lsdException w:name="index 4" w:semiHidden="1" w:unhideWhenUsed="1"/>
+    <w:lsdException w:name="index 5" w:semiHidden="1" w:unhideWhenUsed="1"/>
+    <w:lsdException w:name="index 6" w:semiHidden="1" w:unhideWhenUsed="1"/>
+    <w:lsdException w:name="index 7" w:semiHidden="1" w:unhideWhenUsed="1"/>
+    <w:lsdException w:name="index 8" w:semiHidden="1" w:unhideWhenUsed="1"/>
+    <w:lsdException w:name="index 9" w:semiHidden="1" w:unhideWhenUsed="1"/>
+    <w:lsdException w:name="toc 1" w:semiHidden="1" w:uiPriority="39" w:unhideWhenUsed="1"/>
+    <w:lsdException w:name="toc 2" w:semiHidden="1" w:uiPriority="39" w:unhideWhenUsed="1"/>
+    <w:lsdException w:name="toc 3" w:semiHidden="1" w:uiPriority="39" w:unhideWhenUsed="1"/>
+    <w:lsdException w:name="toc 4" w:semiHidden="1" w:uiPriority="39" w:unhideWhenUsed="1"/>
+    <w:lsdException w:name="toc 5" w:semiHidden="1" w:uiPriority="39" w:unhideWhenUsed="1"/>
+    <w:lsdException w:name="toc 6" w:semiHidden="1" w:uiPriority="39" w:unhideWhenUsed="1"/>
+    <w:lsdException w:name="toc 7" w:semiHidden="1" w:uiPriority="39" w:unhideWhenUsed="1"/>
+    <w:lsdException w:name="toc 8" w:semiHidden="1" w:uiPriority="39" w:unhideWhenUsed="1"/>
+    <w:lsdException w:name="toc 9" w:semiHidden="1" w:uiPriority="39" w:unhideWhenUsed="1"/>
+    <w:lsdException w:name="Normal Indent" w:semiHidden="1" w:unhideWhenUsed="1"/>
+    <w:lsdException w:name="footnote text" w:semiHidden="1" w:unhideWhenUsed="1"/>
+    <w:lsdException w:name="annotation text" w:semiHidden="1" w:unhideWhenUsed="1"/>
+    <w:lsdException w:name="header" w:semiHidden="1" w:unhideWhenUsed="1"/>
+    <w:lsdException w:name="footer" w:semiHidden="1" w:unhideWhenUsed="1"/>
+    <w:lsdException w:name="index heading" w:semiHidden="1" w:unhideWhenUsed="1"/>
+    <w:lsdException w:name="caption" w:semiHidden="1" w:uiPriority="35" w:unhideWhenUsed="1" w:qFormat="1"/>
+    <w:lsdException w:name="table of figures" w:semiHidden="1" w:unhideWhenUsed="1"/>
+    <w:lsdException w:name="envelope address" w:semiHidden="1" w:unhideWhenUsed="1"/>
+    <w:lsdException w:name="envelope return" w:semiHidden="1" w:unhideWhenUsed="1"/>
+    <w:lsdException w:name="footnote reference" w:semiHidden="1" w:unhideWhenUsed="1"/>
+    <w:lsdException w:name="annotation reference" w:semiHidden="1" w:unhideWhenUsed="1"/>
+    <w:lsdException w:name="line number" w:semiHidden="1" w:unhideWhenUsed="1"/>
+    <w:lsdException w:name="page number" w:semiHidden="1" w:unhideWhenUsed="1"/>
+    <w:lsdException w:name="endnote reference" w:semiHidden="1" w:unhideWhenUsed="1"/>
+    <w:lsdException w:name="endnote text" w:semiHidden="1" w:unhideWhenUsed="1"/>
+    <w:lsdException w:name="table of authorities" w:semiHidden="1" w:unhideWhenUsed="1"/>
+    <w:lsdException w:name="macro" w:semiHidden="1" w:unhideWhenUsed="1"/>
+    <w:lsdException w:name="toa heading" w:semiHidden="1" w:unhideWhenUsed="1"/>
+    <w:lsdException w:name="List" w:semiHidden="1" w:unhideWhenUsed="1"/>
+    <w:lsdException w:name="List Bullet" w:semiHidden="1" w:unhideWhenUsed="1"/>
+    <w:lsdException w:name="List Number" w:semiHidden="1" w:unhideWhenUsed="1"/>
+    <w:lsdException w:name="List 2" w:semiHidden="1" w:unhideWhenUsed="1"/>
+    <w:lsdException w:name="List 3" w:semiHidden="1" w:unhideWhenUsed="1"/>
+    <w:lsdException w:name="List 4" w:semiHidden="1" w:unhideWhenUsed="1"/>
+    <w:lsdException w:name="List 5" w:semiHidden="1" w:unhideWhenUsed="1"/>
+    <w:lsdException w:name="List Bullet 2" w:semiHidden="1" w:unhideWhenUsed="1"/>
+    <w:lsdException w:name="List Bullet 3" w:semiHidden="1" w:unhideWhenUsed="1"/>
+    <w:lsdException w:name="List Bullet 4" w:semiHidden="1" w:unhideWhenUsed="1"/>
+    <w:lsdException w:name="List Bullet 5" w:semiHidden="1" w:unhideWhenUsed="1"/>
+    <w:lsdException w:name="List Number 2" w:semiHidden="1" w:unhideWhenUsed="1"/>
+    <w:lsdException w:name="List Number 3" w:semiHidden="1" w:unhideWhenUsed="1"/>
+    <w:lsdException w:name="List Number 4" w:semiHidden="1" w:unhideWhenUsed="1"/>
+    <w:lsdException w:name="List Number 5" w:semiHidden="1" w:unhideWhenUsed="1"/>
+    <w:lsdException w:name="Title" w:uiPriority="10" w:qFormat="1"/>
+    <w:lsdException w:name="Closing" w:semiHidden="1" w:unhideWhenUsed="1"/>
+    <w:lsdException w:name="Signature" w:semiHidden="1" w:unhideWhenUsed="1"/>
+    <w:lsdException w:name="Default Paragraph Font" w:semiHidden="1" w:uiPriority="1" w:unhideWhenUsed="1"/>
+    <w:lsdException w:name="Body Text" w:semiHidden="1" w:unhideWhenUsed="1"/>
+    <w:lsdException w:name="Body Text Indent" w:semiHidden="1" w:unhideWhenUsed="1"/>
+    <w:lsdException w:name="List Continue" w:semiHidden="1" w:unhideWhenUsed="1"/>
+    <w:lsdException w:name="List Continue 2" w:semiHidden="1" w:unhideWhenUsed="1"/>
+    <w:lsdException w:name="List Continue 3" w:semiHidden="1" w:unhideWhenUsed="1"/>
+    <w:lsdException w:name="List Continue 4" w:semiHidden="1" w:unhideWhenUsed="1"/>
+    <w:lsdException w:name="List Continue 5" w:semiHidden="1" w:unhideWhenUsed="1"/>
+    <w:lsdException w:name="Message Header" w:semiHidden="1" w:unhideWhenUsed="1"/>
+    <w:lsdException w:name="Subtitle" w:uiPriority="11" w:qFormat="1"/>
+    <w:lsdException w:name="Salutation" w:semiHidden="1" w:unhideWhenUsed="1"/>
+    <w:lsdException w:name="Date" w:semiHidden="1" w:unhideWhenUsed="1"/>
+    <w:lsdException w:name="Body Text First Indent" w:semiHidden="1" w:unhideWhenUsed="1"/>
+    <w:lsdException w:name="Body Text First Indent 2" w:semiHidden="1" w:unhideWhenUsed="1"/>
+    <w:lsdException w:name="Note Heading" w:semiHidden="1" w:unhideWhenUsed="1"/>
+    <w:lsdException w:name="Body Text 2" w:semiHidden="1" w:unhideWhenUsed="1"/>
+    <w:lsdException w:name="Body Text 3" w:semiHidden="1" w:unhideWhenUsed="1"/>
+    <w:lsdException w:name="Body Text Indent 2" w:semiHidden="1" w:unhideWhenUsed="1"/>
+    <w:lsdException w:name="Body Text Indent 3" w:semiHidden="1" w:unhideWhenUsed="1"/>
+    <w:lsdException w:name="Block Text" w:semiHidden="1" w:unhideWhenUsed="1"/>
+    <w:lsdException w:name="Hyperlink" w:semiHidden="1" w:unhideWhenUsed="1"/>
+    <w:lsdException w:name="FollowedHyperlink" w:semiHidden="1" w:unhideWhenUsed="1"/>
+    <w:lsdException w:name="Strong" w:uiPriority="22" w:qFormat="1"/>
+    <w:lsdException w:name="Emphasis" w:uiPriority="20" w:qFormat="1"/>
+    <w:lsdException w:name="Document Map" w:semiHidden="1" w:unhideWhenUsed="1"/>
+    <w:lsdException w:name="Plain Text" w:semiHidden="1" w:unhideWhenUsed="1"/>
+    <w:lsdException w:name="E-mail Signature" w:semiHidden="1" w:unhideWhenUsed="1"/>
+    <w:lsdException w:name="HTML Top of Form" w:semiHidden="1" w:unhideWhenUsed="1"/>
+    <w:lsdException w:name="HTML Bottom of Form" w:semiHidden="1" w:unhideWhenUsed="1"/>
+    <w:lsdException w:name="Normal (Web)" w:semiHidden="1" w:unhideWhenUsed="1"/>
+    <w:lsdException w:name="HTML Acronym" w:semiHidden="1" w:unhideWhenUsed="1"/>
+    <w:lsdException w:name="HTML Address" w:semiHidden="1" w:unhideWhenUsed="1"/>
+    <w:lsdException w:name="HTML Cite" w:semiHidden="1" w:unhideWhenUsed="1"/>
+    <w:lsdException w:name="HTML Code" w:semiHidden="1" w:unhideWhenUsed="1"/>
+    <w:lsdException w:name="HTML Definition" w:semiHidden="1" w:unhideWhenUsed="1"/>
+    <w:lsdException w:name="HTML Keyboard" w:semiHidden="1" w:unhideWhenUsed="1"/>
+    <w:lsdException w:name="HTML Preformatted" w:semiHidden="1" w:unhideWhenUsed="1"/>
+    <w:lsdException w:name="HTML Sample" w:semiHidden="1" w:unhideWhenUsed="1"/>
+    <w:lsdException w:name="HTML Typewriter" w:semiHidden="1" w:unhideWhenUsed="1"/>
+    <w:lsdException w:name="HTML Variable" w:semiHidden="1" w:unhideWhenUsed="1"/>
+    <w:lsdException w:name="Normal Table" w:semiHidden="1" w:unhideWhenUsed="1"/>
+    <w:lsdException w:name="annotation subject" w:semiHidden="1" w:unhideWhenUsed="1"/>
+    <w:lsdException w:name="No List" w:semiHidden="1" w:unhideWhenUsed="1"/>
+    <w:lsdException w:name="Outline List 1" w:semiHidden="1" w:unhideWhenUsed="1"/>
+    <w:lsdException w:name="Outline List 2" w:semiHidden="1" w:unhideWhenUsed="1"/>
+    <w:lsdException w:name="Outline List 3" w:semiHidden="1" w:unhideWhenUsed="1"/>
+    <w:lsdException w:name="Table Simple 1" w:semiHidden="1" w:unhideWhenUsed="1"/>
+    <w:lsdException w:name="Table Simple 2" w:semiHidden="1" w:unhideWhenUsed="1"/>
+    <w:lsdException w:name="Table Simple 3" w:semiHidden="1" w:unhideWhenUsed="1"/>
+    <w:lsdException w:name="Table Classic 1" w:semiHidden="1" w:unhideWhenUsed="1"/>
+    <w:lsdException w:name="Table Classic 2" w:semiHidden="1" w:unhideWhenUsed="1"/>
+    <w:lsdException w:name="Table Classic 3" w:semiHidden="1" w:unhideWhenUsed="1"/>
+    <w:lsdException w:name="Table Classic 4" w:semiHidden="1" w:unhideWhenUsed="1"/>
+    <w:lsdException w:name="Table Colorful 1" w:semiHidden="1" w:unhideWhenUsed="1"/>
+    <w:lsdException w:name="Table Colorful 2" w:semiHidden="1" w:unhideWhenUsed="1"/>
+    <w:lsdException w:name="Table Colorful 3" w:semiHidden="1" w:unhideWhenUsed="1"/>
+    <w:lsdException w:name="Table Columns 1" w:semiHidden="1" w:unhideWhenUsed="1"/>
+    <w:lsdException w:name="Table Columns 2" w:semiHidden="1" w:unhideWhenUsed="1"/>
+    <w:lsdException w:name="Table Columns 3" w:semiHidden="1" w:unhideWhenUsed="1"/>
+    <w:lsdException w:name="Table Columns 4" w:semiHidden="1" w:unhideWhenUsed="1"/>
+    <w:lsdException w:name="Table Columns 5" w:semiHidden="1" w:unhideWhenUsed="1"/>
+    <w:lsdException w:name="Table Grid 1" w:semiHidden="1" w:unhideWhenUsed="1"/>
+    <w:lsdException w:name="Table Grid 2" w:semiHidden="1" w:unhideWhenUsed="1"/>
+    <w:lsdException w:name="Table Grid 3" w:semiHidden="1" w:unhideWhenUsed="1"/>
+    <w:lsdException w:name="Table Grid 4" w:semiHidden="1" w:unhideWhenUsed="1"/>
+    <w:lsdException w:name="Table Grid 5" w:semiHidden="1" w:unhideWhenUsed="1"/>
+    <w:lsdException w:name="Table Grid 6" w:semiHidden="1" w:unhideWhenUsed="1"/>
+    <w:lsdException w:name="Table Grid 7" w:semiHidden="1" w:unhideWhenUsed="1"/>
+    <w:lsdException w:name="Table Grid 8" w:semiHidden="1" w:unhideWhenUsed="1"/>
+    <w:lsdException w:name="Table List 1" w:semiHidden="1" w:unhideWhenUsed="1"/>
+    <w:lsdException w:name="Table List 2" w:semiHidden="1" w:unhideWhenUsed="1"/>
+    <w:lsdException w:name="Table List 3" w:semiHidden="1" w:unhideWhenUsed="1"/>
+    <w:lsdException w:name="Table List 4" w:semiHidden="1" w:unhideWhenUsed="1"/>
+    <w:lsdException w:name="Table List 5" w:semiHidden="1" w:unhideWhenUsed="1"/>
+    <w:lsdException w:name="Table List 6" w:semiHidden="1" w:unhideWhenUsed="1"/>
+    <w:lsdException w:name="Table List 7" w:semiHidden="1" w:unhideWhenUsed="1"/>
+    <w:lsdException w:name="Table List 8" w:semiHidden="1" w:unhideWhenUsed="1"/>
+    <w:lsdException w:name="Table 3D effects 1" w:semiHidden="1" w:unhideWhenUsed="1"/>
+    <w:lsdException w:name="Table 3D effects 2" w:semiHidden="1" w:unhideWhenUsed="1"/>
+    <w:lsdException w:name="Table 3D effects 3" w:semiHidden="1" w:unhideWhenUsed="1"/>
+    <w:lsdException w:name="Table Contemporary" w:semiHidden="1" w:unhideWhenUsed="1"/>
+    <w:lsdException w:name="Table Elegant" w:semiHidden="1" w:unhideWhenUsed="1"/>
+    <w:lsdException w:name="Table Professional" w:semiHidden="1" w:unhideWhenUsed="1"/>
+    <w:lsdException w:name="Table Subtle 1" w:semiHidden="1" w:unhideWhenUsed="1"/>
+    <w:lsdException w:name="Table Subtle 2" w:semiHidden="1" w:unhideWhenUsed="1"/>
+    <w:lsdException w:name="Table Web 1" w:semiHidden="1" w:unhideWhenUsed="1"/>
+    <w:lsdException w:name="Table Web 2" w:semiHidden="1" w:unhideWhenUsed="1"/>
+    <w:lsdException w:name="Table Web 3" w:semiHidden="1" w:unhideWhenUsed="1"/>
+    <w:lsdException w:name="Balloon Text" w:semiHidden="1" w:unhideWhenUsed="1"/>
+    <w:lsdException w:name="Table Grid" w:uiPriority="39"/>
+    <w:lsdException w:name="Table Theme" w:semiHidden="1" w:unhideWhenUsed="1"/>
+    <w:lsdException w:name="Placeholder Text" w:semiHidden="1"/>
+    <w:lsdException w:name="No Spacing" w:uiPriority="1" w:qFormat="1"/>
+    <w:lsdException w:name="Light Shading" w:uiPriority="60"/>
+    <w:lsdException w:name="Light List" w:uiPriority="61"/>
+    <w:lsdException w:name="Light Grid" w:uiPriority="62"/>
+    <w:lsdException w:name="Medium Shading 1" w:uiPriority="63"/>
+    <w:lsdException w:name="Medium Shading 2" w:uiPriority="64"/>
+    <w:lsdException w:name="Medium List 1" w:uiPriority="65"/>
+    <w:lsdException w:name="Medium List 2" w:uiPriority="66"/>
+    <w:lsdException w:name="Medium Grid 1" w:uiPriority="67"/>
+    <w:lsdException w:name="Medium Grid 2" w:uiPriority="68"/>
+    <w:lsdException w:name="Medium Grid 3" w:uiPriority="69"/>
+    <w:lsdException w:name="Dark List" w:uiPriority="70"/>
+    <w:lsdException w:name="Colorful Shading" w:uiPriority="71"/>
+    <w:lsdException w:name="Colorful List" w:uiPriority="72"/>
+    <w:lsdException w:name="Colorful Grid" w:uiPriority="73"/>
+    <w:lsdException w:name="Light Shading Accent 1" w:uiPriority="60"/>
+    <w:lsdException w:name="Light List Accent 1" w:uiPriority="61"/>
+    <w:lsdException w:name="Light Grid Accent 1" w:uiPriority="62"/>
+    <w:lsdException w:name="Medium Shading 1 Accent 1" w:uiPriority="63"/>
+    <w:lsdException w:name="Medium Shading 2 Accent 1" w:uiPriority="64"/>
+    <w:lsdException w:name="Medium List 1 Accent 1" w:uiPriority="65"/>
+    <w:lsdException w:name="Revision" w:semiHidden="1"/>
+    <w:lsdException w:name="List Paragraph" w:uiPriority="34" w:qFormat="1"/>
+    <w:lsdException w:name="Quote" w:uiPriority="29" w:qFormat="1"/>
+    <w:lsdException w:name="Intense Quote" w:uiPriority="30" w:qFormat="1"/>
+    <w:lsdException w:name="Medium List 2 Accent 1" w:uiPriority="66"/>
+    <w:lsdException w:name="Medium Grid 1 Accent 1" w:uiPriority="67"/>
+    <w:lsdException w:name="Medium Grid 2 Accent 1" w:uiPriority="68"/>
+    <w:lsdException w:name="Medium Grid 3 Accent 1" w:uiPriority="69"/>
+    <w:lsdException w:name="Dark List Accent 1" w:uiPriority="70"/>
+    <w:lsdException w:name="Colorful Shading Accent 1" w:uiPriority="71"/>
+    <w:lsdException w:name="Colorful List Accent 1" w:uiPriority="72"/>
+    <w:lsdException w:name="Colorful Grid Accent 1" w:uiPriority="73"/>
+    <w:lsdException w:name="Light Shading Accent 2" w:uiPriority="60"/>
+    <w:lsdException w:name="Light List Accent 2" w:uiPriority="61"/>
+    <w:lsdException w:name="Light Grid Accent 2" w:uiPriority="62"/>
+    <w:lsdException w:name="Medium Shading 1 Accent 2" w:uiPriority="63"/>
+    <w:lsdException w:name="Medium Shading 2 Accent 2" w:uiPriority="64"/>
+    <w:lsdException w:name="Medium List 1 Accent 2" w:uiPriority="65"/>
+    <w:lsdException w:name="Medium List 2 Accent 2" w:uiPriority="66"/>
+    <w:lsdException w:name="Medium Grid 1 Accent 2" w:uiPriority="67"/>
+    <w:lsdException w:name="Medium Grid 2 Accent 2" w:uiPriority="68"/>
+    <w:lsdException w:name="Medium Grid 3 Accent 2" w:uiPriority="69"/>
+    <w:lsdException w:name="Dark List Accent 2" w:uiPriority="70"/>
+    <w:lsdException w:name="Colorful Shading Accent 2" w:uiPriority="71"/>
+    <w:lsdException w:name="Colorful List Accent 2" w:uiPriority="72"/>
+    <w:lsdException w:name="Colorful Grid Accent 2" w:uiPriority="73"/>
+    <w:lsdException w:name="Light Shading Accent 3" w:uiPriority="60"/>
+    <w:lsdException w:name="Light List Accent 3" w:uiPriority="61"/>
+    <w:lsdException w:name="Light Grid Accent 3" w:uiPriority="62"/>
+    <w:lsdException w:name="Medium Shading 1 Accent 3" w:uiPriority="63"/>
+    <w:lsdException w:name="Medium Shading 2 Accent 3" w:uiPriority="64"/>
+    <w:lsdException w:name="Medium List 1 Accent 3" w:uiPriority="65"/>
+    <w:lsdException w:name="Medium List 2 Accent 3" w:uiPriority="66"/>
+    <w:lsdException w:name="Medium Grid 1 Accent 3" w:uiPriority="67"/>
+    <w:lsdException w:name="Medium Grid 2 Accent 3" w:uiPriority="68"/>
+    <w:lsdException w:name="Medium Grid 3 Accent 3" w:uiPriority="69"/>
+    <w:lsdException w:name="Dark List Accent 3" w:uiPriority="70"/>
+    <w:lsdException w:name="Colorful Shading Accent 3" w:uiPriority="71"/>
+    <w:lsdException w:name="Colorful List Accent 3" w:uiPriority="72"/>
+    <w:lsdException w:name="Colorful Grid Accent 3" w:uiPriority="73"/>
+    <w:lsdException w:name="Light Shading Accent 4" w:uiPriority="60"/>
+    <w:lsdException w:name="Light List Accent 4" w:uiPriority="61"/>
+    <w:lsdException w:name="Light Grid Accent 4" w:uiPriority="62"/>
+    <w:lsdException w:name="Medium Shading 1 Accent 4" w:uiPriority="63"/>
+    <w:lsdException w:name="Medium Shading 2 Accent 4" w:uiPriority="64"/>
+    <w:lsdException w:name="Medium List 1 Accent 4" w:uiPriority="65"/>
+    <w:lsdException w:name="Medium List 2 Accent 4" w:uiPriority="66"/>
+    <w:lsdException w:name="Medium Grid 1 Accent 4" w:uiPriority="67"/>
+    <w:lsdException w:name="Medium Grid 2 Accent 4" w:uiPriority="68"/>
+    <w:lsdException w:name="Medium Grid 3 Accent 4" w:uiPriority="69"/>
+    <w:lsdException w:name="Dark List Accent 4" w:uiPriority="70"/>
+    <w:lsdException w:name="Colorful Shading Accent 4" w:uiPriority="71"/>
+    <w:lsdException w:name="Colorful List Accent 4" w:uiPriority="72"/>
+    <w:lsdException w:name="Colorful Grid Accent 4" w:uiPriority="73"/>
+    <w:lsdException w:name="Light Shading Accent 5" w:uiPriority="60"/>
+    <w:lsdException w:name="Light List Accent 5" w:uiPriority="61"/>
+    <w:lsdException w:name="Light Grid Accent 5" w:uiPriority="62"/>
+    <w:lsdException w:name="Medium Shading 1 Accent 5" w:uiPriority="63"/>
+    <w:lsdException w:name="Medium Shading 2 Accent 5" w:uiPriority="64"/>
+    <w:lsdException w:name="Medium List 1 Accent 5" w:uiPriority="65"/>
+    <w:lsdException w:name="Medium List 2 Accent 5" w:uiPriority="66"/>
+    <w:lsdException w:name="Medium Grid 1 Accent 5" w:uiPriority="67"/>
+    <w:lsdException w:name="Medium Grid 2 Accent 5" w:uiPriority="68"/>
+    <w:lsdException w:name="Medium Grid 3 Accent 5" w:uiPriority="69"/>
+    <w:lsdException w:name="Dark List Accent 5" w:uiPriority="70"/>
+    <w:lsdException w:name="Colorful Shading Accent 5" w:uiPriority="71"/>
+    <w:lsdException w:name="Colorful List Accent 5" w:uiPriority="72"/>
+    <w:lsdException w:name="Colorful Grid Accent 5" w:uiPriority="73"/>
+    <w:lsdException w:name="Light Shading Accent 6" w:uiPriority="60"/>
+    <w:lsdException w:name="Light List Accent 6" w:uiPriority="61"/>
+    <w:lsdException w:name="Light Grid Accent 6" w:uiPriority="62"/>
+    <w:lsdException w:name="Medium Shading 1 Accent 6" w:uiPriority="63"/>
+    <w:lsdException w:name="Medium Shading 2 Accent 6" w:uiPriority="64"/>
+    <w:lsdException w:name="Medium List 1 Accent 6" w:uiPriority="65"/>
+    <w:lsdException w:name="Medium List 2 Accent 6" w:uiPriority="66"/>
+    <w:lsdException w:name="Medium Grid 1 Accent 6" w:uiPriority="67"/>
+    <w:lsdException w:name="Medium Grid 2 Accent 6" w:uiPriority="68"/>
+    <w:lsdException w:name="Medium Grid 3 Accent 6" w:uiPriority="69"/>
+    <w:lsdException w:name="Dark List Accent 6" w:uiPriority="70"/>
+    <w:lsdException w:name="Colorful Shading Accent 6" w:uiPriority="71"/>
+    <w:lsdException w:name="Colorful List Accent 6" w:uiPriority="72"/>
+    <w:lsdException w:name="Colorful Grid Accent 6" w:uiPriority="73"/>
+    <w:lsdException w:name="Subtle Emphasis" w:uiPriority="19" w:qFormat="1"/>
+    <w:lsdException w:name="Intense Emphasis" w:uiPriority="21" w:qFormat="1"/>
+    <w:lsdException w:name="Subtle Reference" w:uiPriority="31" w:qFormat="1"/>
+    <w:lsdException w:name="Intense Reference" w:uiPriority="32" w:qFormat="1"/>
+    <w:lsdException w:name="Book Title" w:uiPriority="33" w:qFormat="1"/>
+    <w:lsdException w:name="Bibliography" w:semiHidden="1" w:uiPriority="37" w:unhideWhenUsed="1"/>
+    <w:lsdException w:name="TOC Heading" w:semiHidden="1" w:uiPriority="39" w:unhideWhenUsed="1" w:qFormat="1"/>
+    <w:lsdException w:name="Plain Table 1" w:uiPriority="41"/>
+    <w:lsdException w:name="Plain Table 2" w:uiPriority="42"/>
+    <w:lsdException w:name="Plain Table 3" w:uiPriority="43"/>
+    <w:lsdException w:name="Plain Table 4" w:uiPriority="44"/>
+    <w:lsdException w:name="Plain Table 5" w:uiPriority="45"/>
+    <w:lsdException w:name="Grid Table Light" w:uiPriority="40"/>
+    <w:lsdException w:name="Grid Table 1 Light" w:uiPriority="46"/>
+    <w:lsdException w:name="Grid Table 2" w:uiPriority="47"/>
+    <w:lsdException w:name="Grid Table 3" w:uiPriority="48"/>
+    <w:lsdException w:name="Grid Table 4" w:uiPriority="49"/>
+    <w:lsdException w:name="Grid Table 5 Dark" w:uiPriority="50"/>
+    <w:lsdException w:name="Grid Table 6 Colorful" w:uiPriority="51"/>
+    <w:lsdException w:name="Grid Table 7 Colorful" w:uiPriority="52"/>
+    <w:lsdException w:name="Grid Table 1 Light Accent 1" w:uiPriority="46"/>
+    <w:lsdException w:name="Grid Table 2 Accent 1" w:uiPriority="47"/>
+    <w:lsdException w:name="Grid Table 3 Accent 1" w:uiPriority="48"/>
+    <w:lsdException w:name="Grid Table 4 Accent 1" w:uiPriority="49"/>
+    <w:lsdException w:name="Grid Table 5 Dark Accent 1" w:uiPriority="50"/>
+    <w:lsdException w:name="Grid Table 6 Colorful Accent 1" w:uiPriority="51"/>
+    <w:lsdException w:name="Grid Table 7 Colorful Accent 1" w:uiPriority="52"/>
+    <w:lsdException w:name="Grid Table 1 Light Accent 2" w:uiPriority="46"/>
+    <w:lsdException w:name="Grid Table 2 Accent 2" w:uiPriority="47"/>
+    <w:lsdException w:name="Grid Table 3 Accent 2" w:uiPriority="48"/>
+    <w:lsdException w:name="Grid Table 4 Accent 2" w:uiPriority="49"/>
+    <w:lsdException w:name="Grid Table 5 Dark Accent 2" w:uiPriority="50"/>
+    <w:lsdException w:name="Grid Table 6 Colorful Accent 2" w:uiPriority="51"/>
+    <w:lsdException w:name="Grid Table 7 Colorful Accent 2" w:uiPriority="52"/>
+    <w:lsdException w:name="Grid Table 1 Light Accent 3" w:uiPriority="46"/>
+    <w:lsdException w:name="Grid Table 2 Accent 3" w:uiPriority="47"/>
+    <w:lsdException w:name="Grid Table 3 Accent 3" w:uiPriority="48"/>
+    <w:lsdException w:name="Grid Table 4 Accent 3" w:uiPriority="49"/>
+    <w:lsdException w:name="Grid Table 5 Dark Accent 3" w:uiPriority="50"/>
+    <w:lsdException w:name="Grid Table 6 Colorful Accent 3" w:uiPriority="51"/>
+    <w:lsdException w:name="Grid Table 7 Colorful Accent 3" w:uiPriority="52"/>
+    <w:lsdException w:name="Grid Table 1 Light Accent 4" w:uiPriority="46"/>
+    <w:lsdException w:name="Grid Table 2 Accent 4" w:uiPriority="47"/>
+    <w:lsdException w:name="Grid Table 3 Accent 4" w:uiPriority="48"/>
+    <w:lsdException w:name="Grid Table 4 Accent 4" w:uiPriority="49"/>
+    <w:lsdException w:name="Grid Table 5 Dark Accent 4" w:uiPriority="50"/>
+    <w:lsdException w:name="Grid Table 6 Colorful Accent 4" w:uiPriority="51"/>
+    <w:lsdException w:name="Grid Table 7 Colorful Accent 4" w:uiPriority="52"/>
+    <w:lsdException w:name="Grid Table 1 Light Accent 5" w:uiPriority="46"/>
+    <w:lsdException w:name="Grid Table 2 Accent 5" w:uiPriority="47"/>
+    <w:lsdException w:name="Grid Table 3 Accent 5" w:uiPriority="48"/>
+    <w:lsdException w:name="Grid Table 4 Accent 5" w:uiPriority="49"/>
+    <w:lsdException w:name="Grid Table 5 Dark Accent 5" w:uiPriority="50"/>
+    <w:lsdException w:name="Grid Table 6 Colorful Accent 5" w:uiPriority="51"/>
+    <w:lsdException w:name="Grid Table 7 Colorful Accent 5" w:uiPriority="52"/>
+    <w:lsdException w:name="Grid Table 1 Light Accent 6" w:uiPriority="46"/>
+    <w:lsdException w:name="Grid Table 2 Accent 6" w:uiPriority="47"/>
+    <w:lsdException w:name="Grid Table 3 Accent 6" w:uiPriority="48"/>
+    <w:lsdException w:name="Grid Table 4 Accent 6" w:uiPriority="49"/>
+    <w:lsdException w:name="Grid Table 5 Dark Accent 6" w:uiPriority="50"/>
+    <w:lsdException w:name="Grid Table 6 Colorful Accent 6" w:uiPriority="51"/>
+    <w:lsdException w:name="Grid Table 7 Colorful Accent 6" w:uiPriority="52"/>
+    <w:lsdException w:name="List Table 1 Light" w:uiPriority="46"/>
+    <w:lsdException w:name="List Table 2" w:uiPriority="47"/>
+    <w:lsdException w:name="List Table 3" w:uiPriority="48"/>
+    <w:lsdException w:name="List Table 4" w:uiPriority="49"/>
+    <w:lsdException w:name="List Table 5 Dark" w:uiPriority="50"/>
+    <w:lsdException w:name="List Table 6 Colorful" w:uiPriority="51"/>
+    <w:lsdException w:name="List Table 7 Colorful" w:uiPriority="52"/>
+    <w:lsdException w:name="List Table 1 Light Accent 1" w:uiPriority="46"/>
+    <w:lsdException w:name="List Table 2 Accent 1" w:uiPriority="47"/>
+    <w:lsdException w:name="List Table 3 Accent 1" w:uiPriority="48"/>
+    <w:lsdException w:name="List Table 4 Accent 1" w:uiPriority="49"/>
+    <w:lsdException w:name="List Table 5 Dark Accent 1" w:uiPriority="50"/>
+    <w:lsdException w:name="List Table 6 Colorful Accent 1" w:uiPriority="51"/>
+    <w:lsdException w:name="List Table 7 Colorful Accent 1" w:uiPriority="52"/>
+    <w:lsdException w:name="List Table 1 Light Accent 2" w:uiPriority="46"/>
+    <w:lsdException w:name="List Table 2 Accent 2" w:uiPriority="47"/>
+    <w:lsdException w:name="List Table 3 Accent 2" w:uiPriority="48"/>
+    <w:lsdException w:name="List Table 4 Accent 2" w:uiPriority="49"/>
+    <w:lsdException w:name="List Table 5 Dark Accent 2" w:uiPriority="50"/>
+    <w:lsdException w:name="List Table 6 Colorful Accent 2" w:uiPriority="51"/>
+    <w:lsdException w:name="List Table 7 Colorful Accent 2" w:uiPriority="52"/>
+    <w:lsdException w:name="List Table 1 Light Accent 3" w:uiPriority="46"/>
+    <w:lsdException w:name="List Table 2 Accent 3" w:uiPriority="47"/>
+    <w:lsdException w:name="List Table 3 Accent 3" w:uiPriority="48"/>
+    <w:lsdException w:name="List Table 4 Accent 3" w:uiPriority="49"/>
+    <w:lsdException w:name="List Table 5 Dark Accent 3" w:uiPriority="50"/>
+    <w:lsdException w:name="List Table 6 Colorful Accent 3" w:uiPriority="51"/>
+    <w:lsdException w:name="List Table 7 Colorful Accent 3" w:uiPriority="52"/>
+    <w:lsdException w:name="List Table 1 Light Accent 4" w:uiPriority="46"/>
+    <w:lsdException w:name="List Table 2 Accent 4" w:uiPriority="47"/>
+    <w:lsdException w:name="List Table 3 Accent 4" w:uiPriority="48"/>
+    <w:lsdException w:name="List Table 4 Accent 4" w:uiPriority="49"/>
+    <w:lsdException w:name="List Table 5 Dark Accent 4" w:uiPriority="50"/>
+    <w:lsdException w:name="List Table 6 Colorful Accent 4" w:uiPriority="51"/>
+    <w:lsdException w:name="List Table 7 Colorful Accent 4" w:uiPriority="52"/>
+    <w:lsdException w:name="List Table 1 Light Accent 5" w:uiPriority="46"/>
+    <w:lsdException w:name="List Table 2 Accent 5" w:uiPriority="47"/>
+    <w:lsdException w:name="List Table 3 Accent 5" w:uiPriority="48"/>
+    <w:lsdException w:name="List Table 4 Accent 5" w:uiPriority="49"/>
+    <w:lsdException w:name="List Table 5 Dark Accent 5" w:uiPriority="50"/>
+    <w:lsdException w:name="List Table 6 Colorful Accent 5" w:uiPriority="51"/>
+    <w:lsdException w:name="List Table 7 Colorful Accent 5" w:uiPriority="52"/>
+    <w:lsdException w:name="List Table 1 Light Accent 6" w:uiPriority="46"/>
+    <w:lsdException w:name="List Table 2 Accent 6" w:uiPriority="47"/>
+    <w:lsdException w:name="List Table 3 Accent 6" w:uiPriority="48"/>
+    <w:lsdException w:name="List Table 4 Accent 6" w:uiPriority="49"/>
+    <w:lsdException w:name="List Table 5 Dark Accent 6" w:uiPriority="50"/>
+    <w:lsdException w:name="List Table 6 Colorful Accent 6" w:uiPriority="51"/>
+    <w:lsdException w:name="List Table 7 Colorful Accent 6" w:uiPriority="52"/>
+    <w:lsdException w:name="Mention" w:semiHidden="1" w:unhideWhenUsed="1"/>
+    <w:lsdException w:name="Smart Hyperlink" w:semiHidden="1" w:unhideWhenUsed="1"/>
+    <w:lsdException w:name="Hashtag" w:semiHidden="1" w:unhideWhenUsed="1"/>
+    <w:lsdException w:name="Unresolved Mention" w:semiHidden="1" w:unhideWhenUsed="1"/>
+    <w:lsdException w:name="Smart Link" w:semiHidden="1" w:unhideWhenUsed="1"/>
+  </w:latentStyles>
+  <w:style w:type="paragraph" w:default="1" w:styleId="Normal">
+    <w:name w:val="Normal"/>
+    <w:qFormat/>
   </w:style>
   <w:style w:type="paragraph" w:styleId="Heading1">
     <w:name w:val="heading 1"/>
     <w:basedOn w:val="Normal"/>
     <w:next w:val="Normal"/>
+    <w:uiPriority w:val="9"/>
+    <w:qFormat/>
     <w:pPr>
-      <w:keepNext w:val="1"/>
-      <w:keepLines w:val="1"/>
-      <w:spacing w:after="0" w:before="240" w:lineRule="auto"/>
+      <w:keepNext/>
+      <w:keepLines/>
+      <w:spacing w:before="240" w:after="0"/>
+      <w:outlineLvl w:val="0"/>
     </w:pPr>
     <w:rPr>
-      <w:rFonts w:ascii="Calibri" w:cs="Calibri" w:eastAsia="Calibri" w:hAnsi="Calibri"/>
-      <w:color w:val="2e75b5"/>
+      <w:color w:val="2E75B5"/>
       <w:sz w:val="32"/>
       <w:szCs w:val="32"/>
     </w:rPr>
@@ -2934,14 +3148,17 @@
     <w:name w:val="heading 2"/>
     <w:basedOn w:val="Normal"/>
     <w:next w:val="Normal"/>
+    <w:uiPriority w:val="9"/>
+    <w:unhideWhenUsed/>
+    <w:qFormat/>
     <w:pPr>
-      <w:keepNext w:val="1"/>
-      <w:keepLines w:val="1"/>
-      <w:spacing w:after="0" w:before="40" w:lineRule="auto"/>
+      <w:keepNext/>
+      <w:keepLines/>
+      <w:spacing w:before="40" w:after="0"/>
+      <w:outlineLvl w:val="1"/>
     </w:pPr>
     <w:rPr>
-      <w:rFonts w:ascii="Calibri" w:cs="Calibri" w:eastAsia="Calibri" w:hAnsi="Calibri"/>
-      <w:color w:val="2e75b5"/>
+      <w:color w:val="2E75B5"/>
       <w:sz w:val="26"/>
       <w:szCs w:val="26"/>
     </w:rPr>
@@ -2950,14 +3167,17 @@
     <w:name w:val="heading 3"/>
     <w:basedOn w:val="Normal"/>
     <w:next w:val="Normal"/>
+    <w:uiPriority w:val="9"/>
+    <w:unhideWhenUsed/>
+    <w:qFormat/>
     <w:pPr>
-      <w:keepNext w:val="1"/>
-      <w:keepLines w:val="1"/>
-      <w:spacing w:after="0" w:before="40" w:lineRule="auto"/>
+      <w:keepNext/>
+      <w:keepLines/>
+      <w:spacing w:before="40" w:after="0"/>
+      <w:outlineLvl w:val="2"/>
     </w:pPr>
     <w:rPr>
-      <w:rFonts w:ascii="Calibri" w:cs="Calibri" w:eastAsia="Calibri" w:hAnsi="Calibri"/>
-      <w:color w:val="1e4d78"/>
+      <w:color w:val="1E4D78"/>
       <w:sz w:val="24"/>
       <w:szCs w:val="24"/>
     </w:rPr>
@@ -2966,15 +3186,19 @@
     <w:name w:val="heading 4"/>
     <w:basedOn w:val="Normal"/>
     <w:next w:val="Normal"/>
+    <w:uiPriority w:val="9"/>
+    <w:semiHidden/>
+    <w:unhideWhenUsed/>
+    <w:qFormat/>
     <w:pPr>
-      <w:keepNext w:val="1"/>
-      <w:keepLines w:val="1"/>
-      <w:pageBreakBefore w:val="0"/>
-      <w:spacing w:after="40" w:before="240" w:lineRule="auto"/>
+      <w:keepNext/>
+      <w:keepLines/>
+      <w:spacing w:before="240" w:after="40"/>
+      <w:outlineLvl w:val="3"/>
     </w:pPr>
     <w:rPr>
-      <w:b w:val="1"/>
-      <w:bCs w:val="1"/>
+      <w:b/>
+      <w:bCs/>
       <w:sz w:val="24"/>
       <w:szCs w:val="24"/>
     </w:rPr>
@@ -2983,49 +3207,94 @@
     <w:name w:val="heading 5"/>
     <w:basedOn w:val="Normal"/>
     <w:next w:val="Normal"/>
+    <w:uiPriority w:val="9"/>
+    <w:semiHidden/>
+    <w:unhideWhenUsed/>
+    <w:qFormat/>
     <w:pPr>
-      <w:keepNext w:val="1"/>
-      <w:keepLines w:val="1"/>
-      <w:pageBreakBefore w:val="0"/>
-      <w:spacing w:after="40" w:before="220" w:lineRule="auto"/>
+      <w:keepNext/>
+      <w:keepLines/>
+      <w:spacing w:before="220" w:after="40"/>
+      <w:outlineLvl w:val="4"/>
     </w:pPr>
     <w:rPr>
-      <w:b w:val="1"/>
-      <w:bCs w:val="1"/>
-      <w:sz w:val="22"/>
-      <w:szCs w:val="22"/>
+      <w:b/>
+      <w:bCs/>
     </w:rPr>
   </w:style>
   <w:style w:type="paragraph" w:styleId="Heading6">
     <w:name w:val="heading 6"/>
     <w:basedOn w:val="Normal"/>
     <w:next w:val="Normal"/>
+    <w:uiPriority w:val="9"/>
+    <w:semiHidden/>
+    <w:unhideWhenUsed/>
+    <w:qFormat/>
     <w:pPr>
-      <w:keepNext w:val="1"/>
-      <w:keepLines w:val="1"/>
-      <w:pageBreakBefore w:val="0"/>
-      <w:spacing w:after="40" w:before="200" w:lineRule="auto"/>
+      <w:keepNext/>
+      <w:keepLines/>
+      <w:spacing w:before="200" w:after="40"/>
+      <w:outlineLvl w:val="5"/>
     </w:pPr>
     <w:rPr>
-      <w:b w:val="1"/>
-      <w:bCs w:val="1"/>
+      <w:b/>
+      <w:bCs/>
       <w:sz w:val="20"/>
       <w:szCs w:val="20"/>
     </w:rPr>
+  </w:style>
+  <w:style w:type="character" w:default="1" w:styleId="DefaultParagraphFont">
+    <w:name w:val="Default Paragraph Font"/>
+    <w:uiPriority w:val="1"/>
+    <w:semiHidden/>
+    <w:unhideWhenUsed/>
+  </w:style>
+  <w:style w:type="table" w:default="1" w:styleId="TableNormal">
+    <w:name w:val="Normal Table"/>
+    <w:uiPriority w:val="99"/>
+    <w:semiHidden/>
+    <w:unhideWhenUsed/>
+    <w:tblPr>
+      <w:tblInd w:w="0" w:type="dxa"/>
+      <w:tblCellMar>
+        <w:top w:w="0" w:type="dxa"/>
+        <w:left w:w="108" w:type="dxa"/>
+        <w:bottom w:w="0" w:type="dxa"/>
+        <w:right w:w="108" w:type="dxa"/>
+      </w:tblCellMar>
+    </w:tblPr>
+  </w:style>
+  <w:style w:type="numbering" w:default="1" w:styleId="NoList">
+    <w:name w:val="No List"/>
+    <w:uiPriority w:val="99"/>
+    <w:semiHidden/>
+    <w:unhideWhenUsed/>
+  </w:style>
+  <w:style w:type="table" w:customStyle="1" w:styleId="TableNormal0">
+    <w:name w:val="TableNormal"/>
+    <w:tblPr>
+      <w:tblCellMar>
+        <w:top w:w="100" w:type="dxa"/>
+        <w:left w:w="100" w:type="dxa"/>
+        <w:bottom w:w="100" w:type="dxa"/>
+        <w:right w:w="100" w:type="dxa"/>
+      </w:tblCellMar>
+    </w:tblPr>
   </w:style>
   <w:style w:type="paragraph" w:styleId="Title">
     <w:name w:val="Title"/>
     <w:basedOn w:val="Normal"/>
     <w:next w:val="Normal"/>
+    <w:uiPriority w:val="10"/>
+    <w:qFormat/>
     <w:pPr>
-      <w:keepNext w:val="1"/>
-      <w:keepLines w:val="1"/>
-      <w:pageBreakBefore w:val="0"/>
-      <w:spacing w:after="120" w:before="480" w:lineRule="auto"/>
+      <w:keepNext/>
+      <w:keepLines/>
+      <w:spacing w:before="480" w:after="120"/>
     </w:pPr>
     <w:rPr>
-      <w:b w:val="1"/>
-      <w:bCs w:val="1"/>
+      <w:b/>
+      <w:bCs/>
       <w:sz w:val="72"/>
       <w:szCs w:val="72"/>
     </w:rPr>
@@ -3034,35 +3303,34 @@
     <w:name w:val="Subtitle"/>
     <w:basedOn w:val="Normal"/>
     <w:next w:val="Normal"/>
+    <w:uiPriority w:val="11"/>
+    <w:qFormat/>
     <w:pPr>
-      <w:keepNext w:val="1"/>
-      <w:keepLines w:val="1"/>
-      <w:pageBreakBefore w:val="0"/>
-      <w:spacing w:after="80" w:before="360" w:lineRule="auto"/>
+      <w:keepNext/>
+      <w:keepLines/>
+      <w:spacing w:before="360" w:after="80"/>
     </w:pPr>
     <w:rPr>
-      <w:rFonts w:ascii="Georgia" w:cs="Georgia" w:eastAsia="Georgia" w:hAnsi="Georgia"/>
-      <w:i w:val="1"/>
-      <w:iCs w:val="1"/>
+      <w:rFonts w:ascii="Georgia" w:eastAsia="Georgia" w:hAnsi="Georgia" w:cs="Georgia"/>
+      <w:i/>
+      <w:iCs/>
       <w:color w:val="666666"/>
       <w:sz w:val="48"/>
       <w:szCs w:val="48"/>
     </w:rPr>
   </w:style>
-  <w:style w:type="table" w:styleId="Table1">
-    <w:basedOn w:val="TableNormal"/>
+  <w:style w:type="table" w:customStyle="1" w:styleId="a">
+    <w:basedOn w:val="TableNormal0"/>
     <w:tblPr>
       <w:tblStyleRowBandSize w:val="1"/>
       <w:tblStyleColBandSize w:val="1"/>
-      <w:tblCellMar/>
     </w:tblPr>
   </w:style>
-  <w:style w:type="table" w:styleId="Table2">
-    <w:basedOn w:val="TableNormal"/>
+  <w:style w:type="table" w:customStyle="1" w:styleId="a0">
+    <w:basedOn w:val="TableNormal0"/>
     <w:tblPr>
       <w:tblStyleRowBandSize w:val="1"/>
       <w:tblStyleColBandSize w:val="1"/>
-      <w:tblCellMar/>
     </w:tblPr>
   </w:style>
 </w:styles>
